--- a/ЛР6_ЦП_Канвас_сценарии_релизы/ОТЧЕТ_ЛР6_NotaCode.docx
+++ b/ЛР6_ЦП_Канвас_сценарии_релизы/ОТЧЕТ_ЛР6_NotaCode.docx
@@ -1,13 +1,13 @@
 
 <file path=word/document.xml><?xml version="1.0" encoding="utf-8"?>
-<w:document xmlns:wpc="http://schemas.microsoft.com/office/word/2010/wordprocessingCanvas" xmlns:cx="http://schemas.microsoft.com/office/drawing/2014/chartex" xmlns:cx1="http://schemas.microsoft.com/office/drawing/2015/9/8/chartex" xmlns:cx2="http://schemas.microsoft.com/office/drawing/2015/10/21/chartex" xmlns:cx3="http://schemas.microsoft.com/office/drawing/2016/5/9/chartex" xmlns:cx4="http://schemas.microsoft.com/office/drawing/2016/5/10/chartex" xmlns:cx5="http://schemas.microsoft.com/office/drawing/2016/5/11/chartex" xmlns:cx6="http://schemas.microsoft.com/office/drawing/2016/5/12/chartex" xmlns:cx7="http://schemas.microsoft.com/office/drawing/2016/5/13/chartex" xmlns:cx8="http://schemas.microsoft.com/office/drawing/2016/5/14/chartex" xmlns:mc="http://schemas.openxmlformats.org/markup-compatibility/2006" xmlns:aink="http://schemas.microsoft.com/office/drawing/2016/ink" xmlns:am3d="http://schemas.microsoft.com/office/drawing/2017/model3d" xmlns:o="urn:schemas-microsoft-com:office:office" xmlns:r="http://schemas.openxmlformats.org/officeDocument/2006/relationships" xmlns:m="http://schemas.openxmlformats.org/officeDocument/2006/math" xmlns:v="urn:schemas-microsoft-com:vml" xmlns:wp14="http://schemas.microsoft.com/office/word/2010/wordprocessingDrawing" xmlns:wp="http://schemas.openxmlformats.org/drawingml/2006/wordprocessingDrawing" xmlns:w10="urn:schemas-microsoft-com:office:word" xmlns:w="http://schemas.openxmlformats.org/wordprocessingml/2006/main" xmlns:w14="http://schemas.microsoft.com/office/word/2010/wordml" xmlns:w15="http://schemas.microsoft.com/office/word/2012/wordml" xmlns:w16cex="http://schemas.microsoft.com/office/word/2018/wordml/cex" xmlns:w16cid="http://schemas.microsoft.com/office/word/2016/wordml/cid" xmlns:w16="http://schemas.microsoft.com/office/word/2018/wordml" xmlns:w16sdtdh="http://schemas.microsoft.com/office/word/2020/wordml/sdtdatahash" xmlns:w16se="http://schemas.microsoft.com/office/word/2015/wordml/symex" xmlns:wpg="http://schemas.microsoft.com/office/word/2010/wordprocessingGroup" xmlns:wpi="http://schemas.microsoft.com/office/word/2010/wordprocessingInk" xmlns:wne="http://schemas.microsoft.com/office/word/2006/wordml" xmlns:wps="http://schemas.microsoft.com/office/word/2010/wordprocessingShape" mc:Ignorable="w14 w15 w16se w16cid w16 w16cex w16sdtdh wp14">
+<w:document xmlns:wpc="http://schemas.microsoft.com/office/word/2010/wordprocessingCanvas" xmlns:cx="http://schemas.microsoft.com/office/drawing/2014/chartex" xmlns:cx1="http://schemas.microsoft.com/office/drawing/2015/9/8/chartex" xmlns:cx2="http://schemas.microsoft.com/office/drawing/2015/10/21/chartex" xmlns:cx3="http://schemas.microsoft.com/office/drawing/2016/5/9/chartex" xmlns:cx4="http://schemas.microsoft.com/office/drawing/2016/5/10/chartex" xmlns:cx5="http://schemas.microsoft.com/office/drawing/2016/5/11/chartex" xmlns:cx6="http://schemas.microsoft.com/office/drawing/2016/5/12/chartex" xmlns:cx7="http://schemas.microsoft.com/office/drawing/2016/5/13/chartex" xmlns:cx8="http://schemas.microsoft.com/office/drawing/2016/5/14/chartex" xmlns:mc="http://schemas.openxmlformats.org/markup-compatibility/2006" xmlns:aink="http://schemas.microsoft.com/office/drawing/2016/ink" xmlns:am3d="http://schemas.microsoft.com/office/drawing/2017/model3d" xmlns:o="urn:schemas-microsoft-com:office:office" xmlns:oel="http://schemas.microsoft.com/office/2019/extlst" xmlns:r="http://schemas.openxmlformats.org/officeDocument/2006/relationships" xmlns:m="http://schemas.openxmlformats.org/officeDocument/2006/math" xmlns:v="urn:schemas-microsoft-com:vml" xmlns:wp14="http://schemas.microsoft.com/office/word/2010/wordprocessingDrawing" xmlns:wp="http://schemas.openxmlformats.org/drawingml/2006/wordprocessingDrawing" xmlns:w10="urn:schemas-microsoft-com:office:word" xmlns:w="http://schemas.openxmlformats.org/wordprocessingml/2006/main" xmlns:w14="http://schemas.microsoft.com/office/word/2010/wordml" xmlns:w15="http://schemas.microsoft.com/office/word/2012/wordml" xmlns:w16cex="http://schemas.microsoft.com/office/word/2018/wordml/cex" xmlns:w16cid="http://schemas.microsoft.com/office/word/2016/wordml/cid" xmlns:w16="http://schemas.microsoft.com/office/word/2018/wordml" xmlns:w16du="http://schemas.microsoft.com/office/word/2023/wordml/word16du" xmlns:w16sdtdh="http://schemas.microsoft.com/office/word/2020/wordml/sdtdatahash" xmlns:w16sdtfl="http://schemas.microsoft.com/office/word/2024/wordml/sdtformatlock" xmlns:w16se="http://schemas.microsoft.com/office/word/2015/wordml/symex" xmlns:wpg="http://schemas.microsoft.com/office/word/2010/wordprocessingGroup" xmlns:wpi="http://schemas.microsoft.com/office/word/2010/wordprocessingInk" xmlns:wne="http://schemas.microsoft.com/office/word/2006/wordml" xmlns:wps="http://schemas.microsoft.com/office/word/2010/wordprocessingShape" mc:Ignorable="w14 w15 w16se w16cid w16 w16cex w16sdtdh w16sdtfl w16du wp14">
   <w:body>
     <w:p>
       <w:pPr>
         <w:spacing w:after="0" w:line="360" w:lineRule="exact"/>
         <w:jc w:val="center"/>
       </w:pPr>
-      <w:bookmarkStart w:id="0" w:name="_c98e57e3aab7562f8ff37df70438667d7fa7d52"/>
+      <w:bookmarkStart w:id="0" w:name="ход-работы"/>
       <w:r>
         <w:rPr>
           <w:sz w:val="28"/>
@@ -97,13 +97,7 @@
         <w:rPr>
           <w:sz w:val="28"/>
         </w:rPr>
-        <w:t xml:space="preserve">по </w:t>
-      </w:r>
-      <w:r>
-        <w:rPr>
-          <w:sz w:val="28"/>
-        </w:rPr>
-        <w:t>лабораторной работе №6</w:t>
+        <w:t>по лабораторной работе №6</w:t>
       </w:r>
     </w:p>
     <w:p>
@@ -228,7 +222,7 @@
     </w:p>
     <w:p>
       <w:pPr>
-        <w:pStyle w:val="12"/>
+        <w:pStyle w:val="10"/>
         <w:tabs>
           <w:tab w:val="right" w:leader="dot" w:pos="9345"/>
         </w:tabs>
@@ -245,14 +239,13 @@
       <w:r>
         <w:fldChar w:fldCharType="separate"/>
       </w:r>
-      <w:hyperlink w:anchor="_Toc241857613" w:history="1">
+      <w:hyperlink w:anchor="_Toc241930250" w:history="1">
         <w:r>
           <w:rPr>
-            <w:rStyle w:val="af"/>
-            <w:b/>
+            <w:rStyle w:val="ad"/>
             <w:noProof/>
           </w:rPr>
-          <w:t>1 ЦЕЛЬ РАБОТЫ</w:t>
+          <w:t>2 ХОД РАБОТЫ</w:t>
         </w:r>
         <w:r>
           <w:rPr>
@@ -273,7 +266,7 @@
             <w:noProof/>
             <w:webHidden/>
           </w:rPr>
-          <w:instrText xml:space="preserve"> PAGEREF _Toc241857613 \h </w:instrText>
+          <w:instrText xml:space="preserve"> PAGEREF _Toc241930250 \h </w:instrText>
         </w:r>
         <w:r>
           <w:rPr>
@@ -306,7 +299,7 @@
     </w:p>
     <w:p>
       <w:pPr>
-        <w:pStyle w:val="12"/>
+        <w:pStyle w:val="20"/>
         <w:tabs>
           <w:tab w:val="right" w:leader="dot" w:pos="9345"/>
         </w:tabs>
@@ -314,80 +307,10 @@
           <w:noProof/>
         </w:rPr>
       </w:pPr>
-      <w:hyperlink w:anchor="_Toc241857614" w:history="1">
+      <w:hyperlink w:anchor="_Toc241930251" w:history="1">
         <w:r>
           <w:rPr>
-            <w:rStyle w:val="af"/>
-            <w:b/>
-            <w:noProof/>
-          </w:rPr>
-          <w:t>2 ХОД РАБОТЫ</w:t>
-        </w:r>
-        <w:r>
-          <w:rPr>
-            <w:noProof/>
-            <w:webHidden/>
-          </w:rPr>
-          <w:tab/>
-        </w:r>
-        <w:r>
-          <w:rPr>
-            <w:noProof/>
-            <w:webHidden/>
-          </w:rPr>
-          <w:fldChar w:fldCharType="begin"/>
-        </w:r>
-        <w:r>
-          <w:rPr>
-            <w:noProof/>
-            <w:webHidden/>
-          </w:rPr>
-          <w:instrText xml:space="preserve"> PAGEREF _Toc241857614 \h </w:instrText>
-        </w:r>
-        <w:r>
-          <w:rPr>
-            <w:noProof/>
-            <w:webHidden/>
-          </w:rPr>
-        </w:r>
-        <w:r>
-          <w:rPr>
-            <w:noProof/>
-            <w:webHidden/>
-          </w:rPr>
-          <w:fldChar w:fldCharType="separate"/>
-        </w:r>
-        <w:r>
-          <w:rPr>
-            <w:noProof/>
-            <w:webHidden/>
-          </w:rPr>
-          <w:t>4</w:t>
-        </w:r>
-        <w:r>
-          <w:rPr>
-            <w:noProof/>
-            <w:webHidden/>
-          </w:rPr>
-          <w:fldChar w:fldCharType="end"/>
-        </w:r>
-      </w:hyperlink>
-    </w:p>
-    <w:p>
-      <w:pPr>
-        <w:pStyle w:val="22"/>
-        <w:tabs>
-          <w:tab w:val="right" w:leader="dot" w:pos="9345"/>
-        </w:tabs>
-        <w:rPr>
-          <w:noProof/>
-        </w:rPr>
-      </w:pPr>
-      <w:hyperlink w:anchor="_Toc241857615" w:history="1">
-        <w:r>
-          <w:rPr>
-            <w:rStyle w:val="af"/>
-            <w:b/>
+            <w:rStyle w:val="ad"/>
             <w:noProof/>
           </w:rPr>
           <w:t>2.1 Порядок работы и рабочие книги</w:t>
@@ -411,7 +334,7 @@
             <w:noProof/>
             <w:webHidden/>
           </w:rPr>
-          <w:instrText xml:space="preserve"> PAGEREF _Toc241857615 \h </w:instrText>
+          <w:instrText xml:space="preserve"> PAGEREF _Toc241930251 \h </w:instrText>
         </w:r>
         <w:r>
           <w:rPr>
@@ -431,7 +354,7 @@
             <w:noProof/>
             <w:webHidden/>
           </w:rPr>
-          <w:t>4</w:t>
+          <w:t>3</w:t>
         </w:r>
         <w:r>
           <w:rPr>
@@ -444,7 +367,7 @@
     </w:p>
     <w:p>
       <w:pPr>
-        <w:pStyle w:val="22"/>
+        <w:pStyle w:val="20"/>
         <w:tabs>
           <w:tab w:val="right" w:leader="dot" w:pos="9345"/>
         </w:tabs>
@@ -452,11 +375,10 @@
           <w:noProof/>
         </w:rPr>
       </w:pPr>
-      <w:hyperlink w:anchor="_Toc241857616" w:history="1">
+      <w:hyperlink w:anchor="_Toc241930252" w:history="1">
         <w:r>
           <w:rPr>
-            <w:rStyle w:val="af"/>
-            <w:b/>
+            <w:rStyle w:val="ad"/>
             <w:noProof/>
           </w:rPr>
           <w:t>2.2 Методика 6.1. Ценностное предложение и цифровой товар</w:t>
@@ -480,7 +402,7 @@
             <w:noProof/>
             <w:webHidden/>
           </w:rPr>
-          <w:instrText xml:space="preserve"> PAGEREF _Toc241857616 \h </w:instrText>
+          <w:instrText xml:space="preserve"> PAGEREF _Toc241930252 \h </w:instrText>
         </w:r>
         <w:r>
           <w:rPr>
@@ -500,7 +422,7 @@
             <w:noProof/>
             <w:webHidden/>
           </w:rPr>
-          <w:t>4</w:t>
+          <w:t>3</w:t>
         </w:r>
         <w:r>
           <w:rPr>
@@ -513,7 +435,7 @@
     </w:p>
     <w:p>
       <w:pPr>
-        <w:pStyle w:val="22"/>
+        <w:pStyle w:val="20"/>
         <w:tabs>
           <w:tab w:val="right" w:leader="dot" w:pos="9345"/>
         </w:tabs>
@@ -521,11 +443,10 @@
           <w:noProof/>
         </w:rPr>
       </w:pPr>
-      <w:hyperlink w:anchor="_Toc241857617" w:history="1">
+      <w:hyperlink w:anchor="_Toc241930253" w:history="1">
         <w:r>
           <w:rPr>
-            <w:rStyle w:val="af"/>
-            <w:b/>
+            <w:rStyle w:val="ad"/>
             <w:noProof/>
           </w:rPr>
           <w:t>2.3 Методика 6.2. Бизнес-модель по Канвас</w:t>
@@ -549,7 +470,75 @@
             <w:noProof/>
             <w:webHidden/>
           </w:rPr>
-          <w:instrText xml:space="preserve"> PAGEREF _Toc241857617 \h </w:instrText>
+          <w:instrText xml:space="preserve"> PAGEREF _Toc241930253 \h </w:instrText>
+        </w:r>
+        <w:r>
+          <w:rPr>
+            <w:noProof/>
+            <w:webHidden/>
+          </w:rPr>
+        </w:r>
+        <w:r>
+          <w:rPr>
+            <w:noProof/>
+            <w:webHidden/>
+          </w:rPr>
+          <w:fldChar w:fldCharType="separate"/>
+        </w:r>
+        <w:r>
+          <w:rPr>
+            <w:noProof/>
+            <w:webHidden/>
+          </w:rPr>
+          <w:t>5</w:t>
+        </w:r>
+        <w:r>
+          <w:rPr>
+            <w:noProof/>
+            <w:webHidden/>
+          </w:rPr>
+          <w:fldChar w:fldCharType="end"/>
+        </w:r>
+      </w:hyperlink>
+    </w:p>
+    <w:p>
+      <w:pPr>
+        <w:pStyle w:val="20"/>
+        <w:tabs>
+          <w:tab w:val="right" w:leader="dot" w:pos="9345"/>
+        </w:tabs>
+        <w:rPr>
+          <w:noProof/>
+        </w:rPr>
+      </w:pPr>
+      <w:hyperlink w:anchor="_Toc241930254" w:history="1">
+        <w:r>
+          <w:rPr>
+            <w:rStyle w:val="ad"/>
+            <w:noProof/>
+          </w:rPr>
+          <w:t>2.4 Методика 6.3. Бизнес-логика и пользовательские сценарии</w:t>
+        </w:r>
+        <w:r>
+          <w:rPr>
+            <w:noProof/>
+            <w:webHidden/>
+          </w:rPr>
+          <w:tab/>
+        </w:r>
+        <w:r>
+          <w:rPr>
+            <w:noProof/>
+            <w:webHidden/>
+          </w:rPr>
+          <w:fldChar w:fldCharType="begin"/>
+        </w:r>
+        <w:r>
+          <w:rPr>
+            <w:noProof/>
+            <w:webHidden/>
+          </w:rPr>
+          <w:instrText xml:space="preserve"> PAGEREF _Toc241930254 \h </w:instrText>
         </w:r>
         <w:r>
           <w:rPr>
@@ -582,7 +571,7 @@
     </w:p>
     <w:p>
       <w:pPr>
-        <w:pStyle w:val="22"/>
+        <w:pStyle w:val="20"/>
         <w:tabs>
           <w:tab w:val="right" w:leader="dot" w:pos="9345"/>
         </w:tabs>
@@ -590,80 +579,10 @@
           <w:noProof/>
         </w:rPr>
       </w:pPr>
-      <w:hyperlink w:anchor="_Toc241857618" w:history="1">
+      <w:hyperlink w:anchor="_Toc241930255" w:history="1">
         <w:r>
           <w:rPr>
-            <w:rStyle w:val="af"/>
-            <w:b/>
-            <w:noProof/>
-          </w:rPr>
-          <w:t>2.4 Методика 6.3. Бизнес-логика и пользовательские сценарии</w:t>
-        </w:r>
-        <w:r>
-          <w:rPr>
-            <w:noProof/>
-            <w:webHidden/>
-          </w:rPr>
-          <w:tab/>
-        </w:r>
-        <w:r>
-          <w:rPr>
-            <w:noProof/>
-            <w:webHidden/>
-          </w:rPr>
-          <w:fldChar w:fldCharType="begin"/>
-        </w:r>
-        <w:r>
-          <w:rPr>
-            <w:noProof/>
-            <w:webHidden/>
-          </w:rPr>
-          <w:instrText xml:space="preserve"> PAGEREF _Toc241857618 \h </w:instrText>
-        </w:r>
-        <w:r>
-          <w:rPr>
-            <w:noProof/>
-            <w:webHidden/>
-          </w:rPr>
-        </w:r>
-        <w:r>
-          <w:rPr>
-            <w:noProof/>
-            <w:webHidden/>
-          </w:rPr>
-          <w:fldChar w:fldCharType="separate"/>
-        </w:r>
-        <w:r>
-          <w:rPr>
-            <w:noProof/>
-            <w:webHidden/>
-          </w:rPr>
-          <w:t>7</w:t>
-        </w:r>
-        <w:r>
-          <w:rPr>
-            <w:noProof/>
-            <w:webHidden/>
-          </w:rPr>
-          <w:fldChar w:fldCharType="end"/>
-        </w:r>
-      </w:hyperlink>
-    </w:p>
-    <w:p>
-      <w:pPr>
-        <w:pStyle w:val="22"/>
-        <w:tabs>
-          <w:tab w:val="right" w:leader="dot" w:pos="9345"/>
-        </w:tabs>
-        <w:rPr>
-          <w:noProof/>
-        </w:rPr>
-      </w:pPr>
-      <w:hyperlink w:anchor="_Toc241857619" w:history="1">
-        <w:r>
-          <w:rPr>
-            <w:rStyle w:val="af"/>
-            <w:b/>
+            <w:rStyle w:val="ad"/>
             <w:noProof/>
           </w:rPr>
           <w:t>2.5 Методика 6.4. Страницы и экраны</w:t>
@@ -687,7 +606,7 @@
             <w:noProof/>
             <w:webHidden/>
           </w:rPr>
-          <w:instrText xml:space="preserve"> PAGEREF _Toc241857619 \h </w:instrText>
+          <w:instrText xml:space="preserve"> PAGEREF _Toc241930255 \h </w:instrText>
         </w:r>
         <w:r>
           <w:rPr>
@@ -707,7 +626,7 @@
             <w:noProof/>
             <w:webHidden/>
           </w:rPr>
-          <w:t>9</w:t>
+          <w:t>8</w:t>
         </w:r>
         <w:r>
           <w:rPr>
@@ -720,7 +639,7 @@
     </w:p>
     <w:p>
       <w:pPr>
-        <w:pStyle w:val="22"/>
+        <w:pStyle w:val="20"/>
         <w:tabs>
           <w:tab w:val="right" w:leader="dot" w:pos="9345"/>
         </w:tabs>
@@ -728,11 +647,10 @@
           <w:noProof/>
         </w:rPr>
       </w:pPr>
-      <w:hyperlink w:anchor="_Toc241857620" w:history="1">
+      <w:hyperlink w:anchor="_Toc241930256" w:history="1">
         <w:r>
           <w:rPr>
-            <w:rStyle w:val="af"/>
-            <w:b/>
+            <w:rStyle w:val="ad"/>
             <w:noProof/>
           </w:rPr>
           <w:t>2.6 Методика 6.5. Деление на релизы</w:t>
@@ -756,7 +674,7 @@
             <w:noProof/>
             <w:webHidden/>
           </w:rPr>
-          <w:instrText xml:space="preserve"> PAGEREF _Toc241857620 \h </w:instrText>
+          <w:instrText xml:space="preserve"> PAGEREF _Toc241930256 \h </w:instrText>
         </w:r>
         <w:r>
           <w:rPr>
@@ -776,7 +694,7 @@
             <w:noProof/>
             <w:webHidden/>
           </w:rPr>
-          <w:t>11</w:t>
+          <w:t>10</w:t>
         </w:r>
         <w:r>
           <w:rPr>
@@ -789,7 +707,7 @@
     </w:p>
     <w:p>
       <w:pPr>
-        <w:pStyle w:val="22"/>
+        <w:pStyle w:val="20"/>
         <w:tabs>
           <w:tab w:val="right" w:leader="dot" w:pos="9345"/>
         </w:tabs>
@@ -797,11 +715,10 @@
           <w:noProof/>
         </w:rPr>
       </w:pPr>
-      <w:hyperlink w:anchor="_Toc241857621" w:history="1">
+      <w:hyperlink w:anchor="_Toc241930257" w:history="1">
         <w:r>
           <w:rPr>
-            <w:rStyle w:val="af"/>
-            <w:b/>
+            <w:rStyle w:val="ad"/>
             <w:noProof/>
           </w:rPr>
           <w:t>2.7 Сверка с проектной документацией NotaCode</w:t>
@@ -825,7 +742,75 @@
             <w:noProof/>
             <w:webHidden/>
           </w:rPr>
-          <w:instrText xml:space="preserve"> PAGEREF _Toc241857621 \h </w:instrText>
+          <w:instrText xml:space="preserve"> PAGEREF _Toc241930257 \h </w:instrText>
+        </w:r>
+        <w:r>
+          <w:rPr>
+            <w:noProof/>
+            <w:webHidden/>
+          </w:rPr>
+        </w:r>
+        <w:r>
+          <w:rPr>
+            <w:noProof/>
+            <w:webHidden/>
+          </w:rPr>
+          <w:fldChar w:fldCharType="separate"/>
+        </w:r>
+        <w:r>
+          <w:rPr>
+            <w:noProof/>
+            <w:webHidden/>
+          </w:rPr>
+          <w:t>12</w:t>
+        </w:r>
+        <w:r>
+          <w:rPr>
+            <w:noProof/>
+            <w:webHidden/>
+          </w:rPr>
+          <w:fldChar w:fldCharType="end"/>
+        </w:r>
+      </w:hyperlink>
+    </w:p>
+    <w:p>
+      <w:pPr>
+        <w:pStyle w:val="20"/>
+        <w:tabs>
+          <w:tab w:val="right" w:leader="dot" w:pos="9345"/>
+        </w:tabs>
+        <w:rPr>
+          <w:noProof/>
+        </w:rPr>
+      </w:pPr>
+      <w:hyperlink w:anchor="_Toc241930258" w:history="1">
+        <w:r>
+          <w:rPr>
+            <w:rStyle w:val="ad"/>
+            <w:noProof/>
+          </w:rPr>
+          <w:t>2.8 Расхождения методик и шаблонов</w:t>
+        </w:r>
+        <w:r>
+          <w:rPr>
+            <w:noProof/>
+            <w:webHidden/>
+          </w:rPr>
+          <w:tab/>
+        </w:r>
+        <w:r>
+          <w:rPr>
+            <w:noProof/>
+            <w:webHidden/>
+          </w:rPr>
+          <w:fldChar w:fldCharType="begin"/>
+        </w:r>
+        <w:r>
+          <w:rPr>
+            <w:noProof/>
+            <w:webHidden/>
+          </w:rPr>
+          <w:instrText xml:space="preserve"> PAGEREF _Toc241930258 \h </w:instrText>
         </w:r>
         <w:r>
           <w:rPr>
@@ -858,7 +843,7 @@
     </w:p>
     <w:p>
       <w:pPr>
-        <w:pStyle w:val="22"/>
+        <w:pStyle w:val="10"/>
         <w:tabs>
           <w:tab w:val="right" w:leader="dot" w:pos="9345"/>
         </w:tabs>
@@ -866,14 +851,13 @@
           <w:noProof/>
         </w:rPr>
       </w:pPr>
-      <w:hyperlink w:anchor="_Toc241857622" w:history="1">
+      <w:hyperlink w:anchor="_Toc241930259" w:history="1">
         <w:r>
           <w:rPr>
-            <w:rStyle w:val="af"/>
-            <w:b/>
+            <w:rStyle w:val="ad"/>
             <w:noProof/>
           </w:rPr>
-          <w:t>2.8 Расхождения методик и шаблонов</w:t>
+          <w:t>3 ПРОВЕРКА ПО КРИТЕРИЯМ МЕТОДИК</w:t>
         </w:r>
         <w:r>
           <w:rPr>
@@ -894,7 +878,7 @@
             <w:noProof/>
             <w:webHidden/>
           </w:rPr>
-          <w:instrText xml:space="preserve"> PAGEREF _Toc241857622 \h </w:instrText>
+          <w:instrText xml:space="preserve"> PAGEREF _Toc241930259 \h </w:instrText>
         </w:r>
         <w:r>
           <w:rPr>
@@ -927,7 +911,7 @@
     </w:p>
     <w:p>
       <w:pPr>
-        <w:pStyle w:val="12"/>
+        <w:pStyle w:val="10"/>
         <w:tabs>
           <w:tab w:val="right" w:leader="dot" w:pos="9345"/>
         </w:tabs>
@@ -935,14 +919,13 @@
           <w:noProof/>
         </w:rPr>
       </w:pPr>
-      <w:hyperlink w:anchor="_Toc241857623" w:history="1">
+      <w:hyperlink w:anchor="_Toc241930260" w:history="1">
         <w:r>
           <w:rPr>
-            <w:rStyle w:val="af"/>
-            <w:b/>
+            <w:rStyle w:val="ad"/>
             <w:noProof/>
           </w:rPr>
-          <w:t>3 ПРОВЕРКА ПО КРИТЕРИЯМ МЕТОДИК</w:t>
+          <w:t>ВЫВОДЫ</w:t>
         </w:r>
         <w:r>
           <w:rPr>
@@ -963,7 +946,7 @@
             <w:noProof/>
             <w:webHidden/>
           </w:rPr>
-          <w:instrText xml:space="preserve"> PAGEREF _Toc241857623 \h </w:instrText>
+          <w:instrText xml:space="preserve"> PAGEREF _Toc241930260 \h </w:instrText>
         </w:r>
         <w:r>
           <w:rPr>
@@ -996,7 +979,7 @@
     </w:p>
     <w:p>
       <w:pPr>
-        <w:pStyle w:val="12"/>
+        <w:pStyle w:val="10"/>
         <w:tabs>
           <w:tab w:val="right" w:leader="dot" w:pos="9345"/>
         </w:tabs>
@@ -1004,14 +987,13 @@
           <w:noProof/>
         </w:rPr>
       </w:pPr>
-      <w:hyperlink w:anchor="_Toc241857624" w:history="1">
+      <w:hyperlink w:anchor="_Toc241930261" w:history="1">
         <w:r>
           <w:rPr>
-            <w:rStyle w:val="af"/>
-            <w:b/>
+            <w:rStyle w:val="ad"/>
             <w:noProof/>
           </w:rPr>
-          <w:t>ВЫВОДЫ</w:t>
+          <w:t>СПИСОК ИСПОЛЬЗОВАННЫХ ИСТОЧНИКОВ</w:t>
         </w:r>
         <w:r>
           <w:rPr>
@@ -1032,7 +1014,7 @@
             <w:noProof/>
             <w:webHidden/>
           </w:rPr>
-          <w:instrText xml:space="preserve"> PAGEREF _Toc241857624 \h </w:instrText>
+          <w:instrText xml:space="preserve"> PAGEREF _Toc241930261 \h </w:instrText>
         </w:r>
         <w:r>
           <w:rPr>
@@ -1065,7 +1047,7 @@
     </w:p>
     <w:p>
       <w:pPr>
-        <w:pStyle w:val="12"/>
+        <w:pStyle w:val="10"/>
         <w:tabs>
           <w:tab w:val="right" w:leader="dot" w:pos="9345"/>
         </w:tabs>
@@ -1073,14 +1055,13 @@
           <w:noProof/>
         </w:rPr>
       </w:pPr>
-      <w:hyperlink w:anchor="_Toc241857625" w:history="1">
+      <w:hyperlink w:anchor="_Toc241930262" w:history="1">
         <w:r>
           <w:rPr>
-            <w:rStyle w:val="af"/>
-            <w:b/>
+            <w:rStyle w:val="ad"/>
             <w:noProof/>
           </w:rPr>
-          <w:t>СПИСОК ИСПОЛЬЗОВАННЫХ ИСТОЧНИКОВ</w:t>
+          <w:t>ПРИЛОЖЕНИЕ А</w:t>
         </w:r>
         <w:r>
           <w:rPr>
@@ -1101,7 +1082,7 @@
             <w:noProof/>
             <w:webHidden/>
           </w:rPr>
-          <w:instrText xml:space="preserve"> PAGEREF _Toc241857625 \h </w:instrText>
+          <w:instrText xml:space="preserve"> PAGEREF _Toc241930262 \h </w:instrText>
         </w:r>
         <w:r>
           <w:rPr>
@@ -1134,7 +1115,7 @@
     </w:p>
     <w:p>
       <w:pPr>
-        <w:pStyle w:val="12"/>
+        <w:pStyle w:val="10"/>
         <w:tabs>
           <w:tab w:val="right" w:leader="dot" w:pos="9345"/>
         </w:tabs>
@@ -1142,14 +1123,13 @@
           <w:noProof/>
         </w:rPr>
       </w:pPr>
-      <w:hyperlink w:anchor="_Toc241857626" w:history="1">
+      <w:hyperlink w:anchor="_Toc241930263" w:history="1">
         <w:r>
           <w:rPr>
-            <w:rStyle w:val="af"/>
-            <w:b/>
+            <w:rStyle w:val="ad"/>
             <w:noProof/>
           </w:rPr>
-          <w:t>ПРИЛОЖЕНИЕ А</w:t>
+          <w:t>ПРИЛОЖЕНИЕ Б</w:t>
         </w:r>
         <w:r>
           <w:rPr>
@@ -1170,7 +1150,7 @@
             <w:noProof/>
             <w:webHidden/>
           </w:rPr>
-          <w:instrText xml:space="preserve"> PAGEREF _Toc241857626 \h </w:instrText>
+          <w:instrText xml:space="preserve"> PAGEREF _Toc241930263 \h </w:instrText>
         </w:r>
         <w:r>
           <w:rPr>
@@ -1203,7 +1183,7 @@
     </w:p>
     <w:p>
       <w:pPr>
-        <w:pStyle w:val="12"/>
+        <w:pStyle w:val="10"/>
         <w:tabs>
           <w:tab w:val="right" w:leader="dot" w:pos="9345"/>
         </w:tabs>
@@ -1211,14 +1191,13 @@
           <w:noProof/>
         </w:rPr>
       </w:pPr>
-      <w:hyperlink w:anchor="_Toc241857627" w:history="1">
+      <w:hyperlink w:anchor="_Toc241930264" w:history="1">
         <w:r>
           <w:rPr>
-            <w:rStyle w:val="af"/>
-            <w:b/>
+            <w:rStyle w:val="ad"/>
             <w:noProof/>
           </w:rPr>
-          <w:t>ПРИЛОЖЕНИЕ Б</w:t>
+          <w:t>ПРИЛОЖЕНИЕ В</w:t>
         </w:r>
         <w:r>
           <w:rPr>
@@ -1239,7 +1218,7 @@
             <w:noProof/>
             <w:webHidden/>
           </w:rPr>
-          <w:instrText xml:space="preserve"> PAGEREF _Toc241857627 \h </w:instrText>
+          <w:instrText xml:space="preserve"> PAGEREF _Toc241930264 \h </w:instrText>
         </w:r>
         <w:r>
           <w:rPr>
@@ -1272,75 +1251,6 @@
     </w:p>
     <w:p>
       <w:pPr>
-        <w:pStyle w:val="12"/>
-        <w:tabs>
-          <w:tab w:val="right" w:leader="dot" w:pos="9345"/>
-        </w:tabs>
-        <w:rPr>
-          <w:noProof/>
-        </w:rPr>
-      </w:pPr>
-      <w:hyperlink w:anchor="_Toc241857628" w:history="1">
-        <w:r>
-          <w:rPr>
-            <w:rStyle w:val="af"/>
-            <w:b/>
-            <w:noProof/>
-          </w:rPr>
-          <w:t>ПРИЛОЖЕНИЕ В</w:t>
-        </w:r>
-        <w:r>
-          <w:rPr>
-            <w:noProof/>
-            <w:webHidden/>
-          </w:rPr>
-          <w:tab/>
-        </w:r>
-        <w:r>
-          <w:rPr>
-            <w:noProof/>
-            <w:webHidden/>
-          </w:rPr>
-          <w:fldChar w:fldCharType="begin"/>
-        </w:r>
-        <w:r>
-          <w:rPr>
-            <w:noProof/>
-            <w:webHidden/>
-          </w:rPr>
-          <w:instrText xml:space="preserve"> PAGEREF _Toc241857628 \h </w:instrText>
-        </w:r>
-        <w:r>
-          <w:rPr>
-            <w:noProof/>
-            <w:webHidden/>
-          </w:rPr>
-        </w:r>
-        <w:r>
-          <w:rPr>
-            <w:noProof/>
-            <w:webHidden/>
-          </w:rPr>
-          <w:fldChar w:fldCharType="separate"/>
-        </w:r>
-        <w:r>
-          <w:rPr>
-            <w:noProof/>
-            <w:webHidden/>
-          </w:rPr>
-          <w:t>20</w:t>
-        </w:r>
-        <w:r>
-          <w:rPr>
-            <w:noProof/>
-            <w:webHidden/>
-          </w:rPr>
-          <w:fldChar w:fldCharType="end"/>
-        </w:r>
-      </w:hyperlink>
-    </w:p>
-    <w:p>
-      <w:pPr>
         <w:pStyle w:val="11"/>
       </w:pPr>
       <w:r>
@@ -1354,291 +1264,15 @@
         <w:spacing w:before="0" w:after="360" w:line="360" w:lineRule="exact"/>
         <w:ind w:firstLine="709"/>
       </w:pPr>
-      <w:bookmarkStart w:id="1" w:name="_Toc241857613"/>
-      <w:r>
-        <w:rPr>
-          <w:b/>
-          <w:sz w:val="28"/>
-        </w:rPr>
-        <w:lastRenderedPageBreak/>
-        <w:t>1 ЦЕЛЬ РАБОТЫ</w:t>
-      </w:r>
-      <w:bookmarkEnd w:id="1"/>
-    </w:p>
-    <w:p>
-      <w:pPr>
-        <w:pStyle w:val="FirstParagraph"/>
-        <w:spacing w:before="0" w:after="0" w:line="360" w:lineRule="exact"/>
-        <w:ind w:firstLine="709"/>
-        <w:jc w:val="both"/>
-      </w:pPr>
-      <w:r>
-        <w:rPr>
-          <w:sz w:val="28"/>
-        </w:rPr>
-        <w:t>Пере</w:t>
-      </w:r>
-      <w:r>
-        <w:rPr>
-          <w:sz w:val="28"/>
-        </w:rPr>
-        <w:t xml:space="preserve">вести результаты анализа рынка, конкурентов и отзывов (ЛР1–ЛР5 [6]) в проектное описание цифрового товара </w:t>
-      </w:r>
-      <w:r>
-        <w:rPr>
-          <w:i/>
-          <w:sz w:val="28"/>
-        </w:rPr>
-        <w:t>NotaCode</w:t>
-      </w:r>
-      <w:r>
-        <w:rPr>
-          <w:sz w:val="28"/>
-        </w:rPr>
-        <w:t xml:space="preserve">: сформулировать ценностное предложение и цифровой товар, собрать бизнес-модель по Канвас, описать бизнес-логику и пользовательские сценарии, </w:t>
-      </w:r>
-      <w:r>
-        <w:rPr>
-          <w:sz w:val="28"/>
-        </w:rPr>
-        <w:t>определить страницы и экраны, разделить разработку на релизы [1–5].</w:t>
-      </w:r>
-    </w:p>
-    <w:p>
-      <w:pPr>
-        <w:pStyle w:val="a0"/>
-        <w:spacing w:before="0" w:after="0" w:line="360" w:lineRule="exact"/>
-        <w:ind w:firstLine="709"/>
-        <w:jc w:val="both"/>
-      </w:pPr>
-      <w:r>
-        <w:rPr>
-          <w:sz w:val="28"/>
-        </w:rPr>
-        <w:t xml:space="preserve">Сквозная логика работы: проблема клиента – ценностное предложение – цифровой товар – единица монетизации – Канвас – бизнес-логика – сценарии – страницы и экраны – релизы. Результат каждой </w:t>
-      </w:r>
-      <w:r>
-        <w:rPr>
-          <w:sz w:val="28"/>
-        </w:rPr>
-        <w:t>методики служит входом следующей. Исходные данные – ЛР1–ЛР5 (снимок 30.09–01.10.2026); все, что подтвердить этими данными нельзя, отмечено «модельная оценка».</w:t>
-      </w:r>
-    </w:p>
-    <w:p>
-      <w:pPr>
-        <w:pStyle w:val="a0"/>
-        <w:spacing w:before="0" w:after="0" w:line="360" w:lineRule="exact"/>
-        <w:ind w:firstLine="709"/>
-        <w:jc w:val="both"/>
-      </w:pPr>
-      <w:r>
-        <w:rPr>
-          <w:sz w:val="28"/>
-        </w:rPr>
-        <w:t xml:space="preserve">Проект: </w:t>
-      </w:r>
-      <w:r>
-        <w:rPr>
-          <w:i/>
-          <w:sz w:val="28"/>
-        </w:rPr>
-        <w:t>NotaCode</w:t>
-      </w:r>
-      <w:r>
-        <w:rPr>
-          <w:sz w:val="28"/>
-        </w:rPr>
-        <w:t xml:space="preserve"> – веб-</w:t>
-      </w:r>
-      <w:r>
-        <w:rPr>
-          <w:i/>
-          <w:sz w:val="28"/>
-        </w:rPr>
-        <w:t>IDE</w:t>
-      </w:r>
-      <w:r>
-        <w:rPr>
-          <w:sz w:val="28"/>
-        </w:rPr>
-        <w:t xml:space="preserve"> (</w:t>
-      </w:r>
-      <w:r>
-        <w:rPr>
-          <w:i/>
-          <w:sz w:val="28"/>
-        </w:rPr>
-        <w:t>PWA</w:t>
-      </w:r>
-      <w:r>
-        <w:rPr>
-          <w:sz w:val="28"/>
-        </w:rPr>
-        <w:t xml:space="preserve">) «диаграммы как код» для </w:t>
-      </w:r>
-      <w:r>
-        <w:rPr>
-          <w:i/>
-          <w:sz w:val="28"/>
-        </w:rPr>
-        <w:t>UML</w:t>
-      </w:r>
-      <w:r>
-        <w:rPr>
-          <w:sz w:val="28"/>
-        </w:rPr>
-        <w:t xml:space="preserve">, </w:t>
-      </w:r>
-      <w:r>
-        <w:rPr>
-          <w:i/>
-          <w:sz w:val="28"/>
-        </w:rPr>
-        <w:t>BPMN</w:t>
-      </w:r>
-      <w:r>
-        <w:rPr>
-          <w:sz w:val="28"/>
-        </w:rPr>
-        <w:t xml:space="preserve"> 2.0, </w:t>
-      </w:r>
-      <w:r>
-        <w:rPr>
-          <w:i/>
-          <w:sz w:val="28"/>
-        </w:rPr>
-        <w:t>ERD</w:t>
-      </w:r>
-      <w:r>
-        <w:rPr>
-          <w:sz w:val="28"/>
-        </w:rPr>
-        <w:t xml:space="preserve">, </w:t>
-      </w:r>
-      <w:r>
-        <w:rPr>
-          <w:i/>
-          <w:sz w:val="28"/>
-        </w:rPr>
-        <w:t>IDEF0</w:t>
-      </w:r>
-      <w:r>
-        <w:rPr>
-          <w:sz w:val="28"/>
-        </w:rPr>
-        <w:t xml:space="preserve">, </w:t>
-      </w:r>
-      <w:r>
-        <w:rPr>
-          <w:i/>
-          <w:sz w:val="28"/>
-        </w:rPr>
-        <w:t>DFD</w:t>
-      </w:r>
-      <w:r>
-        <w:rPr>
-          <w:sz w:val="28"/>
-        </w:rPr>
-        <w:t xml:space="preserve"> и сетей Петри; тарифная модель </w:t>
-      </w:r>
-      <w:r>
-        <w:rPr>
-          <w:i/>
-          <w:sz w:val="28"/>
-        </w:rPr>
-        <w:t>freemium</w:t>
-      </w:r>
-      <w:r>
-        <w:rPr>
-          <w:sz w:val="28"/>
-        </w:rPr>
-        <w:t xml:space="preserve"> – </w:t>
-      </w:r>
-      <w:r>
-        <w:rPr>
-          <w:i/>
-          <w:sz w:val="28"/>
-        </w:rPr>
-        <w:t>Free</w:t>
-      </w:r>
-      <w:r>
-        <w:rPr>
-          <w:sz w:val="28"/>
-        </w:rPr>
-        <w:t xml:space="preserve"> и </w:t>
-      </w:r>
-      <w:r>
-        <w:rPr>
-          <w:i/>
-          <w:sz w:val="28"/>
-        </w:rPr>
-        <w:t>Pro</w:t>
-      </w:r>
-      <w:r>
-        <w:rPr>
-          <w:sz w:val="28"/>
-        </w:rPr>
-        <w:t xml:space="preserve"> за 40 </w:t>
-      </w:r>
-      <w:r>
-        <w:rPr>
-          <w:i/>
-          <w:sz w:val="28"/>
-        </w:rPr>
-        <w:t>USD</w:t>
-      </w:r>
-      <w:r>
-        <w:rPr>
-          <w:sz w:val="28"/>
-        </w:rPr>
-        <w:t xml:space="preserve"> в год (48 </w:t>
-      </w:r>
-      <w:r>
-        <w:rPr>
-          <w:i/>
-          <w:sz w:val="28"/>
-        </w:rPr>
-        <w:t>USD</w:t>
-      </w:r>
-      <w:r>
-        <w:rPr>
-          <w:sz w:val="28"/>
-        </w:rPr>
-        <w:t xml:space="preserve"> в год при цене 4 </w:t>
-      </w:r>
-      <w:r>
-        <w:rPr>
-          <w:i/>
-          <w:sz w:val="28"/>
-        </w:rPr>
-        <w:t>USD</w:t>
-      </w:r>
-      <w:r>
-        <w:rPr>
-          <w:sz w:val="28"/>
-        </w:rPr>
-        <w:t xml:space="preserve"> в месяц, 4 × 12). Продукт находится до выпуска минимальной версии.</w:t>
-      </w:r>
-    </w:p>
-    <w:p>
-      <w:pPr>
-        <w:pStyle w:val="1"/>
-        <w:pageBreakBefore/>
-        <w:spacing w:before="0" w:after="360" w:line="360" w:lineRule="exact"/>
-        <w:ind w:firstLine="709"/>
-      </w:pPr>
-      <w:bookmarkStart w:id="2" w:name="_b608aa976fc82a0faaf3b83f58c735968afd03b"/>
-      <w:bookmarkStart w:id="3" w:name="_Toc241857614"/>
-      <w:bookmarkEnd w:id="0"/>
-      <w:r>
-        <w:rPr>
-          <w:b/>
+      <w:bookmarkStart w:id="1" w:name="_Toc241930250"/>
+      <w:r>
+        <w:rPr>
           <w:sz w:val="28"/>
         </w:rPr>
         <w:lastRenderedPageBreak/>
         <w:t>2 ХОД РАБОТЫ</w:t>
       </w:r>
-      <w:bookmarkEnd w:id="3"/>
+      <w:bookmarkEnd w:id="1"/>
     </w:p>
     <w:p>
       <w:pPr>
@@ -1646,16 +1280,12 @@
         <w:spacing w:before="360" w:after="360" w:line="360" w:lineRule="exact"/>
         <w:ind w:firstLine="709"/>
       </w:pPr>
-      <w:bookmarkStart w:id="4" w:name="_37312c82a5bc718f64baf51973ecfee3df4dc20"/>
-      <w:bookmarkStart w:id="5" w:name="_Toc241857615"/>
-      <w:r>
-        <w:rPr>
-          <w:b/>
-          <w:sz w:val="28"/>
-        </w:rPr>
+      <w:bookmarkStart w:id="2" w:name="порядок-работы-и-рабочие-книги"/>
+      <w:bookmarkStart w:id="3" w:name="_Toc241930251"/>
+      <w:r>
         <w:t>2.1 Порядок работы и рабочие книги</w:t>
       </w:r>
-      <w:bookmarkEnd w:id="5"/>
+      <w:bookmarkEnd w:id="3"/>
     </w:p>
     <w:p>
       <w:pPr>
@@ -1670,16 +1300,16 @@
           <w:sz w:val="28"/>
         </w:rPr>
         <w:drawing>
-          <wp:inline distT="0" distB="0" distL="0" distR="0" wp14:anchorId="420D6CD8" wp14:editId="18157895">
+          <wp:inline distT="0" distB="0" distL="0" distR="0" wp14:anchorId="1CF090C6" wp14:editId="53EEB3D3">
             <wp:extent cx="5334000" cy="1260763"/>
             <wp:effectExtent l="0" t="0" r="0" b="0"/>
-            <wp:docPr id="11" name="Picture"/>
+            <wp:docPr id="1" name="Picture"/>
             <wp:cNvGraphicFramePr/>
             <a:graphic xmlns:a="http://schemas.openxmlformats.org/drawingml/2006/main">
               <a:graphicData uri="http://schemas.openxmlformats.org/drawingml/2006/picture">
                 <pic:pic xmlns:pic="http://schemas.openxmlformats.org/drawingml/2006/picture">
                   <pic:nvPicPr>
-                    <pic:cNvPr id="12" name="Picture" descr="Рисунки/рис1_цепочка_методик.png"/>
+                    <pic:cNvPr id="0" name="Picture" descr="Рисунки/рис1_цепочка_методик.png"/>
                     <pic:cNvPicPr>
                       <a:picLocks noChangeAspect="1" noChangeArrowheads="1"/>
                     </pic:cNvPicPr>
@@ -2261,7 +1891,7 @@
     </w:tbl>
     <w:p>
       <w:pPr>
-        <w:pStyle w:val="FirstParagraph"/>
+        <w:pStyle w:val="a0"/>
         <w:spacing w:before="0" w:after="0" w:line="360" w:lineRule="exact"/>
         <w:ind w:firstLine="709"/>
         <w:jc w:val="both"/>
@@ -2283,13 +1913,7 @@
         <w:rPr>
           <w:sz w:val="28"/>
         </w:rPr>
-        <w:t xml:space="preserve">) и шаблон </w:t>
-      </w:r>
-      <w:r>
-        <w:rPr>
-          <w:sz w:val="28"/>
-        </w:rPr>
-        <w:t>расходятся, применен расчет шаблона, расхождения указаны в разделе 2.8. Оценки по шкалам – экспертные; правила и ограничения записаны на листах «Журнал_6_</w:t>
+        <w:t>) и шаблон расходятся, применен расчет шаблона, расхождения указаны в разделе 2.8. Оценки по шкалам – экспертные; правила и ограничения записаны на листах «Журнал_6_</w:t>
       </w:r>
       <w:r>
         <w:rPr>
@@ -2311,17 +1935,13 @@
         <w:spacing w:before="360" w:after="360" w:line="360" w:lineRule="exact"/>
         <w:ind w:firstLine="709"/>
       </w:pPr>
-      <w:bookmarkStart w:id="6" w:name="_ea2e0351488d2dccc444fc8980e855e53dc7366"/>
-      <w:bookmarkStart w:id="7" w:name="_Toc241857616"/>
-      <w:bookmarkEnd w:id="4"/>
-      <w:r>
-        <w:rPr>
-          <w:b/>
-          <w:sz w:val="28"/>
-        </w:rPr>
+      <w:bookmarkStart w:id="4" w:name="Xea2e0351488d2dccc444fc8980e855e53dc7366"/>
+      <w:bookmarkStart w:id="5" w:name="_Toc241930252"/>
+      <w:bookmarkEnd w:id="2"/>
+      <w:r>
         <w:t>2.2 Методика 6.1. Ценностное предложение и цифровой товар</w:t>
       </w:r>
-      <w:bookmarkEnd w:id="7"/>
+      <w:bookmarkEnd w:id="5"/>
     </w:p>
     <w:p>
       <w:pPr>
@@ -2329,18 +1949,12 @@
         <w:spacing w:before="360" w:after="360" w:line="360" w:lineRule="exact"/>
         <w:ind w:firstLine="709"/>
       </w:pPr>
-      <w:bookmarkStart w:id="8" w:name="_c244c288999a92a01285b28332764f3531daca6"/>
-      <w:r>
-        <w:rPr>
-          <w:b/>
-        </w:rPr>
-        <w:t xml:space="preserve">2.2.1 Доказательная база и </w:t>
-      </w:r>
-      <w:r>
-        <w:rPr>
-          <w:b/>
-        </w:rPr>
-        <w:t>проблемы клиентов</w:t>
+      <w:bookmarkStart w:id="6" w:name="доказательная-база-и-проблемы-клиентов"/>
+      <w:r>
+        <w:rPr>
+          <w:sz w:val="28"/>
+        </w:rPr>
+        <w:t>2.2.1 Доказательная база и проблемы клиентов</w:t>
       </w:r>
     </w:p>
     <w:p>
@@ -2419,13 +2033,7 @@
         <w:rPr>
           <w:sz w:val="28"/>
         </w:rPr>
-        <w:t>, страницы тарифов и сайтов конкурентов [7], результаты ЛР5 [6]. Норма методики: не менее 3 конкурентов (8), 10 стр</w:t>
-      </w:r>
-      <w:r>
-        <w:rPr>
-          <w:sz w:val="28"/>
-        </w:rPr>
-        <w:t xml:space="preserve">аниц сайтов (8 в реестре и 40 в ЛР5), 30 отзывов или высказываний (49 отзывов </w:t>
+        <w:t xml:space="preserve">, страницы тарифов и сайтов конкурентов [7], результаты ЛР5 [6]. Норма методики: не менее 3 конкурентов (8), 10 страниц сайтов (8 в реестре и 40 в ЛР5), 30 отзывов или высказываний (49 отзывов </w:t>
       </w:r>
       <w:r>
         <w:rPr>
@@ -2438,7 +2046,7 @@
         <w:rPr>
           <w:sz w:val="28"/>
         </w:rPr>
-        <w:t>, собраны 02.10.2026, приложение В; опрос – 27 высказываний, данные сгенерированы).</w:t>
+        <w:t>, собраны 02.10.2026, приложение В; опрос – 27 высказываний, данные пробного опроса).</w:t>
       </w:r>
     </w:p>
     <w:p>
@@ -2974,14 +2582,7 @@
                 <w:i/>
                 <w:sz w:val="24"/>
               </w:rPr>
-              <w:t>Eras</w:t>
-            </w:r>
-            <w:r>
-              <w:rPr>
-                <w:i/>
-                <w:sz w:val="24"/>
-              </w:rPr>
-              <w:t>er</w:t>
+              <w:t>Eraser</w:t>
             </w:r>
             <w:r>
               <w:rPr>
@@ -3275,13 +2876,7 @@
               <w:rPr>
                 <w:sz w:val="24"/>
               </w:rPr>
-              <w:t>Русскоязычная среда и оплата в рублях: на русском языке с тарифами в рублях найде</w:t>
-            </w:r>
-            <w:r>
-              <w:rPr>
-                <w:sz w:val="24"/>
-              </w:rPr>
-              <w:t xml:space="preserve">н только </w:t>
+              <w:t xml:space="preserve">Русскоязычная среда и оплата в рублях: на русском языке с тарифами в рублях найден только </w:t>
             </w:r>
             <w:r>
               <w:rPr>
@@ -3353,7 +2948,7 @@
     </w:tbl>
     <w:p>
       <w:pPr>
-        <w:pStyle w:val="FirstParagraph"/>
+        <w:pStyle w:val="a0"/>
         <w:spacing w:before="0" w:after="0" w:line="360" w:lineRule="exact"/>
         <w:ind w:firstLine="709"/>
         <w:jc w:val="both"/>
@@ -3397,19 +2992,13 @@
         <w:spacing w:before="360" w:after="360" w:line="360" w:lineRule="exact"/>
         <w:ind w:firstLine="709"/>
       </w:pPr>
-      <w:bookmarkStart w:id="9" w:name="_5ce5f765abe247eb8f6cb90e6b49bb287077418"/>
-      <w:bookmarkEnd w:id="8"/>
-      <w:r>
-        <w:rPr>
-          <w:b/>
-        </w:rPr>
-        <w:t>2.2.2 Ценностное предложение, товар и монетиз</w:t>
-      </w:r>
-      <w:r>
-        <w:rPr>
-          <w:b/>
-        </w:rPr>
-        <w:t>ация</w:t>
+      <w:bookmarkStart w:id="7" w:name="X5ce5f765abe247eb8f6cb90e6b49bb287077418"/>
+      <w:bookmarkEnd w:id="6"/>
+      <w:r>
+        <w:rPr>
+          <w:sz w:val="28"/>
+        </w:rPr>
+        <w:t>2.2.2 Ценностное предложение, товар и монетизация</w:t>
       </w:r>
     </w:p>
     <w:p>
@@ -3527,13 +3116,7 @@
         <w:rPr>
           <w:sz w:val="28"/>
         </w:rPr>
-        <w:t xml:space="preserve"> «диаграммы как код» - позволяет получить диаграмму в выбранно</w:t>
-      </w:r>
-      <w:r>
-        <w:rPr>
-          <w:sz w:val="28"/>
-        </w:rPr>
-        <w:t xml:space="preserve">й нотации по текстовому описанию в одном инструменте без установки, в отличие от текстовых языков без визуального редактора и платных редакторов с оплатой за пользователя, потому что поддерживает весь набор нотаций проекта (в том числе </w:t>
+        <w:t xml:space="preserve"> «диаграммы как код» - позволяет получить диаграмму в выбранной нотации по текстовому описанию в одном инструменте без установки, в отличие от текстовых языков без визуального редактора и платных редакторов с оплатой за пользователя, потому что поддерживает весь набор нотаций проекта (в том числе </w:t>
       </w:r>
       <w:r>
         <w:rPr>
@@ -3559,13 +3142,7 @@
         <w:rPr>
           <w:sz w:val="28"/>
         </w:rPr>
-        <w:t xml:space="preserve"> и сети Пе</w:t>
-      </w:r>
-      <w:r>
-        <w:rPr>
-          <w:sz w:val="28"/>
-        </w:rPr>
-        <w:t xml:space="preserve">три, не найденные у 8 конкурентов) и имеет бесплатный уровень </w:t>
+        <w:t xml:space="preserve"> и сети Петри, не найденные у 8 конкурентов) и имеет бесплатный уровень </w:t>
       </w:r>
       <w:r>
         <w:rPr>
@@ -3742,13 +3319,7 @@
         <w:rPr>
           <w:sz w:val="28"/>
         </w:rPr>
-        <w:t>, дос</w:t>
-      </w:r>
-      <w:r>
-        <w:rPr>
-          <w:sz w:val="28"/>
-        </w:rPr>
-        <w:t>тижимая выручка первого года (</w:t>
+        <w:t>, достижимая выручка первого года (</w:t>
       </w:r>
       <w:r>
         <w:rPr>
@@ -3964,13 +3535,7 @@
               <w:rPr>
                 <w:sz w:val="24"/>
               </w:rPr>
-              <w:t xml:space="preserve">) опорной </w:t>
-            </w:r>
-            <w:r>
-              <w:rPr>
-                <w:sz w:val="24"/>
-              </w:rPr>
-              <w:t>проблемы</w:t>
+              <w:t>) опорной проблемы</w:t>
             </w:r>
           </w:p>
         </w:tc>
@@ -4159,18 +3724,14 @@
         <w:spacing w:before="360" w:after="360" w:line="360" w:lineRule="exact"/>
         <w:ind w:firstLine="709"/>
       </w:pPr>
-      <w:bookmarkStart w:id="10" w:name="_3d8362e26df5c7335c6f5e9a43ecac0a88bdf9e"/>
-      <w:bookmarkStart w:id="11" w:name="_Toc241857617"/>
+      <w:bookmarkStart w:id="8" w:name="методика-6.2.-бизнес-модель-по-канвас"/>
+      <w:bookmarkStart w:id="9" w:name="_Toc241930253"/>
+      <w:bookmarkEnd w:id="4"/>
+      <w:bookmarkEnd w:id="7"/>
+      <w:r>
+        <w:t>2.3 Методика 6.2. Бизнес-модель по Канвас</w:t>
+      </w:r>
       <w:bookmarkEnd w:id="9"/>
-      <w:bookmarkEnd w:id="6"/>
-      <w:r>
-        <w:rPr>
-          <w:b/>
-          <w:sz w:val="28"/>
-        </w:rPr>
-        <w:t>2.3 Методика 6.2. Бизнес-модель по Канвас</w:t>
-      </w:r>
-      <w:bookmarkEnd w:id="11"/>
     </w:p>
     <w:p>
       <w:pPr>
@@ -4183,13 +3744,7 @@
         <w:rPr>
           <w:sz w:val="28"/>
         </w:rPr>
-        <w:t>Банк выводов содержит 24 записей из ЛР1–ЛР5 и методики 6.1 (индекс доказательности – среднее достоверности, актуальности и приоритета). Девять блоков Канвас заполнены по форме методики; статусы блоков рассчитаны ша</w:t>
-      </w:r>
-      <w:r>
-        <w:rPr>
-          <w:sz w:val="28"/>
-        </w:rPr>
-        <w:t>блоном (рисунок 2).</w:t>
+        <w:t>Банк выводов содержит 24 записей из ЛР1–ЛР5 и методики 6.1 (индекс доказательности – среднее достоверности, актуальности и приоритета). Девять блоков Канвас заполнены по форме методики; статусы блоков рассчитаны шаблоном (рисунок 2).</w:t>
       </w:r>
     </w:p>
     <w:p>
@@ -4205,16 +3760,16 @@
           <w:sz w:val="28"/>
         </w:rPr>
         <w:drawing>
-          <wp:inline distT="0" distB="0" distL="0" distR="0" wp14:anchorId="0ABFA501" wp14:editId="7529C5AB">
+          <wp:inline distT="0" distB="0" distL="0" distR="0" wp14:anchorId="077592D4" wp14:editId="448E7514">
             <wp:extent cx="5334000" cy="3111499"/>
             <wp:effectExtent l="0" t="0" r="0" b="0"/>
-            <wp:docPr id="18" name="Picture"/>
+            <wp:docPr id="1645773221" name="Picture"/>
             <wp:cNvGraphicFramePr/>
             <a:graphic xmlns:a="http://schemas.openxmlformats.org/drawingml/2006/main">
               <a:graphicData uri="http://schemas.openxmlformats.org/drawingml/2006/picture">
                 <pic:pic xmlns:pic="http://schemas.openxmlformats.org/drawingml/2006/picture">
                   <pic:nvPicPr>
-                    <pic:cNvPr id="19" name="Picture" descr="Рисунки/рис2_канвас.png"/>
+                    <pic:cNvPr id="0" name="Picture" descr="Рисунки/рис2_канвас.png"/>
                     <pic:cNvPicPr>
                       <a:picLocks noChangeAspect="1" noChangeArrowheads="1"/>
                     </pic:cNvPicPr>
@@ -5330,7 +4885,7 @@
     </w:tbl>
     <w:p>
       <w:pPr>
-        <w:pStyle w:val="FirstParagraph"/>
+        <w:pStyle w:val="a0"/>
         <w:spacing w:before="0" w:after="0" w:line="360" w:lineRule="exact"/>
         <w:ind w:firstLine="709"/>
         <w:jc w:val="both"/>
@@ -5339,13 +4894,7 @@
         <w:rPr>
           <w:sz w:val="28"/>
         </w:rPr>
-        <w:t xml:space="preserve">Показатели дашборда: полнота заполнения 71 % (минимум первичной версии – 70 %, для стратегического решения – 85 %), средняя доказательность 58 %, контроль риска 40 %, доля готовых блоков 11 %, подтвержденных проверок связности 50 % (6 </w:t>
-      </w:r>
-      <w:r>
-        <w:rPr>
-          <w:sz w:val="28"/>
-        </w:rPr>
-        <w:t>из 12). Блоки ресурсов, деятельности, партнеров и затрат основаны на гипотезах (доказательность 2) и требуют проверки интервью, расчетом экономики и договоренностями; поэтому модель оценена как рабочая, но не готовая к стратегическому решению.</w:t>
+        <w:t>Показатели дашборда: полнота заполнения 71 % (минимум первичной версии – 70 %, для стратегического решения – 85 %), средняя доказательность 58 %, контроль риска 40 %, доля готовых блоков 11 %, подтвержденных проверок связности 50 % (6 из 12). Блоки ресурсов, деятельности, партнеров и затрат основаны на гипотезах (доказательность 2) и требуют проверки интервью, расчетом экономики и договоренностями; поэтому модель оценена как рабочая, но не готовая к стратегическому решению.</w:t>
       </w:r>
     </w:p>
     <w:p>
@@ -5354,24 +4903,13 @@
         <w:spacing w:before="360" w:after="360" w:line="360" w:lineRule="exact"/>
         <w:ind w:firstLine="709"/>
       </w:pPr>
-      <w:bookmarkStart w:id="12" w:name="_b059a1de5fe4466041bf29ddbf407c46ea6b1ff"/>
-      <w:bookmarkStart w:id="13" w:name="_Toc241857618"/>
-      <w:bookmarkEnd w:id="10"/>
-      <w:r>
-        <w:rPr>
-          <w:b/>
-          <w:sz w:val="28"/>
-        </w:rPr>
-        <w:t>2.4 Методика</w:t>
-      </w:r>
-      <w:r>
-        <w:rPr>
-          <w:b/>
-          <w:sz w:val="28"/>
-        </w:rPr>
-        <w:t xml:space="preserve"> 6.3. Бизнес-логика и пользовательские сценарии</w:t>
-      </w:r>
-      <w:bookmarkEnd w:id="13"/>
+      <w:bookmarkStart w:id="10" w:name="Xb059a1de5fe4466041bf29ddbf407c46ea6b1ff"/>
+      <w:bookmarkStart w:id="11" w:name="_Toc241930254"/>
+      <w:bookmarkEnd w:id="8"/>
+      <w:r>
+        <w:t>2.4 Методика 6.3. Бизнес-логика и пользовательские сценарии</w:t>
+      </w:r>
+      <w:bookmarkEnd w:id="11"/>
     </w:p>
     <w:p>
       <w:pPr>
@@ -5379,10 +4917,10 @@
         <w:spacing w:before="360" w:after="360" w:line="360" w:lineRule="exact"/>
         <w:ind w:firstLine="709"/>
       </w:pPr>
-      <w:bookmarkStart w:id="14" w:name="_0f875aac8cf2ac136138a2c3c47213847c2b41c"/>
-      <w:r>
-        <w:rPr>
-          <w:b/>
+      <w:bookmarkStart w:id="12" w:name="бизнес-логика"/>
+      <w:r>
+        <w:rPr>
+          <w:sz w:val="28"/>
         </w:rPr>
         <w:t>2.4.1 Бизнес-логика</w:t>
       </w:r>
@@ -5412,13 +4950,7 @@
         <w:rPr>
           <w:sz w:val="28"/>
         </w:rPr>
-        <w:t xml:space="preserve">Полная версия: Мы работаем со студентами технических специальностей и аналитиками ПО, которые сталкиваются с отсутствием единого </w:t>
-      </w:r>
-      <w:r>
-        <w:rPr>
-          <w:sz w:val="28"/>
-        </w:rPr>
-        <w:t>инструмента для всех нотаций проекта (</w:t>
+        <w:t>Полная версия: Мы работаем со студентами технических специальностей и аналитиками ПО, которые сталкиваются с отсутствием единого инструмента для всех нотаций проекта (</w:t>
       </w:r>
       <w:r>
         <w:rPr>
@@ -5574,13 +5106,7 @@
         <w:rPr>
           <w:sz w:val="28"/>
         </w:rPr>
-        <w:t>. Устойчивость обеспечивают собственный движок нотаций, документация, облачная инфраструктура и ИИ-провайдер (гипотезы), результат проверяется доле</w:t>
-      </w:r>
-      <w:r>
-        <w:rPr>
-          <w:sz w:val="28"/>
-        </w:rPr>
-        <w:t xml:space="preserve">й пользователей, построивших первую диаграмму, конверсией </w:t>
+        <w:t xml:space="preserve">. Устойчивость обеспечивают собственный движок нотаций, документация, облачная инфраструктура и ИИ-провайдер (гипотезы), результат проверяется долей пользователей, построивших первую диаграмму, конверсией </w:t>
       </w:r>
       <w:r>
         <w:rPr>
@@ -5633,13 +5159,7 @@
         <w:rPr>
           <w:sz w:val="28"/>
         </w:rPr>
-        <w:t xml:space="preserve"> за снятие </w:t>
-      </w:r>
-      <w:r>
-        <w:rPr>
-          <w:sz w:val="28"/>
-        </w:rPr>
-        <w:t>ограничений.</w:t>
+        <w:t xml:space="preserve"> за снятие ограничений.</w:t>
       </w:r>
     </w:p>
     <w:p>
@@ -5837,13 +5357,7 @@
         <w:rPr>
           <w:sz w:val="28"/>
         </w:rPr>
-        <w:t>В банк анализа внесено 13 выводов (9 с сильной опорой), описано 7 элементов бизнес-логики (средний индекс надежности 0,65) и 7 ролей (посетитель, новый, активный пользователь, платящий к</w:t>
-      </w:r>
-      <w:r>
-        <w:rPr>
-          <w:sz w:val="28"/>
-        </w:rPr>
-        <w:t>лиент, администратор клиента, внутренний администратор, партнер).</w:t>
+        <w:t>В банк анализа внесено 13 выводов (9 с сильной опорой), описано 7 элементов бизнес-логики (средний индекс надежности 0,65) и 7 ролей (посетитель, новый, активный пользователь, платящий клиент, администратор клиента, внутренний администратор, партнер).</w:t>
       </w:r>
     </w:p>
     <w:p>
@@ -5852,11 +5366,11 @@
         <w:spacing w:before="360" w:after="360" w:line="360" w:lineRule="exact"/>
         <w:ind w:firstLine="709"/>
       </w:pPr>
-      <w:bookmarkStart w:id="15" w:name="_0e3a7d6810348750c94db7ec0195594283e14e2"/>
-      <w:bookmarkEnd w:id="14"/>
-      <w:r>
-        <w:rPr>
-          <w:b/>
+      <w:bookmarkStart w:id="13" w:name="сценарии-требования-и-приоритеты"/>
+      <w:bookmarkEnd w:id="12"/>
+      <w:r>
+        <w:rPr>
+          <w:sz w:val="28"/>
         </w:rPr>
         <w:t>2.4.2 Сценарии, требования и приоритеты</w:t>
       </w:r>
@@ -7293,7 +6807,7 @@
     </w:tbl>
     <w:p>
       <w:pPr>
-        <w:pStyle w:val="FirstParagraph"/>
+        <w:pStyle w:val="a0"/>
         <w:keepNext/>
         <w:spacing w:before="0" w:after="0" w:line="360" w:lineRule="exact"/>
       </w:pPr>
@@ -9167,7 +8681,7 @@
     </w:tbl>
     <w:p>
       <w:pPr>
-        <w:pStyle w:val="FirstParagraph"/>
+        <w:pStyle w:val="a0"/>
         <w:spacing w:before="0" w:after="0" w:line="360" w:lineRule="exact"/>
         <w:ind w:firstLine="709"/>
         <w:jc w:val="both"/>
@@ -9241,19 +8755,7 @@
         <w:rPr>
           <w:sz w:val="28"/>
         </w:rPr>
-        <w:t>) получают статус «Кандидат» из-за сложности, и решение об их включении принято в метод</w:t>
-      </w:r>
-      <w:r>
-        <w:rPr>
-          <w:sz w:val="28"/>
-        </w:rPr>
-        <w:t xml:space="preserve">ике 6.5 с учетом документации проекта (раздел 2.7). В приоритизации инициатив (10) в первую версию по формуле включены 2 инициативы, еще 1 – после проверки, 3 требуют дополнительной проверки, 3 отложены и 1 исключена; расчет индекса приоритета сценария по </w:t>
-      </w:r>
-      <w:r>
-        <w:rPr>
-          <w:sz w:val="28"/>
-        </w:rPr>
-        <w:t xml:space="preserve">формуле </w:t>
+        <w:t xml:space="preserve">) получают статус «Кандидат» из-за сложности, и решение об их включении принято в методике 6.5 с учетом документации проекта (раздел 2.7). В приоритизации инициатив (10) в первую версию по формуле включены 2 инициативы, еще 1 – после проверки, 3 требуют дополнительной проверки, 3 отложены и 1 исключена; расчет индекса приоритета сценария по формуле </w:t>
       </w:r>
       <w:r>
         <w:rPr>
@@ -9275,18 +8777,14 @@
         <w:spacing w:before="360" w:after="360" w:line="360" w:lineRule="exact"/>
         <w:ind w:firstLine="709"/>
       </w:pPr>
-      <w:bookmarkStart w:id="16" w:name="_deb321ddc5350a6086a37fd8b3f19a888fe9611"/>
-      <w:bookmarkStart w:id="17" w:name="_Toc241857619"/>
+      <w:bookmarkStart w:id="14" w:name="методика-6.4.-страницы-и-экраны"/>
+      <w:bookmarkStart w:id="15" w:name="_Toc241930255"/>
+      <w:bookmarkEnd w:id="10"/>
+      <w:bookmarkEnd w:id="13"/>
+      <w:r>
+        <w:t>2.5 Методика 6.4. Страницы и экраны</w:t>
+      </w:r>
       <w:bookmarkEnd w:id="15"/>
-      <w:bookmarkEnd w:id="12"/>
-      <w:r>
-        <w:rPr>
-          <w:b/>
-          <w:sz w:val="28"/>
-        </w:rPr>
-        <w:t>2.5 Методика 6.4. Страницы и экраны</w:t>
-      </w:r>
-      <w:bookmarkEnd w:id="17"/>
     </w:p>
     <w:p>
       <w:pPr>
@@ -9299,13 +8797,7 @@
         <w:rPr>
           <w:sz w:val="28"/>
         </w:rPr>
-        <w:t xml:space="preserve">Из сценариев выведено 13 интерфейсных единиц: 6 страниц сайта и 7 экранов приложения; каждый сценарий покрыт хотя бы одной единицей (покрытие 100 %). Карта переходов (15 переходов) показана на </w:t>
-      </w:r>
-      <w:r>
-        <w:rPr>
-          <w:sz w:val="28"/>
-        </w:rPr>
-        <w:t>рисунке 3.</w:t>
+        <w:t>Из сценариев выведено 13 интерфейсных единиц: 6 страниц сайта и 7 экранов приложения; каждый сценарий покрыт хотя бы одной единицей (покрытие 100 %). Карта переходов (15 переходов) показана на рисунке 3.</w:t>
       </w:r>
     </w:p>
     <w:p>
@@ -9322,16 +8814,16 @@
         </w:rPr>
         <w:lastRenderedPageBreak/>
         <w:drawing>
-          <wp:inline distT="0" distB="0" distL="0" distR="0" wp14:anchorId="5E9114B3" wp14:editId="7ED4004C">
+          <wp:inline distT="0" distB="0" distL="0" distR="0" wp14:anchorId="282E6499" wp14:editId="16D5FD61">
             <wp:extent cx="5334000" cy="2844799"/>
             <wp:effectExtent l="0" t="0" r="0" b="0"/>
-            <wp:docPr id="25" name="Picture"/>
+            <wp:docPr id="637905257" name="Picture"/>
             <wp:cNvGraphicFramePr/>
             <a:graphic xmlns:a="http://schemas.openxmlformats.org/drawingml/2006/main">
               <a:graphicData uri="http://schemas.openxmlformats.org/drawingml/2006/picture">
                 <pic:pic xmlns:pic="http://schemas.openxmlformats.org/drawingml/2006/picture">
                   <pic:nvPicPr>
-                    <pic:cNvPr id="26" name="Picture" descr="Рисунки/рис3_навигация.png"/>
+                    <pic:cNvPr id="0" name="Picture" descr="Рисунки/рис3_навигация.png"/>
                     <pic:cNvPicPr>
                       <a:picLocks noChangeAspect="1" noChangeArrowheads="1"/>
                     </pic:cNvPicPr>
@@ -11440,7 +10932,7 @@
     </w:tbl>
     <w:p>
       <w:pPr>
-        <w:pStyle w:val="FirstParagraph"/>
+        <w:pStyle w:val="a0"/>
         <w:spacing w:before="0" w:after="0" w:line="360" w:lineRule="exact"/>
         <w:ind w:firstLine="709"/>
         <w:jc w:val="both"/>
@@ -11469,13 +10961,7 @@
         <w:rPr>
           <w:sz w:val="28"/>
         </w:rPr>
-        <w:t xml:space="preserve"> получают 3 единицы (вы</w:t>
-      </w:r>
-      <w:r>
-        <w:rPr>
-          <w:sz w:val="28"/>
-        </w:rPr>
-        <w:t xml:space="preserve">бор нотации, редактор, экспорт); тарифы, регистрация и оплата – </w:t>
+        <w:t xml:space="preserve"> получают 3 единицы (выбор нотации, редактор, экспорт); тарифы, регистрация и оплата – </w:t>
       </w:r>
       <w:r>
         <w:rPr>
@@ -11510,24 +10996,13 @@
         <w:spacing w:before="360" w:after="360" w:line="360" w:lineRule="exact"/>
         <w:ind w:firstLine="709"/>
       </w:pPr>
-      <w:bookmarkStart w:id="18" w:name="_2ca01fa05039743f997c672da764206fcfb1877"/>
-      <w:bookmarkStart w:id="19" w:name="_Toc241857620"/>
-      <w:bookmarkEnd w:id="16"/>
-      <w:r>
-        <w:rPr>
-          <w:b/>
-          <w:sz w:val="28"/>
-        </w:rPr>
-        <w:t>2.6 М</w:t>
-      </w:r>
-      <w:r>
-        <w:rPr>
-          <w:b/>
-          <w:sz w:val="28"/>
-        </w:rPr>
-        <w:t>етодика 6.5. Деление на релизы</w:t>
-      </w:r>
-      <w:bookmarkEnd w:id="19"/>
+      <w:bookmarkStart w:id="16" w:name="методика-6.5.-деление-на-релизы"/>
+      <w:bookmarkStart w:id="17" w:name="_Toc241930256"/>
+      <w:bookmarkEnd w:id="14"/>
+      <w:r>
+        <w:t>2.6 Методика 6.5. Деление на релизы</w:t>
+      </w:r>
+      <w:bookmarkEnd w:id="17"/>
     </w:p>
     <w:p>
       <w:pPr>
@@ -11556,16 +11031,16 @@
           <w:sz w:val="28"/>
         </w:rPr>
         <w:drawing>
-          <wp:inline distT="0" distB="0" distL="0" distR="0" wp14:anchorId="261C6BAE" wp14:editId="2B5BC6A8">
+          <wp:inline distT="0" distB="0" distL="0" distR="0" wp14:anchorId="2A6623C4" wp14:editId="2B76F284">
             <wp:extent cx="5334000" cy="4148666"/>
             <wp:effectExtent l="0" t="0" r="0" b="0"/>
-            <wp:docPr id="29" name="Picture"/>
+            <wp:docPr id="516331145" name="Picture"/>
             <wp:cNvGraphicFramePr/>
             <a:graphic xmlns:a="http://schemas.openxmlformats.org/drawingml/2006/main">
               <a:graphicData uri="http://schemas.openxmlformats.org/drawingml/2006/picture">
                 <pic:pic xmlns:pic="http://schemas.openxmlformats.org/drawingml/2006/picture">
                   <pic:nvPicPr>
-                    <pic:cNvPr id="30" name="Picture" descr="Рисунки/рис4_баллы_релизов.png"/>
+                    <pic:cNvPr id="0" name="Picture" descr="Рисунки/рис4_баллы_релизов.png"/>
                     <pic:cNvPicPr>
                       <a:picLocks noChangeAspect="1" noChangeArrowheads="1"/>
                     </pic:cNvPicPr>
@@ -11608,13 +11083,7 @@
         <w:rPr>
           <w:sz w:val="28"/>
         </w:rPr>
-        <w:t>Рисунок 4 – Балл первого релиза и р</w:t>
-      </w:r>
-      <w:r>
-        <w:rPr>
-          <w:sz w:val="28"/>
-        </w:rPr>
-        <w:t>екомендованный релиз</w:t>
+        <w:t>Рисунок 4 – Балл первого релиза и рекомендованный релиз</w:t>
       </w:r>
     </w:p>
     <w:p>
@@ -13853,7 +13322,7 @@
     </w:tbl>
     <w:p>
       <w:pPr>
-        <w:pStyle w:val="FirstParagraph"/>
+        <w:pStyle w:val="a0"/>
         <w:spacing w:before="0" w:after="0" w:line="360" w:lineRule="exact"/>
         <w:ind w:firstLine="709"/>
         <w:jc w:val="both"/>
@@ -13862,13 +13331,7 @@
         <w:rPr>
           <w:sz w:val="28"/>
         </w:rPr>
-        <w:t>Средний балл первого релиза – 4,30, связь с ценностью – 4,4, технический риск – 1,9 (состав достаточно обоснован); среднее удержание и рост – 3,2. Для единиц, которые формула отнесла к «Не включать», релиз назначен вручную по методике 6.5: подсказки об оши</w:t>
-      </w:r>
-      <w:r>
-        <w:rPr>
-          <w:sz w:val="28"/>
-        </w:rPr>
-        <w:t xml:space="preserve">бках, ИИ-ассистент, «Мои диаграммы», профиль и документация – релиз 2 (удержание и качество), нотации </w:t>
+        <w:t xml:space="preserve">Средний балл первого релиза – 4,30, связь с ценностью – 4,4, технический риск – 1,9 (состав достаточно обоснован); среднее удержание и рост – 3,2. Для единиц, которые формула отнесла к «Не включать», релиз назначен вручную по методике 6.5: подсказки об ошибках, ИИ-ассистент, «Мои диаграммы», профиль и документация – релиз 2 (удержание и качество), нотации </w:t>
       </w:r>
       <w:r>
         <w:rPr>
@@ -13908,13 +13371,7 @@
         <w:rPr>
           <w:sz w:val="28"/>
         </w:rPr>
-        <w:t>Подготовлено два варианта пла</w:t>
-      </w:r>
-      <w:r>
-        <w:rPr>
-          <w:sz w:val="28"/>
-        </w:rPr>
-        <w:t>на релиза 1.</w:t>
+        <w:t>Подготовлено два варианта плана релиза 1.</w:t>
       </w:r>
     </w:p>
     <w:p>
@@ -14260,7 +13717,7 @@
     </w:tbl>
     <w:p>
       <w:pPr>
-        <w:pStyle w:val="FirstParagraph"/>
+        <w:pStyle w:val="a0"/>
         <w:spacing w:before="0" w:after="0" w:line="360" w:lineRule="exact"/>
         <w:ind w:firstLine="709"/>
         <w:jc w:val="both"/>
@@ -14269,19 +13726,7 @@
         <w:rPr>
           <w:sz w:val="28"/>
         </w:rPr>
-        <w:t xml:space="preserve">Рекомендуется вариант Б, если платежный провайдер будет выбран до релиза 1: один проверяемый способ </w:t>
-      </w:r>
-      <w:r>
-        <w:rPr>
-          <w:sz w:val="28"/>
-        </w:rPr>
-        <w:t>монетизации – граница экономии, которую методика запрещает сокращать; иначе вариант А как временный. Дорожная карта включает релизы 0–5 (прототип и правовые тексты; проверка ЦП; удержание и качество; рост аудитории; расширение; масштабирование). Реестр рис</w:t>
-      </w:r>
-      <w:r>
-        <w:rPr>
-          <w:sz w:val="28"/>
-        </w:rPr>
-        <w:t>ков содержит 8 записей, наибольшие индексы риска – разбор нотаций и совместное редактирование (по 20), платежный провайдер (16).</w:t>
+        <w:t>Рекомендуется вариант Б, если платежный провайдер будет выбран до релиза 1: один проверяемый способ монетизации – граница экономии, которую методика запрещает сокращать; иначе вариант А как временный. Дорожная карта включает релизы 0–5 (прототип и правовые тексты; проверка ЦП; удержание и качество; рост аудитории; расширение; масштабирование). Реестр рисков содержит 8 записей, наибольшие индексы риска – разбор нотаций и совместное редактирование (по 20), платежный провайдер (16).</w:t>
       </w:r>
     </w:p>
     <w:p>
@@ -14290,18 +13735,14 @@
         <w:spacing w:before="360" w:after="360" w:line="360" w:lineRule="exact"/>
         <w:ind w:firstLine="709"/>
       </w:pPr>
-      <w:bookmarkStart w:id="20" w:name="_309f04629790da69637b174012fdebcdf0ce9e1"/>
-      <w:bookmarkStart w:id="21" w:name="_Toc241857621"/>
-      <w:bookmarkEnd w:id="18"/>
-      <w:r>
-        <w:rPr>
-          <w:b/>
-          <w:sz w:val="28"/>
-        </w:rPr>
+      <w:bookmarkStart w:id="18" w:name="X309f04629790da69637b174012fdebcdf0ce9e1"/>
+      <w:bookmarkStart w:id="19" w:name="_Toc241930257"/>
+      <w:bookmarkEnd w:id="16"/>
+      <w:r>
         <w:lastRenderedPageBreak/>
         <w:t>2.7 Сверка с проектной документацией NotaCode</w:t>
       </w:r>
-      <w:bookmarkEnd w:id="21"/>
+      <w:bookmarkEnd w:id="19"/>
     </w:p>
     <w:p>
       <w:pPr>
@@ -14327,13 +13768,7 @@
         <w:rPr>
           <w:sz w:val="28"/>
         </w:rPr>
-        <w:t>-цели</w:t>
-      </w:r>
-      <w:r>
-        <w:rPr>
-          <w:sz w:val="28"/>
-        </w:rPr>
-        <w:t xml:space="preserve"> и </w:t>
+        <w:t xml:space="preserve">-цели и </w:t>
       </w:r>
       <w:r>
         <w:rPr>
@@ -15053,13 +14488,7 @@
               <w:rPr>
                 <w:sz w:val="24"/>
               </w:rPr>
-              <w:t xml:space="preserve"> – заглушка с четырьмя режимами; провайдеры и квоты – пос</w:t>
-            </w:r>
-            <w:r>
-              <w:rPr>
-                <w:sz w:val="24"/>
-              </w:rPr>
-              <w:t xml:space="preserve">ле </w:t>
+              <w:t xml:space="preserve"> – заглушка с четырьмя режимами; провайдеры и квоты – после </w:t>
             </w:r>
             <w:r>
               <w:rPr>
@@ -15231,13 +14660,7 @@
               <w:rPr>
                 <w:sz w:val="24"/>
               </w:rPr>
-              <w:t>Метрики и д</w:t>
-            </w:r>
-            <w:r>
-              <w:rPr>
-                <w:sz w:val="24"/>
-              </w:rPr>
-              <w:t>опущения</w:t>
+              <w:t>Метрики и допущения</w:t>
             </w:r>
           </w:p>
         </w:tc>
@@ -15386,13 +14809,7 @@
               <w:rPr>
                 <w:sz w:val="24"/>
               </w:rPr>
-              <w:t xml:space="preserve"> документации проекта</w:t>
-            </w:r>
-            <w:r>
-              <w:rPr>
-                <w:sz w:val="24"/>
-              </w:rPr>
-              <w:t xml:space="preserve"> и порогам пилота (таблица 16)</w:t>
+              <w:t xml:space="preserve"> документации проекта и порогам пилота (таблица 16)</w:t>
             </w:r>
           </w:p>
         </w:tc>
@@ -15419,7 +14836,7 @@
     </w:tbl>
     <w:p>
       <w:pPr>
-        <w:pStyle w:val="FirstParagraph"/>
+        <w:pStyle w:val="a0"/>
         <w:spacing w:before="0" w:after="0" w:line="360" w:lineRule="exact"/>
         <w:ind w:firstLine="709"/>
         <w:jc w:val="both"/>
@@ -15548,17 +14965,13 @@
         <w:spacing w:before="360" w:after="360" w:line="360" w:lineRule="exact"/>
         <w:ind w:firstLine="709"/>
       </w:pPr>
-      <w:bookmarkStart w:id="22" w:name="_e8a83acea411a206cd5250d75a73a1a9bad8052"/>
-      <w:bookmarkStart w:id="23" w:name="_Toc241857622"/>
-      <w:bookmarkEnd w:id="20"/>
-      <w:r>
-        <w:rPr>
-          <w:b/>
-          <w:sz w:val="28"/>
-        </w:rPr>
+      <w:bookmarkStart w:id="20" w:name="расхождения-методик-и-шаблонов"/>
+      <w:bookmarkStart w:id="21" w:name="_Toc241930258"/>
+      <w:bookmarkEnd w:id="18"/>
+      <w:r>
         <w:t>2.8 Расхождения методик и шаблонов</w:t>
       </w:r>
-      <w:bookmarkEnd w:id="23"/>
+      <w:bookmarkEnd w:id="21"/>
     </w:p>
     <w:p>
       <w:pPr>
@@ -15809,13 +15222,7 @@
               <w:rPr>
                 <w:sz w:val="24"/>
               </w:rPr>
-              <w:t>Число единиц – годова</w:t>
-            </w:r>
-            <w:r>
-              <w:rPr>
-                <w:sz w:val="24"/>
-              </w:rPr>
-              <w:t>я оценка; выручка читается как годовая (65 360 </w:t>
+              <w:t>Число единиц – годовая оценка; выручка читается как годовая (65 360 </w:t>
             </w:r>
             <w:r>
               <w:rPr>
@@ -15993,19 +15400,18 @@
         <w:spacing w:before="0" w:after="360" w:line="360" w:lineRule="exact"/>
         <w:ind w:firstLine="709"/>
       </w:pPr>
-      <w:bookmarkStart w:id="24" w:name="_b8eca0da10fbb0e5f07184693c8a19b650446ee"/>
-      <w:bookmarkStart w:id="25" w:name="_Toc241857623"/>
-      <w:bookmarkEnd w:id="22"/>
-      <w:bookmarkEnd w:id="2"/>
-      <w:r>
-        <w:rPr>
-          <w:b/>
+      <w:bookmarkStart w:id="22" w:name="проверка-по-критериям-методик"/>
+      <w:bookmarkStart w:id="23" w:name="_Toc241930259"/>
+      <w:bookmarkEnd w:id="0"/>
+      <w:bookmarkEnd w:id="20"/>
+      <w:r>
+        <w:rPr>
           <w:sz w:val="28"/>
         </w:rPr>
         <w:lastRenderedPageBreak/>
         <w:t>3 ПРОВЕРКА ПО КРИТЕРИЯМ МЕТОДИК</w:t>
       </w:r>
-      <w:bookmarkEnd w:id="25"/>
+      <w:bookmarkEnd w:id="23"/>
     </w:p>
     <w:p>
       <w:pPr>
@@ -16432,13 +15838,7 @@
               <w:rPr>
                 <w:sz w:val="24"/>
               </w:rPr>
-              <w:t>нет (гипотезы по блок</w:t>
-            </w:r>
-            <w:r>
-              <w:rPr>
-                <w:sz w:val="24"/>
-              </w:rPr>
-              <w:t>ам 8–11)</w:t>
+              <w:t>нет (гипотезы по блокам 8–11)</w:t>
             </w:r>
           </w:p>
         </w:tc>
@@ -16747,13 +16147,7 @@
               <w:rPr>
                 <w:sz w:val="24"/>
               </w:rPr>
-              <w:t>Сроки, бю</w:t>
-            </w:r>
-            <w:r>
-              <w:rPr>
-                <w:sz w:val="24"/>
-              </w:rPr>
-              <w:t>джет и даты релизов определены</w:t>
+              <w:t>Сроки, бюджет и даты релизов определены</w:t>
             </w:r>
           </w:p>
         </w:tc>
@@ -16798,27 +16192,25 @@
         <w:spacing w:before="0" w:after="360" w:line="360" w:lineRule="exact"/>
         <w:jc w:val="center"/>
       </w:pPr>
-      <w:bookmarkStart w:id="26" w:name="_выводы"/>
-      <w:bookmarkStart w:id="27" w:name="_Toc241857624"/>
-      <w:bookmarkEnd w:id="24"/>
-      <w:r>
-        <w:rPr>
-          <w:b/>
+      <w:bookmarkStart w:id="24" w:name="выводы"/>
+      <w:bookmarkStart w:id="25" w:name="_Toc241930260"/>
+      <w:bookmarkEnd w:id="22"/>
+      <w:r>
+        <w:rPr>
           <w:sz w:val="28"/>
         </w:rPr>
         <w:lastRenderedPageBreak/>
         <w:t>ВЫВОДЫ</w:t>
       </w:r>
-      <w:bookmarkEnd w:id="27"/>
+      <w:bookmarkEnd w:id="25"/>
     </w:p>
     <w:p>
       <w:pPr>
-        <w:pStyle w:val="FirstParagraph"/>
         <w:numPr>
           <w:ilvl w:val="0"/>
           <w:numId w:val="2"/>
         </w:numPr>
-        <w:spacing w:before="0" w:after="0" w:line="360" w:lineRule="exact"/>
+        <w:spacing w:after="0" w:line="360" w:lineRule="exact"/>
         <w:ind w:left="709" w:hanging="425"/>
         <w:jc w:val="both"/>
       </w:pPr>
@@ -16844,12 +16236,11 @@
     </w:p>
     <w:p>
       <w:pPr>
-        <w:pStyle w:val="FirstParagraph"/>
         <w:numPr>
           <w:ilvl w:val="0"/>
           <w:numId w:val="2"/>
         </w:numPr>
-        <w:spacing w:before="0" w:after="0" w:line="360" w:lineRule="exact"/>
+        <w:spacing w:after="0" w:line="360" w:lineRule="exact"/>
         <w:ind w:left="709" w:hanging="425"/>
         <w:jc w:val="both"/>
       </w:pPr>
@@ -16883,13 +16274,7 @@
         <w:rPr>
           <w:sz w:val="28"/>
         </w:rPr>
-        <w:t xml:space="preserve"> в год) при бесп</w:t>
-      </w:r>
-      <w:r>
-        <w:rPr>
-          <w:sz w:val="28"/>
-        </w:rPr>
-        <w:t xml:space="preserve">латном уровне </w:t>
+        <w:t xml:space="preserve"> в год) при бесплатном уровне </w:t>
       </w:r>
       <w:r>
         <w:rPr>
@@ -16946,12 +16331,11 @@
     </w:p>
     <w:p>
       <w:pPr>
-        <w:pStyle w:val="FirstParagraph"/>
         <w:numPr>
           <w:ilvl w:val="0"/>
           <w:numId w:val="2"/>
         </w:numPr>
-        <w:spacing w:before="0" w:after="0" w:line="360" w:lineRule="exact"/>
+        <w:spacing w:after="0" w:line="360" w:lineRule="exact"/>
         <w:ind w:left="709" w:hanging="425"/>
         <w:jc w:val="both"/>
       </w:pPr>
@@ -16959,23 +16343,16 @@
         <w:rPr>
           <w:sz w:val="28"/>
         </w:rPr>
-        <w:t>Канвас заполнен полностью, полнота 71 %, доказа</w:t>
-      </w:r>
-      <w:r>
-        <w:rPr>
-          <w:sz w:val="28"/>
-        </w:rPr>
-        <w:t>тельность 58 %: сегменты подтверждены, блоки ресурсов, деятельности, партнеров и затрат – гипотезы.</w:t>
+        <w:t>Канвас заполнен полностью, полнота 71 %, доказательность 58 %: сегменты подтверждены, блоки ресурсов, деятельности, партнеров и затрат – гипотезы.</w:t>
       </w:r>
     </w:p>
     <w:p>
       <w:pPr>
-        <w:pStyle w:val="FirstParagraph"/>
         <w:numPr>
           <w:ilvl w:val="0"/>
           <w:numId w:val="2"/>
         </w:numPr>
-        <w:spacing w:before="0" w:after="0" w:line="360" w:lineRule="exact"/>
+        <w:spacing w:after="0" w:line="360" w:lineRule="exact"/>
         <w:ind w:left="709" w:hanging="425"/>
         <w:jc w:val="both"/>
       </w:pPr>
@@ -16988,12 +16365,11 @@
     </w:p>
     <w:p>
       <w:pPr>
-        <w:pStyle w:val="FirstParagraph"/>
         <w:numPr>
           <w:ilvl w:val="0"/>
           <w:numId w:val="2"/>
         </w:numPr>
-        <w:spacing w:before="0" w:after="0" w:line="360" w:lineRule="exact"/>
+        <w:spacing w:after="0" w:line="360" w:lineRule="exact"/>
         <w:ind w:left="709" w:hanging="425"/>
         <w:jc w:val="both"/>
       </w:pPr>
@@ -17001,23 +16377,16 @@
         <w:rPr>
           <w:sz w:val="28"/>
         </w:rPr>
-        <w:t>Выведено 13 единиц интерфейса (6</w:t>
-      </w:r>
-      <w:r>
-        <w:rPr>
-          <w:sz w:val="28"/>
-        </w:rPr>
-        <w:t xml:space="preserve"> страниц и 7 экранов), покрытие сценариев 100 %.</w:t>
+        <w:t>Выведено 13 единиц интерфейса (6 страниц и 7 экранов), покрытие сценариев 100 %.</w:t>
       </w:r>
     </w:p>
     <w:p>
       <w:pPr>
-        <w:pStyle w:val="FirstParagraph"/>
         <w:numPr>
           <w:ilvl w:val="0"/>
           <w:numId w:val="2"/>
         </w:numPr>
-        <w:spacing w:before="0" w:after="0" w:line="360" w:lineRule="exact"/>
+        <w:spacing w:after="0" w:line="360" w:lineRule="exact"/>
         <w:ind w:left="709" w:hanging="425"/>
         <w:jc w:val="both"/>
       </w:pPr>
@@ -17038,23 +16407,16 @@
         <w:rPr>
           <w:sz w:val="28"/>
         </w:rPr>
-        <w:t xml:space="preserve">. Оценки экспертные; для окончательных решений нужны интервью, проверка спроса и цены, </w:t>
-      </w:r>
-      <w:r>
-        <w:rPr>
-          <w:sz w:val="28"/>
-        </w:rPr>
-        <w:t>срок и бюджет (приложение Б).</w:t>
+        <w:t>. Оценки экспертные; для окончательных решений нужны интервью, проверка спроса и цены, срок и бюджет (приложение Б).</w:t>
       </w:r>
     </w:p>
     <w:p>
       <w:pPr>
-        <w:pStyle w:val="FirstParagraph"/>
         <w:numPr>
           <w:ilvl w:val="0"/>
           <w:numId w:val="2"/>
         </w:numPr>
-        <w:spacing w:before="0" w:after="0" w:line="360" w:lineRule="exact"/>
+        <w:spacing w:after="0" w:line="360" w:lineRule="exact"/>
         <w:ind w:left="709" w:hanging="425"/>
         <w:jc w:val="both"/>
       </w:pPr>
@@ -17075,7 +16437,7 @@
         <w:rPr>
           <w:sz w:val="28"/>
         </w:rPr>
-        <w:t xml:space="preserve">, сгенерированный опрос, реклама) подтверждают опорную проблему и требование «экспорт </w:t>
+        <w:t xml:space="preserve">, Пробный опрос, реклама) подтверждают опорную проблему и требование «экспорт </w:t>
       </w:r>
       <w:r>
         <w:rPr>
@@ -17114,13 +16476,7 @@
         <w:rPr>
           <w:sz w:val="28"/>
         </w:rPr>
-        <w:t>» (приложение В); экономика на пользователя, сроки и пороги пилота приняты допущениями (</w:t>
-      </w:r>
-      <w:r>
-        <w:rPr>
-          <w:sz w:val="28"/>
-        </w:rPr>
-        <w:t>таблица 16) и подлежат проверке.</w:t>
+        <w:t>» (приложение В); экономика на пользователя, сроки и пороги пилота приняты допущениями (таблица 16) и подлежат проверке.</w:t>
       </w:r>
     </w:p>
     <w:p>
@@ -17130,18 +16486,17 @@
         <w:spacing w:before="0" w:after="360" w:line="360" w:lineRule="exact"/>
         <w:jc w:val="center"/>
       </w:pPr>
-      <w:bookmarkStart w:id="28" w:name="_274f6a444530ef90b0479dabf3d210f01e97699"/>
-      <w:bookmarkStart w:id="29" w:name="_Toc241857625"/>
-      <w:bookmarkEnd w:id="26"/>
-      <w:r>
-        <w:rPr>
-          <w:b/>
+      <w:bookmarkStart w:id="26" w:name="список-использованных-источников"/>
+      <w:bookmarkStart w:id="27" w:name="_Toc241930261"/>
+      <w:bookmarkEnd w:id="24"/>
+      <w:r>
+        <w:rPr>
           <w:sz w:val="28"/>
         </w:rPr>
         <w:lastRenderedPageBreak/>
         <w:t>СПИСОК ИСПОЛЬЗОВАННЫХ ИСТОЧНИКОВ</w:t>
       </w:r>
-      <w:bookmarkEnd w:id="29"/>
+      <w:bookmarkEnd w:id="27"/>
     </w:p>
     <w:p>
       <w:pPr>
@@ -17158,13 +16513,7 @@
         <w:rPr>
           <w:sz w:val="28"/>
         </w:rPr>
-        <w:t>Методика формулирования ценностного предложения и цифрового товара: материалы курса «Электронный бизнес». – Файл: Материалы/Методика_формулирования_ценностного_предложения_и_цифрового_товара</w:t>
-      </w:r>
-      <w:r>
-        <w:rPr>
-          <w:sz w:val="28"/>
-        </w:rPr>
-        <w:t>.docx.</w:t>
+        <w:t>Методика формулирования ценностного предложения и цифрового товара: материалы курса «Электронный бизнес». – Файл: Материалы/Методика_формулирования_ценностного_предложения_и_цифрового_товара.docx.</w:t>
       </w:r>
     </w:p>
     <w:p>
@@ -17200,13 +16549,7 @@
         <w:rPr>
           <w:sz w:val="28"/>
         </w:rPr>
-        <w:t>Методика формулирования бизнес-логики и пользовательских сценариев: ма</w:t>
-      </w:r>
-      <w:r>
-        <w:rPr>
-          <w:sz w:val="28"/>
-        </w:rPr>
-        <w:t>териалы курса «Электронный бизнес». – Файл: Материалы/Методика_формулирования_бизнес_логики_и_пользовательских_сценариев.docx.</w:t>
+        <w:t>Методика формулирования бизнес-логики и пользовательских сценариев: материалы курса «Электронный бизнес». – Файл: Материалы/Методика_формулирования_бизнес_логики_и_пользовательских_сценариев.docx.</w:t>
       </w:r>
     </w:p>
     <w:p>
@@ -17224,13 +16567,7 @@
         <w:rPr>
           <w:sz w:val="28"/>
         </w:rPr>
-        <w:t>Методика перехода к страницам и экранам сайта или приложения: материалы курса «Электронный бизнес». – Файл: Материалы/Методика_пе</w:t>
-      </w:r>
-      <w:r>
-        <w:rPr>
-          <w:sz w:val="28"/>
-        </w:rPr>
-        <w:t>рехода_к_страницам_и_экранам_сайта_или_приложения.docx.</w:t>
+        <w:t>Методика перехода к страницам и экранам сайта или приложения: материалы курса «Электронный бизнес». – Файл: Материалы/Методика_перехода_к_страницам_и_экранам_сайта_или_приложения.docx.</w:t>
       </w:r>
     </w:p>
     <w:p>
@@ -17266,13 +16603,7 @@
         <w:rPr>
           <w:sz w:val="28"/>
         </w:rPr>
-        <w:t>Хаджинова, К. А. Отчеты по лабораторным работам Л</w:t>
-      </w:r>
-      <w:r>
-        <w:rPr>
-          <w:sz w:val="28"/>
-        </w:rPr>
-        <w:t xml:space="preserve">Р1–ЛР5 «Электронный бизнес»: проект </w:t>
+        <w:t xml:space="preserve">Хаджинова, К. А. Отчеты по лабораторным работам ЛР1–ЛР5 «Электронный бизнес»: проект </w:t>
       </w:r>
       <w:r>
         <w:rPr>
@@ -17402,21 +16733,20 @@
         <w:pStyle w:val="1"/>
         <w:keepNext w:val="0"/>
         <w:pageBreakBefore/>
-        <w:spacing w:before="0" w:after="0" w:line="360" w:lineRule="exact"/>
+        <w:spacing w:before="0" w:line="360" w:lineRule="exact"/>
         <w:jc w:val="center"/>
       </w:pPr>
-      <w:bookmarkStart w:id="30" w:name="_0d652d9c320698e7c8068993b30a2dd7ee59c14"/>
-      <w:bookmarkStart w:id="31" w:name="_Toc241857626"/>
-      <w:bookmarkEnd w:id="28"/>
-      <w:r>
-        <w:rPr>
-          <w:b/>
+      <w:bookmarkStart w:id="28" w:name="X0d652d9c320698e7c8068993b30a2dd7ee59c14"/>
+      <w:bookmarkStart w:id="29" w:name="_Toc241930262"/>
+      <w:bookmarkEnd w:id="26"/>
+      <w:r>
+        <w:rPr>
           <w:sz w:val="28"/>
         </w:rPr>
         <w:lastRenderedPageBreak/>
         <w:t>ПРИЛОЖЕНИЕ А</w:t>
       </w:r>
-      <w:bookmarkEnd w:id="31"/>
+      <w:bookmarkEnd w:id="29"/>
     </w:p>
     <w:p>
       <w:pPr>
@@ -17427,13 +16757,7 @@
         <w:rPr>
           <w:sz w:val="28"/>
         </w:rPr>
-        <w:t>(обязат</w:t>
-      </w:r>
-      <w:r>
-        <w:rPr>
-          <w:sz w:val="28"/>
-        </w:rPr>
-        <w:t>ельное)</w:t>
+        <w:t>(обязательное)</w:t>
       </w:r>
     </w:p>
     <w:p>
@@ -17822,13 +17146,7 @@
               <w:rPr>
                 <w:sz w:val="24"/>
               </w:rPr>
-              <w:t>Описание заполнения книг, рисунки, с</w:t>
-            </w:r>
-            <w:r>
-              <w:rPr>
-                <w:sz w:val="24"/>
-              </w:rPr>
-              <w:t>борка отчета</w:t>
+              <w:t>Описание заполнения книг, рисунки, сборка отчета</w:t>
             </w:r>
           </w:p>
         </w:tc>
@@ -17934,21 +17252,20 @@
         <w:pStyle w:val="1"/>
         <w:keepNext w:val="0"/>
         <w:pageBreakBefore/>
-        <w:spacing w:before="0" w:after="0" w:line="360" w:lineRule="exact"/>
+        <w:spacing w:before="0" w:line="360" w:lineRule="exact"/>
         <w:jc w:val="center"/>
       </w:pPr>
-      <w:bookmarkStart w:id="32" w:name="_e57dfa954bc99fa1a56051ea98d15e9969e72a7"/>
-      <w:bookmarkStart w:id="33" w:name="_Toc241857627"/>
-      <w:bookmarkEnd w:id="30"/>
-      <w:r>
-        <w:rPr>
-          <w:b/>
+      <w:bookmarkStart w:id="30" w:name="Xe57dfa954bc99fa1a56051ea98d15e9969e72a7"/>
+      <w:bookmarkStart w:id="31" w:name="_Toc241930263"/>
+      <w:bookmarkEnd w:id="28"/>
+      <w:r>
+        <w:rPr>
           <w:sz w:val="28"/>
         </w:rPr>
         <w:lastRenderedPageBreak/>
         <w:t>ПРИЛОЖЕНИЕ Б</w:t>
       </w:r>
-      <w:bookmarkEnd w:id="33"/>
+      <w:bookmarkEnd w:id="31"/>
     </w:p>
     <w:p>
       <w:pPr>
@@ -18435,13 +17752,7 @@
               <w:rPr>
                 <w:sz w:val="24"/>
               </w:rPr>
-              <w:t>Рассчитано по допущению (приложени</w:t>
-            </w:r>
-            <w:r>
-              <w:rPr>
-                <w:sz w:val="24"/>
-              </w:rPr>
-              <w:t xml:space="preserve">е В, таблица 16): ИИ в </w:t>
+              <w:t xml:space="preserve">Рассчитано по допущению (приложение В, таблица 16): ИИ в </w:t>
             </w:r>
             <w:r>
               <w:rPr>
@@ -18823,21 +18134,20 @@
         <w:pStyle w:val="1"/>
         <w:keepNext w:val="0"/>
         <w:pageBreakBefore/>
-        <w:spacing w:before="0" w:after="0" w:line="360" w:lineRule="exact"/>
+        <w:spacing w:before="0" w:line="360" w:lineRule="exact"/>
         <w:jc w:val="center"/>
       </w:pPr>
-      <w:bookmarkStart w:id="34" w:name="_5524ab9f965042c4d6511d6315044a9f4f6816c"/>
-      <w:bookmarkStart w:id="35" w:name="_Toc241857628"/>
-      <w:bookmarkEnd w:id="32"/>
-      <w:r>
-        <w:rPr>
-          <w:b/>
+      <w:bookmarkStart w:id="32" w:name="X5524ab9f965042c4d6511d6315044a9f4f6816c"/>
+      <w:bookmarkStart w:id="33" w:name="_Toc241930264"/>
+      <w:bookmarkEnd w:id="30"/>
+      <w:r>
+        <w:rPr>
           <w:sz w:val="28"/>
         </w:rPr>
         <w:lastRenderedPageBreak/>
         <w:t>ПРИЛОЖЕНИЕ В</w:t>
       </w:r>
-      <w:bookmarkEnd w:id="35"/>
+      <w:bookmarkEnd w:id="33"/>
     </w:p>
     <w:p>
       <w:pPr>
@@ -18861,14 +18171,7 @@
           <w:b/>
           <w:sz w:val="28"/>
         </w:rPr>
-        <w:t>Данные, собранные 02</w:t>
-      </w:r>
-      <w:r>
-        <w:rPr>
-          <w:b/>
-          <w:sz w:val="28"/>
-        </w:rPr>
-        <w:t>.10.2026</w:t>
+        <w:t>Данные, собранные 02.10.2026</w:t>
       </w:r>
     </w:p>
     <w:p>
@@ -18999,7 +18302,7 @@
         <w:rPr>
           <w:sz w:val="28"/>
         </w:rPr>
-        <w:t xml:space="preserve"> и сгенерированный опрос по методу Кано [7]. Данные не меняют опорную проблему </w:t>
+        <w:t xml:space="preserve"> и Пробный опрос по методу Кано [7]. Данные не меняют опорную проблему </w:t>
       </w:r>
       <w:r>
         <w:rPr>
@@ -19227,13 +18530,7 @@
               <w:rPr>
                 <w:sz w:val="24"/>
               </w:rPr>
-              <w:t>» подтверждено; честн</w:t>
-            </w:r>
-            <w:r>
-              <w:rPr>
-                <w:sz w:val="24"/>
-              </w:rPr>
-              <w:t>ая отмена и предупреждение о лимитах</w:t>
+              <w:t>» подтверждено; честная отмена и предупреждение о лимитах</w:t>
             </w:r>
           </w:p>
         </w:tc>
@@ -19407,13 +18704,7 @@
               <w:rPr>
                 <w:sz w:val="24"/>
               </w:rPr>
-              <w:t xml:space="preserve">Еще один конкурент без нотаций волны 1 и без текстового ввода; </w:t>
-            </w:r>
-            <w:r>
-              <w:rPr>
-                <w:sz w:val="24"/>
-              </w:rPr>
-              <w:t>ценность предложения подтверждена</w:t>
+              <w:t>Еще один конкурент без нотаций волны 1 и без текстового ввода; ценность предложения подтверждена</w:t>
             </w:r>
           </w:p>
         </w:tc>
@@ -19515,13 +18806,7 @@
               <w:rPr>
                 <w:sz w:val="24"/>
               </w:rPr>
-              <w:t xml:space="preserve"> остается в первом релизе по доку</w:t>
-            </w:r>
-            <w:r>
-              <w:rPr>
-                <w:sz w:val="24"/>
-              </w:rPr>
-              <w:t>ментации проекта, сети Петри – в релизе 3</w:t>
+              <w:t xml:space="preserve"> остается в первом релизе по документации проекта, сети Петри – в релизе 3</w:t>
             </w:r>
           </w:p>
         </w:tc>
@@ -19664,7 +18949,7 @@
     </w:tbl>
     <w:p>
       <w:pPr>
-        <w:pStyle w:val="FirstParagraph"/>
+        <w:pStyle w:val="a0"/>
         <w:spacing w:before="0" w:after="0" w:line="360" w:lineRule="exact"/>
         <w:ind w:firstLine="709"/>
         <w:jc w:val="both"/>
@@ -19686,13 +18971,7 @@
         <w:rPr>
           <w:sz w:val="28"/>
         </w:rPr>
-        <w:t>Таблица 16 – Расчетные значения экономики на пользователя и сроков (допу</w:t>
-      </w:r>
-      <w:r>
-        <w:rPr>
-          <w:sz w:val="28"/>
-        </w:rPr>
-        <w:t>щения)</w:t>
+        <w:t>Таблица 16 – Расчетные значения экономики на пользователя и сроков (допущения)</w:t>
       </w:r>
     </w:p>
     <w:tbl>
@@ -20355,7 +19634,7 @@
     </w:tbl>
     <w:p>
       <w:pPr>
-        <w:pStyle w:val="FirstParagraph"/>
+        <w:pStyle w:val="a0"/>
         <w:spacing w:before="0" w:after="0" w:line="360" w:lineRule="exact"/>
         <w:ind w:firstLine="709"/>
         <w:jc w:val="both"/>
@@ -20367,14 +19646,11 @@
         <w:lastRenderedPageBreak/>
         <w:t>Значения приняты расчетом и допущениями; подробный расчет экономики и обоснование приведены в итоговом отчете ЛР7 (приложение 9).</w:t>
       </w:r>
+      <w:bookmarkEnd w:id="32"/>
     </w:p>
-    <w:bookmarkEnd w:id="34"/>
     <w:sectPr>
       <w:headerReference w:type="default" r:id="rId11"/>
       <w:footerReference w:type="default" r:id="rId12"/>
-      <w:footnotePr>
-        <w:numRestart w:val="eachSect"/>
-      </w:footnotePr>
       <w:pgSz w:w="11906" w:h="16838"/>
       <w:pgMar w:top="1134" w:right="850" w:bottom="1134" w:left="1701" w:header="720" w:footer="720" w:gutter="0"/>
       <w:cols w:space="720"/>
@@ -20385,7 +19661,7 @@
 </file>
 
 <file path=word/endnotes.xml><?xml version="1.0" encoding="utf-8"?>
-<w:endnotes xmlns:wpc="http://schemas.microsoft.com/office/word/2010/wordprocessingCanvas" xmlns:cx="http://schemas.microsoft.com/office/drawing/2014/chartex" xmlns:cx1="http://schemas.microsoft.com/office/drawing/2015/9/8/chartex" xmlns:cx2="http://schemas.microsoft.com/office/drawing/2015/10/21/chartex" xmlns:cx3="http://schemas.microsoft.com/office/drawing/2016/5/9/chartex" xmlns:cx4="http://schemas.microsoft.com/office/drawing/2016/5/10/chartex" xmlns:cx5="http://schemas.microsoft.com/office/drawing/2016/5/11/chartex" xmlns:cx6="http://schemas.microsoft.com/office/drawing/2016/5/12/chartex" xmlns:cx7="http://schemas.microsoft.com/office/drawing/2016/5/13/chartex" xmlns:cx8="http://schemas.microsoft.com/office/drawing/2016/5/14/chartex" xmlns:mc="http://schemas.openxmlformats.org/markup-compatibility/2006" xmlns:aink="http://schemas.microsoft.com/office/drawing/2016/ink" xmlns:am3d="http://schemas.microsoft.com/office/drawing/2017/model3d" xmlns:o="urn:schemas-microsoft-com:office:office" xmlns:r="http://schemas.openxmlformats.org/officeDocument/2006/relationships" xmlns:m="http://schemas.openxmlformats.org/officeDocument/2006/math" xmlns:v="urn:schemas-microsoft-com:vml" xmlns:wp14="http://schemas.microsoft.com/office/word/2010/wordprocessingDrawing" xmlns:wp="http://schemas.openxmlformats.org/drawingml/2006/wordprocessingDrawing" xmlns:w10="urn:schemas-microsoft-com:office:word" xmlns:w="http://schemas.openxmlformats.org/wordprocessingml/2006/main" xmlns:w14="http://schemas.microsoft.com/office/word/2010/wordml" xmlns:w15="http://schemas.microsoft.com/office/word/2012/wordml" xmlns:w16cex="http://schemas.microsoft.com/office/word/2018/wordml/cex" xmlns:w16cid="http://schemas.microsoft.com/office/word/2016/wordml/cid" xmlns:w16="http://schemas.microsoft.com/office/word/2018/wordml" xmlns:w16sdtdh="http://schemas.microsoft.com/office/word/2020/wordml/sdtdatahash" xmlns:w16se="http://schemas.microsoft.com/office/word/2015/wordml/symex" xmlns:wpg="http://schemas.microsoft.com/office/word/2010/wordprocessingGroup" xmlns:wpi="http://schemas.microsoft.com/office/word/2010/wordprocessingInk" xmlns:wne="http://schemas.microsoft.com/office/word/2006/wordml" xmlns:wps="http://schemas.microsoft.com/office/word/2010/wordprocessingShape" mc:Ignorable="w14 w15 w16se w16cid w16 w16cex w16sdtdh wp14">
+<w:endnotes xmlns:wpc="http://schemas.microsoft.com/office/word/2010/wordprocessingCanvas" xmlns:cx="http://schemas.microsoft.com/office/drawing/2014/chartex" xmlns:cx1="http://schemas.microsoft.com/office/drawing/2015/9/8/chartex" xmlns:cx2="http://schemas.microsoft.com/office/drawing/2015/10/21/chartex" xmlns:cx3="http://schemas.microsoft.com/office/drawing/2016/5/9/chartex" xmlns:cx4="http://schemas.microsoft.com/office/drawing/2016/5/10/chartex" xmlns:cx5="http://schemas.microsoft.com/office/drawing/2016/5/11/chartex" xmlns:cx6="http://schemas.microsoft.com/office/drawing/2016/5/12/chartex" xmlns:cx7="http://schemas.microsoft.com/office/drawing/2016/5/13/chartex" xmlns:cx8="http://schemas.microsoft.com/office/drawing/2016/5/14/chartex" xmlns:mc="http://schemas.openxmlformats.org/markup-compatibility/2006" xmlns:aink="http://schemas.microsoft.com/office/drawing/2016/ink" xmlns:am3d="http://schemas.microsoft.com/office/drawing/2017/model3d" xmlns:o="urn:schemas-microsoft-com:office:office" xmlns:oel="http://schemas.microsoft.com/office/2019/extlst" xmlns:r="http://schemas.openxmlformats.org/officeDocument/2006/relationships" xmlns:m="http://schemas.openxmlformats.org/officeDocument/2006/math" xmlns:v="urn:schemas-microsoft-com:vml" xmlns:wp14="http://schemas.microsoft.com/office/word/2010/wordprocessingDrawing" xmlns:wp="http://schemas.openxmlformats.org/drawingml/2006/wordprocessingDrawing" xmlns:w10="urn:schemas-microsoft-com:office:word" xmlns:w="http://schemas.openxmlformats.org/wordprocessingml/2006/main" xmlns:w14="http://schemas.microsoft.com/office/word/2010/wordml" xmlns:w15="http://schemas.microsoft.com/office/word/2012/wordml" xmlns:w16cex="http://schemas.microsoft.com/office/word/2018/wordml/cex" xmlns:w16cid="http://schemas.microsoft.com/office/word/2016/wordml/cid" xmlns:w16="http://schemas.microsoft.com/office/word/2018/wordml" xmlns:w16du="http://schemas.microsoft.com/office/word/2023/wordml/word16du" xmlns:w16sdtdh="http://schemas.microsoft.com/office/word/2020/wordml/sdtdatahash" xmlns:w16sdtfl="http://schemas.microsoft.com/office/word/2024/wordml/sdtformatlock" xmlns:w16se="http://schemas.microsoft.com/office/word/2015/wordml/symex" xmlns:wpg="http://schemas.microsoft.com/office/word/2010/wordprocessingGroup" xmlns:wpi="http://schemas.microsoft.com/office/word/2010/wordprocessingInk" xmlns:wne="http://schemas.microsoft.com/office/word/2006/wordml" xmlns:wps="http://schemas.microsoft.com/office/word/2010/wordprocessingShape" mc:Ignorable="w14 w15 w16se w16cid w16 w16cex w16sdtdh w16sdtfl w16du wp14">
   <w:endnote w:type="separator" w:id="-1">
     <w:p>
       <w:pPr>
@@ -20410,7 +19686,7 @@
 </file>
 
 <file path=word/footer1.xml><?xml version="1.0" encoding="utf-8"?>
-<w:ftr xmlns:wpc="http://schemas.microsoft.com/office/word/2010/wordprocessingCanvas" xmlns:cx="http://schemas.microsoft.com/office/drawing/2014/chartex" xmlns:cx1="http://schemas.microsoft.com/office/drawing/2015/9/8/chartex" xmlns:cx2="http://schemas.microsoft.com/office/drawing/2015/10/21/chartex" xmlns:cx3="http://schemas.microsoft.com/office/drawing/2016/5/9/chartex" xmlns:cx4="http://schemas.microsoft.com/office/drawing/2016/5/10/chartex" xmlns:cx5="http://schemas.microsoft.com/office/drawing/2016/5/11/chartex" xmlns:cx6="http://schemas.microsoft.com/office/drawing/2016/5/12/chartex" xmlns:cx7="http://schemas.microsoft.com/office/drawing/2016/5/13/chartex" xmlns:cx8="http://schemas.microsoft.com/office/drawing/2016/5/14/chartex" xmlns:mc="http://schemas.openxmlformats.org/markup-compatibility/2006" xmlns:aink="http://schemas.microsoft.com/office/drawing/2016/ink" xmlns:am3d="http://schemas.microsoft.com/office/drawing/2017/model3d" xmlns:o="urn:schemas-microsoft-com:office:office" xmlns:r="http://schemas.openxmlformats.org/officeDocument/2006/relationships" xmlns:m="http://schemas.openxmlformats.org/officeDocument/2006/math" xmlns:v="urn:schemas-microsoft-com:vml" xmlns:wp14="http://schemas.microsoft.com/office/word/2010/wordprocessingDrawing" xmlns:wp="http://schemas.openxmlformats.org/drawingml/2006/wordprocessingDrawing" xmlns:w10="urn:schemas-microsoft-com:office:word" xmlns:w="http://schemas.openxmlformats.org/wordprocessingml/2006/main" xmlns:w14="http://schemas.microsoft.com/office/word/2010/wordml" xmlns:w15="http://schemas.microsoft.com/office/word/2012/wordml" xmlns:w16cex="http://schemas.microsoft.com/office/word/2018/wordml/cex" xmlns:w16cid="http://schemas.microsoft.com/office/word/2016/wordml/cid" xmlns:w16="http://schemas.microsoft.com/office/word/2018/wordml" xmlns:w16sdtdh="http://schemas.microsoft.com/office/word/2020/wordml/sdtdatahash" xmlns:w16se="http://schemas.microsoft.com/office/word/2015/wordml/symex" xmlns:wpg="http://schemas.microsoft.com/office/word/2010/wordprocessingGroup" xmlns:wpi="http://schemas.microsoft.com/office/word/2010/wordprocessingInk" xmlns:wne="http://schemas.microsoft.com/office/word/2006/wordml" xmlns:wps="http://schemas.microsoft.com/office/word/2010/wordprocessingShape" mc:Ignorable="w14 w15 w16se w16cid w16 w16cex w16sdtdh wp14">
+<w:ftr xmlns:wpc="http://schemas.microsoft.com/office/word/2010/wordprocessingCanvas" xmlns:cx="http://schemas.microsoft.com/office/drawing/2014/chartex" xmlns:cx1="http://schemas.microsoft.com/office/drawing/2015/9/8/chartex" xmlns:cx2="http://schemas.microsoft.com/office/drawing/2015/10/21/chartex" xmlns:cx3="http://schemas.microsoft.com/office/drawing/2016/5/9/chartex" xmlns:cx4="http://schemas.microsoft.com/office/drawing/2016/5/10/chartex" xmlns:cx5="http://schemas.microsoft.com/office/drawing/2016/5/11/chartex" xmlns:cx6="http://schemas.microsoft.com/office/drawing/2016/5/12/chartex" xmlns:cx7="http://schemas.microsoft.com/office/drawing/2016/5/13/chartex" xmlns:cx8="http://schemas.microsoft.com/office/drawing/2016/5/14/chartex" xmlns:mc="http://schemas.openxmlformats.org/markup-compatibility/2006" xmlns:aink="http://schemas.microsoft.com/office/drawing/2016/ink" xmlns:am3d="http://schemas.microsoft.com/office/drawing/2017/model3d" xmlns:o="urn:schemas-microsoft-com:office:office" xmlns:oel="http://schemas.microsoft.com/office/2019/extlst" xmlns:r="http://schemas.openxmlformats.org/officeDocument/2006/relationships" xmlns:m="http://schemas.openxmlformats.org/officeDocument/2006/math" xmlns:v="urn:schemas-microsoft-com:vml" xmlns:wp14="http://schemas.microsoft.com/office/word/2010/wordprocessingDrawing" xmlns:wp="http://schemas.openxmlformats.org/drawingml/2006/wordprocessingDrawing" xmlns:w10="urn:schemas-microsoft-com:office:word" xmlns:w="http://schemas.openxmlformats.org/wordprocessingml/2006/main" xmlns:w14="http://schemas.microsoft.com/office/word/2010/wordml" xmlns:w15="http://schemas.microsoft.com/office/word/2012/wordml" xmlns:w16cex="http://schemas.microsoft.com/office/word/2018/wordml/cex" xmlns:w16cid="http://schemas.microsoft.com/office/word/2016/wordml/cid" xmlns:w16="http://schemas.microsoft.com/office/word/2018/wordml" xmlns:w16du="http://schemas.microsoft.com/office/word/2023/wordml/word16du" xmlns:w16sdtdh="http://schemas.microsoft.com/office/word/2020/wordml/sdtdatahash" xmlns:w16sdtfl="http://schemas.microsoft.com/office/word/2024/wordml/sdtformatlock" xmlns:w16se="http://schemas.microsoft.com/office/word/2015/wordml/symex" xmlns:wpg="http://schemas.microsoft.com/office/word/2010/wordprocessingGroup" xmlns:wpi="http://schemas.microsoft.com/office/word/2010/wordprocessingInk" xmlns:wne="http://schemas.microsoft.com/office/word/2006/wordml" xmlns:wps="http://schemas.microsoft.com/office/word/2010/wordprocessingShape" mc:Ignorable="w14 w15 w16se w16cid w16 w16cex w16sdtdh w16sdtfl w16du wp14">
   <w:p>
     <w:pPr>
       <w:jc w:val="right"/>
@@ -20438,12 +19714,9 @@
 </file>
 
 <file path=word/footnotes.xml><?xml version="1.0" encoding="utf-8"?>
-<w:footnotes xmlns:wpc="http://schemas.microsoft.com/office/word/2010/wordprocessingCanvas" xmlns:cx="http://schemas.microsoft.com/office/drawing/2014/chartex" xmlns:cx1="http://schemas.microsoft.com/office/drawing/2015/9/8/chartex" xmlns:cx2="http://schemas.microsoft.com/office/drawing/2015/10/21/chartex" xmlns:cx3="http://schemas.microsoft.com/office/drawing/2016/5/9/chartex" xmlns:cx4="http://schemas.microsoft.com/office/drawing/2016/5/10/chartex" xmlns:cx5="http://schemas.microsoft.com/office/drawing/2016/5/11/chartex" xmlns:cx6="http://schemas.microsoft.com/office/drawing/2016/5/12/chartex" xmlns:cx7="http://schemas.microsoft.com/office/drawing/2016/5/13/chartex" xmlns:cx8="http://schemas.microsoft.com/office/drawing/2016/5/14/chartex" xmlns:mc="http://schemas.openxmlformats.org/markup-compatibility/2006" xmlns:aink="http://schemas.microsoft.com/office/drawing/2016/ink" xmlns:am3d="http://schemas.microsoft.com/office/drawing/2017/model3d" xmlns:o="urn:schemas-microsoft-com:office:office" xmlns:r="http://schemas.openxmlformats.org/officeDocument/2006/relationships" xmlns:m="http://schemas.openxmlformats.org/officeDocument/2006/math" xmlns:v="urn:schemas-microsoft-com:vml" xmlns:wp14="http://schemas.microsoft.com/office/word/2010/wordprocessingDrawing" xmlns:wp="http://schemas.openxmlformats.org/drawingml/2006/wordprocessingDrawing" xmlns:w10="urn:schemas-microsoft-com:office:word" xmlns:w="http://schemas.openxmlformats.org/wordprocessingml/2006/main" xmlns:w14="http://schemas.microsoft.com/office/word/2010/wordml" xmlns:w15="http://schemas.microsoft.com/office/word/2012/wordml" xmlns:w16cex="http://schemas.microsoft.com/office/word/2018/wordml/cex" xmlns:w16cid="http://schemas.microsoft.com/office/word/2016/wordml/cid" xmlns:w16="http://schemas.microsoft.com/office/word/2018/wordml" xmlns:w16sdtdh="http://schemas.microsoft.com/office/word/2020/wordml/sdtdatahash" xmlns:w16se="http://schemas.microsoft.com/office/word/2015/wordml/symex" xmlns:wpg="http://schemas.microsoft.com/office/word/2010/wordprocessingGroup" xmlns:wpi="http://schemas.microsoft.com/office/word/2010/wordprocessingInk" xmlns:wne="http://schemas.microsoft.com/office/word/2006/wordml" xmlns:wps="http://schemas.microsoft.com/office/word/2010/wordprocessingShape" mc:Ignorable="w14 w15 w16se w16cid w16 w16cex w16sdtdh wp14">
+<w:footnotes xmlns:wpc="http://schemas.microsoft.com/office/word/2010/wordprocessingCanvas" xmlns:cx="http://schemas.microsoft.com/office/drawing/2014/chartex" xmlns:cx1="http://schemas.microsoft.com/office/drawing/2015/9/8/chartex" xmlns:cx2="http://schemas.microsoft.com/office/drawing/2015/10/21/chartex" xmlns:cx3="http://schemas.microsoft.com/office/drawing/2016/5/9/chartex" xmlns:cx4="http://schemas.microsoft.com/office/drawing/2016/5/10/chartex" xmlns:cx5="http://schemas.microsoft.com/office/drawing/2016/5/11/chartex" xmlns:cx6="http://schemas.microsoft.com/office/drawing/2016/5/12/chartex" xmlns:cx7="http://schemas.microsoft.com/office/drawing/2016/5/13/chartex" xmlns:cx8="http://schemas.microsoft.com/office/drawing/2016/5/14/chartex" xmlns:mc="http://schemas.openxmlformats.org/markup-compatibility/2006" xmlns:aink="http://schemas.microsoft.com/office/drawing/2016/ink" xmlns:am3d="http://schemas.microsoft.com/office/drawing/2017/model3d" xmlns:o="urn:schemas-microsoft-com:office:office" xmlns:oel="http://schemas.microsoft.com/office/2019/extlst" xmlns:r="http://schemas.openxmlformats.org/officeDocument/2006/relationships" xmlns:m="http://schemas.openxmlformats.org/officeDocument/2006/math" xmlns:v="urn:schemas-microsoft-com:vml" xmlns:wp14="http://schemas.microsoft.com/office/word/2010/wordprocessingDrawing" xmlns:wp="http://schemas.openxmlformats.org/drawingml/2006/wordprocessingDrawing" xmlns:w10="urn:schemas-microsoft-com:office:word" xmlns:w="http://schemas.openxmlformats.org/wordprocessingml/2006/main" xmlns:w14="http://schemas.microsoft.com/office/word/2010/wordml" xmlns:w15="http://schemas.microsoft.com/office/word/2012/wordml" xmlns:w16cex="http://schemas.microsoft.com/office/word/2018/wordml/cex" xmlns:w16cid="http://schemas.microsoft.com/office/word/2016/wordml/cid" xmlns:w16="http://schemas.microsoft.com/office/word/2018/wordml" xmlns:w16du="http://schemas.microsoft.com/office/word/2023/wordml/word16du" xmlns:w16sdtdh="http://schemas.microsoft.com/office/word/2020/wordml/sdtdatahash" xmlns:w16sdtfl="http://schemas.microsoft.com/office/word/2024/wordml/sdtformatlock" xmlns:w16se="http://schemas.microsoft.com/office/word/2015/wordml/symex" xmlns:wpg="http://schemas.microsoft.com/office/word/2010/wordprocessingGroup" xmlns:wpi="http://schemas.microsoft.com/office/word/2010/wordprocessingInk" xmlns:wne="http://schemas.microsoft.com/office/word/2006/wordml" xmlns:wps="http://schemas.microsoft.com/office/word/2010/wordprocessingShape" mc:Ignorable="w14 w15 w16se w16cid w16 w16cex w16sdtdh w16sdtfl w16du wp14">
   <w:footnote w:type="separator" w:id="-1">
     <w:p>
-      <w:pPr>
-        <w:spacing w:after="0"/>
-      </w:pPr>
       <w:r>
         <w:separator/>
       </w:r>
@@ -20451,9 +19724,6 @@
   </w:footnote>
   <w:footnote w:type="continuationSeparator" w:id="0">
     <w:p>
-      <w:pPr>
-        <w:spacing w:after="0"/>
-      </w:pPr>
       <w:r>
         <w:continuationSeparator/>
       </w:r>
@@ -20463,101 +19733,24 @@
 </file>
 
 <file path=word/header1.xml><?xml version="1.0" encoding="utf-8"?>
-<w:hdr xmlns:wpc="http://schemas.microsoft.com/office/word/2010/wordprocessingCanvas" xmlns:cx="http://schemas.microsoft.com/office/drawing/2014/chartex" xmlns:cx1="http://schemas.microsoft.com/office/drawing/2015/9/8/chartex" xmlns:cx2="http://schemas.microsoft.com/office/drawing/2015/10/21/chartex" xmlns:cx3="http://schemas.microsoft.com/office/drawing/2016/5/9/chartex" xmlns:cx4="http://schemas.microsoft.com/office/drawing/2016/5/10/chartex" xmlns:cx5="http://schemas.microsoft.com/office/drawing/2016/5/11/chartex" xmlns:cx6="http://schemas.microsoft.com/office/drawing/2016/5/12/chartex" xmlns:cx7="http://schemas.microsoft.com/office/drawing/2016/5/13/chartex" xmlns:cx8="http://schemas.microsoft.com/office/drawing/2016/5/14/chartex" xmlns:mc="http://schemas.openxmlformats.org/markup-compatibility/2006" xmlns:aink="http://schemas.microsoft.com/office/drawing/2016/ink" xmlns:am3d="http://schemas.microsoft.com/office/drawing/2017/model3d" xmlns:o="urn:schemas-microsoft-com:office:office" xmlns:r="http://schemas.openxmlformats.org/officeDocument/2006/relationships" xmlns:m="http://schemas.openxmlformats.org/officeDocument/2006/math" xmlns:v="urn:schemas-microsoft-com:vml" xmlns:wp14="http://schemas.microsoft.com/office/word/2010/wordprocessingDrawing" xmlns:wp="http://schemas.openxmlformats.org/drawingml/2006/wordprocessingDrawing" xmlns:w10="urn:schemas-microsoft-com:office:word" xmlns:w="http://schemas.openxmlformats.org/wordprocessingml/2006/main" xmlns:w14="http://schemas.microsoft.com/office/word/2010/wordml" xmlns:w15="http://schemas.microsoft.com/office/word/2012/wordml" xmlns:w16cex="http://schemas.microsoft.com/office/word/2018/wordml/cex" xmlns:w16cid="http://schemas.microsoft.com/office/word/2016/wordml/cid" xmlns:w16="http://schemas.microsoft.com/office/word/2018/wordml" xmlns:w16sdtdh="http://schemas.microsoft.com/office/word/2020/wordml/sdtdatahash" xmlns:w16se="http://schemas.microsoft.com/office/word/2015/wordml/symex" xmlns:wpg="http://schemas.microsoft.com/office/word/2010/wordprocessingGroup" xmlns:wpi="http://schemas.microsoft.com/office/word/2010/wordprocessingInk" xmlns:wne="http://schemas.microsoft.com/office/word/2006/wordml" xmlns:wps="http://schemas.microsoft.com/office/word/2010/wordprocessingShape" mc:Ignorable="w14 w15 w16se w16cid w16 w16cex w16sdtdh wp14">
+<w:hdr xmlns:wpc="http://schemas.microsoft.com/office/word/2010/wordprocessingCanvas" xmlns:cx="http://schemas.microsoft.com/office/drawing/2014/chartex" xmlns:cx1="http://schemas.microsoft.com/office/drawing/2015/9/8/chartex" xmlns:cx2="http://schemas.microsoft.com/office/drawing/2015/10/21/chartex" xmlns:cx3="http://schemas.microsoft.com/office/drawing/2016/5/9/chartex" xmlns:cx4="http://schemas.microsoft.com/office/drawing/2016/5/10/chartex" xmlns:cx5="http://schemas.microsoft.com/office/drawing/2016/5/11/chartex" xmlns:cx6="http://schemas.microsoft.com/office/drawing/2016/5/12/chartex" xmlns:cx7="http://schemas.microsoft.com/office/drawing/2016/5/13/chartex" xmlns:cx8="http://schemas.microsoft.com/office/drawing/2016/5/14/chartex" xmlns:mc="http://schemas.openxmlformats.org/markup-compatibility/2006" xmlns:aink="http://schemas.microsoft.com/office/drawing/2016/ink" xmlns:am3d="http://schemas.microsoft.com/office/drawing/2017/model3d" xmlns:o="urn:schemas-microsoft-com:office:office" xmlns:oel="http://schemas.microsoft.com/office/2019/extlst" xmlns:r="http://schemas.openxmlformats.org/officeDocument/2006/relationships" xmlns:m="http://schemas.openxmlformats.org/officeDocument/2006/math" xmlns:v="urn:schemas-microsoft-com:vml" xmlns:wp14="http://schemas.microsoft.com/office/word/2010/wordprocessingDrawing" xmlns:wp="http://schemas.openxmlformats.org/drawingml/2006/wordprocessingDrawing" xmlns:w10="urn:schemas-microsoft-com:office:word" xmlns:w="http://schemas.openxmlformats.org/wordprocessingml/2006/main" xmlns:w14="http://schemas.microsoft.com/office/word/2010/wordml" xmlns:w15="http://schemas.microsoft.com/office/word/2012/wordml" xmlns:w16cex="http://schemas.microsoft.com/office/word/2018/wordml/cex" xmlns:w16cid="http://schemas.microsoft.com/office/word/2016/wordml/cid" xmlns:w16="http://schemas.microsoft.com/office/word/2018/wordml" xmlns:w16du="http://schemas.microsoft.com/office/word/2023/wordml/word16du" xmlns:w16sdtdh="http://schemas.microsoft.com/office/word/2020/wordml/sdtdatahash" xmlns:w16sdtfl="http://schemas.microsoft.com/office/word/2024/wordml/sdtformatlock" xmlns:w16se="http://schemas.microsoft.com/office/word/2015/wordml/symex" xmlns:wpg="http://schemas.microsoft.com/office/word/2010/wordprocessingGroup" xmlns:wpi="http://schemas.microsoft.com/office/word/2010/wordprocessingInk" xmlns:wne="http://schemas.microsoft.com/office/word/2006/wordml" xmlns:wps="http://schemas.microsoft.com/office/word/2010/wordprocessingShape" mc:Ignorable="w14 w15 w16se w16cid w16 w16cex w16sdtdh w16sdtfl w16du wp14">
   <w:p/>
 </w:hdr>
 </file>
 
 <file path=word/numbering.xml><?xml version="1.0" encoding="utf-8"?>
-<w:numbering xmlns:wpc="http://schemas.microsoft.com/office/word/2010/wordprocessingCanvas" xmlns:cx="http://schemas.microsoft.com/office/drawing/2014/chartex" xmlns:cx1="http://schemas.microsoft.com/office/drawing/2015/9/8/chartex" xmlns:cx2="http://schemas.microsoft.com/office/drawing/2015/10/21/chartex" xmlns:cx3="http://schemas.microsoft.com/office/drawing/2016/5/9/chartex" xmlns:cx4="http://schemas.microsoft.com/office/drawing/2016/5/10/chartex" xmlns:cx5="http://schemas.microsoft.com/office/drawing/2016/5/11/chartex" xmlns:cx6="http://schemas.microsoft.com/office/drawing/2016/5/12/chartex" xmlns:cx7="http://schemas.microsoft.com/office/drawing/2016/5/13/chartex" xmlns:cx8="http://schemas.microsoft.com/office/drawing/2016/5/14/chartex" xmlns:mc="http://schemas.openxmlformats.org/markup-compatibility/2006" xmlns:aink="http://schemas.microsoft.com/office/drawing/2016/ink" xmlns:am3d="http://schemas.microsoft.com/office/drawing/2017/model3d" xmlns:o="urn:schemas-microsoft-com:office:office" xmlns:r="http://schemas.openxmlformats.org/officeDocument/2006/relationships" xmlns:m="http://schemas.openxmlformats.org/officeDocument/2006/math" xmlns:v="urn:schemas-microsoft-com:vml" xmlns:wp14="http://schemas.microsoft.com/office/word/2010/wordprocessingDrawing" xmlns:wp="http://schemas.openxmlformats.org/drawingml/2006/wordprocessingDrawing" xmlns:w10="urn:schemas-microsoft-com:office:word" xmlns:w="http://schemas.openxmlformats.org/wordprocessingml/2006/main" xmlns:w14="http://schemas.microsoft.com/office/word/2010/wordml" xmlns:w15="http://schemas.microsoft.com/office/word/2012/wordml" xmlns:w16cex="http://schemas.microsoft.com/office/word/2018/wordml/cex" xmlns:w16cid="http://schemas.microsoft.com/office/word/2016/wordml/cid" xmlns:w16="http://schemas.microsoft.com/office/word/2018/wordml" xmlns:w16sdtdh="http://schemas.microsoft.com/office/word/2020/wordml/sdtdatahash" xmlns:w16se="http://schemas.microsoft.com/office/word/2015/wordml/symex" xmlns:wpg="http://schemas.microsoft.com/office/word/2010/wordprocessingGroup" xmlns:wpi="http://schemas.microsoft.com/office/word/2010/wordprocessingInk" xmlns:wne="http://schemas.microsoft.com/office/word/2006/wordml" xmlns:wps="http://schemas.microsoft.com/office/word/2010/wordprocessingShape" mc:Ignorable="w14 w15 w16se w16cid w16 w16cex w16sdtdh wp14">
+<w:numbering xmlns:wpc="http://schemas.microsoft.com/office/word/2010/wordprocessingCanvas" xmlns:cx="http://schemas.microsoft.com/office/drawing/2014/chartex" xmlns:cx1="http://schemas.microsoft.com/office/drawing/2015/9/8/chartex" xmlns:cx2="http://schemas.microsoft.com/office/drawing/2015/10/21/chartex" xmlns:cx3="http://schemas.microsoft.com/office/drawing/2016/5/9/chartex" xmlns:cx4="http://schemas.microsoft.com/office/drawing/2016/5/10/chartex" xmlns:cx5="http://schemas.microsoft.com/office/drawing/2016/5/11/chartex" xmlns:cx6="http://schemas.microsoft.com/office/drawing/2016/5/12/chartex" xmlns:cx7="http://schemas.microsoft.com/office/drawing/2016/5/13/chartex" xmlns:cx8="http://schemas.microsoft.com/office/drawing/2016/5/14/chartex" xmlns:mc="http://schemas.openxmlformats.org/markup-compatibility/2006" xmlns:aink="http://schemas.microsoft.com/office/drawing/2016/ink" xmlns:am3d="http://schemas.microsoft.com/office/drawing/2017/model3d" xmlns:o="urn:schemas-microsoft-com:office:office" xmlns:oel="http://schemas.microsoft.com/office/2019/extlst" xmlns:r="http://schemas.openxmlformats.org/officeDocument/2006/relationships" xmlns:m="http://schemas.openxmlformats.org/officeDocument/2006/math" xmlns:v="urn:schemas-microsoft-com:vml" xmlns:wp14="http://schemas.microsoft.com/office/word/2010/wordprocessingDrawing" xmlns:wp="http://schemas.openxmlformats.org/drawingml/2006/wordprocessingDrawing" xmlns:w10="urn:schemas-microsoft-com:office:word" xmlns:w="http://schemas.openxmlformats.org/wordprocessingml/2006/main" xmlns:w14="http://schemas.microsoft.com/office/word/2010/wordml" xmlns:w15="http://schemas.microsoft.com/office/word/2012/wordml" xmlns:w16cex="http://schemas.microsoft.com/office/word/2018/wordml/cex" xmlns:w16cid="http://schemas.microsoft.com/office/word/2016/wordml/cid" xmlns:w16="http://schemas.microsoft.com/office/word/2018/wordml" xmlns:w16du="http://schemas.microsoft.com/office/word/2023/wordml/word16du" xmlns:w16sdtdh="http://schemas.microsoft.com/office/word/2020/wordml/sdtdatahash" xmlns:w16sdtfl="http://schemas.microsoft.com/office/word/2024/wordml/sdtformatlock" xmlns:w16se="http://schemas.microsoft.com/office/word/2015/wordml/symex" xmlns:wpg="http://schemas.microsoft.com/office/word/2010/wordprocessingGroup" xmlns:wpi="http://schemas.microsoft.com/office/word/2010/wordprocessingInk" xmlns:wne="http://schemas.microsoft.com/office/word/2006/wordml" xmlns:wps="http://schemas.microsoft.com/office/word/2010/wordprocessingShape" mc:Ignorable="w14 w15 w16se w16cid w16 w16cex w16sdtdh w16sdtfl w16du wp14">
   <w:abstractNum w:abstractNumId="0" w15:restartNumberingAfterBreak="0">
-    <w:nsid w:val="0000A990"/>
+    <w:nsid w:val="EA454B4C"/>
     <w:multiLevelType w:val="multilevel"/>
-    <w:tmpl w:val="131A4A6C"/>
-    <w:lvl w:ilvl="0">
-      <w:numFmt w:val="bullet"/>
-      <w:lvlText w:val=" "/>
-      <w:lvlJc w:val="left"/>
-      <w:pPr>
-        <w:ind w:left="720" w:hanging="360"/>
-      </w:pPr>
-    </w:lvl>
-    <w:lvl w:ilvl="1">
-      <w:numFmt w:val="bullet"/>
-      <w:lvlText w:val=" "/>
-      <w:lvlJc w:val="left"/>
-      <w:pPr>
-        <w:ind w:left="1440" w:hanging="360"/>
-      </w:pPr>
-    </w:lvl>
-    <w:lvl w:ilvl="2">
-      <w:numFmt w:val="bullet"/>
-      <w:lvlText w:val=" "/>
-      <w:lvlJc w:val="left"/>
-      <w:pPr>
-        <w:ind w:left="2160" w:hanging="360"/>
-      </w:pPr>
-    </w:lvl>
-    <w:lvl w:ilvl="3">
-      <w:numFmt w:val="bullet"/>
-      <w:lvlText w:val=" "/>
-      <w:lvlJc w:val="left"/>
-      <w:pPr>
-        <w:ind w:left="2880" w:hanging="360"/>
-      </w:pPr>
-    </w:lvl>
-    <w:lvl w:ilvl="4">
-      <w:numFmt w:val="bullet"/>
-      <w:lvlText w:val=" "/>
-      <w:lvlJc w:val="left"/>
-      <w:pPr>
-        <w:ind w:left="3600" w:hanging="360"/>
-      </w:pPr>
-    </w:lvl>
-    <w:lvl w:ilvl="5">
-      <w:numFmt w:val="bullet"/>
-      <w:lvlText w:val=" "/>
-      <w:lvlJc w:val="left"/>
-      <w:pPr>
-        <w:ind w:left="4320" w:hanging="360"/>
-      </w:pPr>
-    </w:lvl>
-    <w:lvl w:ilvl="6">
-      <w:numFmt w:val="bullet"/>
-      <w:lvlText w:val=" "/>
-      <w:lvlJc w:val="left"/>
-      <w:pPr>
-        <w:ind w:left="5040" w:hanging="360"/>
-      </w:pPr>
-    </w:lvl>
-    <w:lvl w:ilvl="7">
-      <w:numFmt w:val="bullet"/>
-      <w:lvlText w:val=" "/>
-      <w:lvlJc w:val="left"/>
-      <w:pPr>
-        <w:ind w:left="5760" w:hanging="360"/>
-      </w:pPr>
-    </w:lvl>
-    <w:lvl w:ilvl="8">
-      <w:numFmt w:val="bullet"/>
-      <w:lvlText w:val=" "/>
-      <w:lvlJc w:val="left"/>
-      <w:pPr>
-        <w:ind w:left="6480" w:hanging="360"/>
-      </w:pPr>
-    </w:lvl>
-  </w:abstractNum>
-  <w:abstractNum w:abstractNumId="1" w15:restartNumberingAfterBreak="0">
-    <w:nsid w:val="00A99411"/>
-    <w:multiLevelType w:val="multilevel"/>
-    <w:tmpl w:val="76028990"/>
+    <w:tmpl w:val="17C89DE8"/>
     <w:lvl w:ilvl="0">
       <w:start w:val="1"/>
       <w:numFmt w:val="decimal"/>
       <w:lvlText w:val="%1."/>
       <w:lvlJc w:val="left"/>
       <w:pPr>
-        <w:ind w:left="720" w:hanging="360"/>
+        <w:ind w:left="720" w:hanging="480"/>
       </w:pPr>
     </w:lvl>
     <w:lvl w:ilvl="1">
@@ -20566,7 +19759,7 @@
       <w:lvlText w:val="%2."/>
       <w:lvlJc w:val="left"/>
       <w:pPr>
-        <w:ind w:left="1440" w:hanging="360"/>
+        <w:ind w:left="1440" w:hanging="480"/>
       </w:pPr>
     </w:lvl>
     <w:lvl w:ilvl="2">
@@ -20575,7 +19768,7 @@
       <w:lvlText w:val="%3."/>
       <w:lvlJc w:val="left"/>
       <w:pPr>
-        <w:ind w:left="2160" w:hanging="360"/>
+        <w:ind w:left="2160" w:hanging="480"/>
       </w:pPr>
     </w:lvl>
     <w:lvl w:ilvl="3">
@@ -20584,7 +19777,7 @@
       <w:lvlText w:val="%4."/>
       <w:lvlJc w:val="left"/>
       <w:pPr>
-        <w:ind w:left="2880" w:hanging="360"/>
+        <w:ind w:left="2880" w:hanging="480"/>
       </w:pPr>
     </w:lvl>
     <w:lvl w:ilvl="4">
@@ -20593,7 +19786,7 @@
       <w:lvlText w:val="%5."/>
       <w:lvlJc w:val="left"/>
       <w:pPr>
-        <w:ind w:left="3600" w:hanging="360"/>
+        <w:ind w:left="3600" w:hanging="480"/>
       </w:pPr>
     </w:lvl>
     <w:lvl w:ilvl="5">
@@ -20602,7 +19795,7 @@
       <w:lvlText w:val="%6."/>
       <w:lvlJc w:val="left"/>
       <w:pPr>
-        <w:ind w:left="4320" w:hanging="360"/>
+        <w:ind w:left="4320" w:hanging="480"/>
       </w:pPr>
     </w:lvl>
     <w:lvl w:ilvl="6">
@@ -20611,7 +19804,7 @@
       <w:lvlText w:val="%7."/>
       <w:lvlJc w:val="left"/>
       <w:pPr>
-        <w:ind w:left="5040" w:hanging="360"/>
+        <w:ind w:left="5040" w:hanging="480"/>
       </w:pPr>
     </w:lvl>
     <w:lvl w:ilvl="7">
@@ -20620,7 +19813,7 @@
       <w:lvlText w:val="%8."/>
       <w:lvlJc w:val="left"/>
       <w:pPr>
-        <w:ind w:left="5760" w:hanging="360"/>
+        <w:ind w:left="5760" w:hanging="480"/>
       </w:pPr>
     </w:lvl>
     <w:lvl w:ilvl="8">
@@ -20629,15 +19822,92 @@
       <w:lvlText w:val="%9."/>
       <w:lvlJc w:val="left"/>
       <w:pPr>
-        <w:ind w:left="6480" w:hanging="360"/>
+        <w:ind w:left="6480" w:hanging="480"/>
       </w:pPr>
     </w:lvl>
   </w:abstractNum>
-  <w:num w:numId="1">
+  <w:abstractNum w:abstractNumId="1" w15:restartNumberingAfterBreak="0">
+    <w:nsid w:val="2C1AE401"/>
+    <w:multiLevelType w:val="multilevel"/>
+    <w:tmpl w:val="DEF60B4A"/>
+    <w:lvl w:ilvl="0">
+      <w:numFmt w:val="bullet"/>
+      <w:lvlText w:val=" "/>
+      <w:lvlJc w:val="left"/>
+      <w:pPr>
+        <w:ind w:left="720" w:hanging="480"/>
+      </w:pPr>
+    </w:lvl>
+    <w:lvl w:ilvl="1">
+      <w:numFmt w:val="bullet"/>
+      <w:lvlText w:val=" "/>
+      <w:lvlJc w:val="left"/>
+      <w:pPr>
+        <w:ind w:left="1440" w:hanging="480"/>
+      </w:pPr>
+    </w:lvl>
+    <w:lvl w:ilvl="2">
+      <w:numFmt w:val="bullet"/>
+      <w:lvlText w:val=" "/>
+      <w:lvlJc w:val="left"/>
+      <w:pPr>
+        <w:ind w:left="2160" w:hanging="480"/>
+      </w:pPr>
+    </w:lvl>
+    <w:lvl w:ilvl="3">
+      <w:numFmt w:val="bullet"/>
+      <w:lvlText w:val=" "/>
+      <w:lvlJc w:val="left"/>
+      <w:pPr>
+        <w:ind w:left="2880" w:hanging="480"/>
+      </w:pPr>
+    </w:lvl>
+    <w:lvl w:ilvl="4">
+      <w:numFmt w:val="bullet"/>
+      <w:lvlText w:val=" "/>
+      <w:lvlJc w:val="left"/>
+      <w:pPr>
+        <w:ind w:left="3600" w:hanging="480"/>
+      </w:pPr>
+    </w:lvl>
+    <w:lvl w:ilvl="5">
+      <w:numFmt w:val="bullet"/>
+      <w:lvlText w:val=" "/>
+      <w:lvlJc w:val="left"/>
+      <w:pPr>
+        <w:ind w:left="4320" w:hanging="480"/>
+      </w:pPr>
+    </w:lvl>
+    <w:lvl w:ilvl="6">
+      <w:numFmt w:val="bullet"/>
+      <w:lvlText w:val=" "/>
+      <w:lvlJc w:val="left"/>
+      <w:pPr>
+        <w:ind w:left="5040" w:hanging="480"/>
+      </w:pPr>
+    </w:lvl>
+    <w:lvl w:ilvl="7">
+      <w:numFmt w:val="bullet"/>
+      <w:lvlText w:val=" "/>
+      <w:lvlJc w:val="left"/>
+      <w:pPr>
+        <w:ind w:left="5760" w:hanging="480"/>
+      </w:pPr>
+    </w:lvl>
+    <w:lvl w:ilvl="8">
+      <w:numFmt w:val="bullet"/>
+      <w:lvlText w:val=" "/>
+      <w:lvlJc w:val="left"/>
+      <w:pPr>
+        <w:ind w:left="6480" w:hanging="480"/>
+      </w:pPr>
+    </w:lvl>
+  </w:abstractNum>
+  <w:num w:numId="1" w16cid:durableId="892815162">
+    <w:abstractNumId w:val="1"/>
+  </w:num>
+  <w:num w:numId="2" w16cid:durableId="1991277989">
     <w:abstractNumId w:val="0"/>
-  </w:num>
-  <w:num w:numId="2">
-    <w:abstractNumId w:val="1"/>
     <w:lvlOverride w:ilvl="0">
       <w:startOverride w:val="1"/>
     </w:lvlOverride>
@@ -20666,8 +19936,8 @@
       <w:startOverride w:val="1"/>
     </w:lvlOverride>
   </w:num>
-  <w:num w:numId="3">
-    <w:abstractNumId w:val="1"/>
+  <w:num w:numId="3" w16cid:durableId="2035232423">
+    <w:abstractNumId w:val="0"/>
     <w:lvlOverride w:ilvl="0">
       <w:startOverride w:val="1"/>
     </w:lvlOverride>
@@ -20700,14 +19970,14 @@
 </file>
 
 <file path=word/styles.xml><?xml version="1.0" encoding="utf-8"?>
-<w:styles xmlns:mc="http://schemas.openxmlformats.org/markup-compatibility/2006" xmlns:r="http://schemas.openxmlformats.org/officeDocument/2006/relationships" xmlns:w="http://schemas.openxmlformats.org/wordprocessingml/2006/main" xmlns:w14="http://schemas.microsoft.com/office/word/2010/wordml" xmlns:w15="http://schemas.microsoft.com/office/word/2012/wordml" xmlns:w16cex="http://schemas.microsoft.com/office/word/2018/wordml/cex" xmlns:w16cid="http://schemas.microsoft.com/office/word/2016/wordml/cid" xmlns:w16="http://schemas.microsoft.com/office/word/2018/wordml" xmlns:w16sdtdh="http://schemas.microsoft.com/office/word/2020/wordml/sdtdatahash" xmlns:w16se="http://schemas.microsoft.com/office/word/2015/wordml/symex" mc:Ignorable="w14 w15 w16se w16cid w16 w16cex w16sdtdh">
+<w:styles xmlns:mc="http://schemas.openxmlformats.org/markup-compatibility/2006" xmlns:r="http://schemas.openxmlformats.org/officeDocument/2006/relationships" xmlns:w="http://schemas.openxmlformats.org/wordprocessingml/2006/main" xmlns:w14="http://schemas.microsoft.com/office/word/2010/wordml" xmlns:w15="http://schemas.microsoft.com/office/word/2012/wordml" xmlns:w16cex="http://schemas.microsoft.com/office/word/2018/wordml/cex" xmlns:w16cid="http://schemas.microsoft.com/office/word/2016/wordml/cid" xmlns:w16="http://schemas.microsoft.com/office/word/2018/wordml" xmlns:w16du="http://schemas.microsoft.com/office/word/2023/wordml/word16du" xmlns:w16sdtdh="http://schemas.microsoft.com/office/word/2020/wordml/sdtdatahash" xmlns:w16sdtfl="http://schemas.microsoft.com/office/word/2024/wordml/sdtformatlock" xmlns:w16se="http://schemas.microsoft.com/office/word/2015/wordml/symex" mc:Ignorable="w14 w15 w16se w16cid w16 w16cex w16sdtdh w16sdtfl w16du">
   <w:docDefaults>
     <w:rPrDefault>
       <w:rPr>
-        <w:rFonts w:asciiTheme="minorHAnsi" w:eastAsiaTheme="minorEastAsia" w:hAnsiTheme="minorHAnsi" w:cstheme="minorBidi"/>
+        <w:rFonts w:asciiTheme="minorHAnsi" w:eastAsiaTheme="minorHAnsi" w:hAnsiTheme="minorHAnsi" w:cstheme="minorBidi"/>
         <w:sz w:val="24"/>
         <w:szCs w:val="24"/>
-        <w:lang w:val="en-US" w:eastAsia="zh-CN" w:bidi="ar-SA"/>
+        <w:lang w:val="en-US" w:eastAsia="en-US" w:bidi="ar-SA"/>
       </w:rPr>
     </w:rPrDefault>
     <w:pPrDefault>
@@ -20717,96 +19987,10 @@
     </w:pPrDefault>
   </w:docDefaults>
   <w:latentStyles w:defLockedState="0" w:defUIPriority="0" w:defSemiHidden="0" w:defUnhideWhenUsed="0" w:defQFormat="0" w:count="376">
-    <w:lsdException w:name="heading 5" w:semiHidden="1" w:unhideWhenUsed="1"/>
-    <w:lsdException w:name="index 2" w:semiHidden="1" w:unhideWhenUsed="1"/>
-    <w:lsdException w:name="index 3" w:semiHidden="1" w:unhideWhenUsed="1"/>
-    <w:lsdException w:name="index 4" w:semiHidden="1" w:unhideWhenUsed="1"/>
-    <w:lsdException w:name="index 5" w:semiHidden="1" w:unhideWhenUsed="1"/>
-    <w:lsdException w:name="index 6" w:semiHidden="1" w:unhideWhenUsed="1"/>
-    <w:lsdException w:name="index 7" w:semiHidden="1" w:unhideWhenUsed="1"/>
-    <w:lsdException w:name="index 8" w:semiHidden="1" w:unhideWhenUsed="1"/>
-    <w:lsdException w:name="index 9" w:semiHidden="1" w:unhideWhenUsed="1"/>
-    <w:lsdException w:name="toc 1" w:semiHidden="1" w:uiPriority="39" w:unhideWhenUsed="1"/>
-    <w:lsdException w:name="toc 2" w:semiHidden="1" w:uiPriority="39" w:unhideWhenUsed="1"/>
-    <w:lsdException w:name="toc 3" w:semiHidden="1" w:unhideWhenUsed="1"/>
-    <w:lsdException w:name="toc 4" w:semiHidden="1" w:unhideWhenUsed="1"/>
-    <w:lsdException w:name="toc 5" w:semiHidden="1" w:unhideWhenUsed="1"/>
-    <w:lsdException w:name="toc 6" w:semiHidden="1" w:unhideWhenUsed="1"/>
-    <w:lsdException w:name="toc 7" w:semiHidden="1" w:unhideWhenUsed="1"/>
-    <w:lsdException w:name="toc 8" w:semiHidden="1" w:unhideWhenUsed="1"/>
-    <w:lsdException w:name="toc 9" w:semiHidden="1" w:unhideWhenUsed="1"/>
-    <w:lsdException w:name="Normal Indent" w:semiHidden="1" w:unhideWhenUsed="1"/>
-    <w:lsdException w:name="footnote text" w:semiHidden="1" w:unhideWhenUsed="1"/>
-    <w:lsdException w:name="annotation text" w:semiHidden="1" w:unhideWhenUsed="1"/>
-    <w:lsdException w:name="header" w:semiHidden="1" w:unhideWhenUsed="1"/>
-    <w:lsdException w:name="footer" w:semiHidden="1" w:unhideWhenUsed="1"/>
-    <w:lsdException w:name="index heading" w:semiHidden="1" w:unhideWhenUsed="1"/>
-    <w:lsdException w:name="caption" w:semiHidden="1" w:unhideWhenUsed="1"/>
-    <w:lsdException w:name="table of figures" w:semiHidden="1" w:unhideWhenUsed="1"/>
-    <w:lsdException w:name="envelope address" w:semiHidden="1" w:unhideWhenUsed="1"/>
-    <w:lsdException w:name="envelope return" w:semiHidden="1" w:unhideWhenUsed="1"/>
-    <w:lsdException w:name="footnote reference" w:semiHidden="1" w:unhideWhenUsed="1"/>
-    <w:lsdException w:name="annotation reference" w:semiHidden="1" w:unhideWhenUsed="1"/>
-    <w:lsdException w:name="line number" w:semiHidden="1" w:unhideWhenUsed="1"/>
-    <w:lsdException w:name="page number" w:semiHidden="1" w:unhideWhenUsed="1"/>
-    <w:lsdException w:name="endnote reference" w:semiHidden="1" w:unhideWhenUsed="1"/>
-    <w:lsdException w:name="endnote text" w:semiHidden="1" w:unhideWhenUsed="1"/>
-    <w:lsdException w:name="table of authorities" w:semiHidden="1" w:unhideWhenUsed="1"/>
-    <w:lsdException w:name="macro" w:semiHidden="1" w:unhideWhenUsed="1"/>
-    <w:lsdException w:name="toa heading" w:semiHidden="1" w:unhideWhenUsed="1"/>
-    <w:lsdException w:name="List" w:semiHidden="1" w:unhideWhenUsed="1"/>
-    <w:lsdException w:name="List Bullet" w:semiHidden="1" w:unhideWhenUsed="1"/>
-    <w:lsdException w:name="List Number" w:semiHidden="1" w:unhideWhenUsed="1"/>
-    <w:lsdException w:name="List 2" w:semiHidden="1" w:unhideWhenUsed="1"/>
-    <w:lsdException w:name="List 3" w:semiHidden="1" w:unhideWhenUsed="1"/>
-    <w:lsdException w:name="List 4" w:semiHidden="1" w:unhideWhenUsed="1"/>
-    <w:lsdException w:name="List Bullet 2" w:semiHidden="1" w:unhideWhenUsed="1"/>
-    <w:lsdException w:name="List Bullet 3" w:semiHidden="1" w:unhideWhenUsed="1"/>
-    <w:lsdException w:name="List Number 2" w:semiHidden="1" w:unhideWhenUsed="1"/>
-    <w:lsdException w:name="List Number 3" w:semiHidden="1" w:unhideWhenUsed="1"/>
-    <w:lsdException w:name="List Number 4" w:semiHidden="1" w:unhideWhenUsed="1"/>
-    <w:lsdException w:name="List Number 5" w:semiHidden="1" w:unhideWhenUsed="1"/>
-    <w:lsdException w:name="Closing" w:semiHidden="1" w:unhideWhenUsed="1"/>
-    <w:lsdException w:name="Signature" w:semiHidden="1" w:unhideWhenUsed="1"/>
-    <w:lsdException w:name="Default Paragraph Font" w:semiHidden="1" w:unhideWhenUsed="1"/>
-    <w:lsdException w:name="Body Text" w:semiHidden="1" w:unhideWhenUsed="1"/>
-    <w:lsdException w:name="Body Text Indent" w:semiHidden="1" w:unhideWhenUsed="1"/>
-    <w:lsdException w:name="List Continue" w:semiHidden="1" w:unhideWhenUsed="1"/>
-    <w:lsdException w:name="List Continue 2" w:semiHidden="1" w:unhideWhenUsed="1"/>
-    <w:lsdException w:name="List Continue 3" w:semiHidden="1" w:unhideWhenUsed="1"/>
-    <w:lsdException w:name="List Continue 4" w:semiHidden="1" w:unhideWhenUsed="1"/>
-    <w:lsdException w:name="List Continue 5" w:semiHidden="1" w:unhideWhenUsed="1"/>
-    <w:lsdException w:name="Message Header" w:semiHidden="1" w:unhideWhenUsed="1"/>
-    <w:lsdException w:name="Salutation" w:semiHidden="1" w:unhideWhenUsed="1"/>
-    <w:lsdException w:name="Date" w:semiHidden="1" w:unhideWhenUsed="1"/>
-    <w:lsdException w:name="Body Text First Indent" w:semiHidden="1" w:unhideWhenUsed="1"/>
-    <w:lsdException w:name="Body Text Indent 2" w:semiHidden="1" w:unhideWhenUsed="1"/>
-    <w:lsdException w:name="Body Text Indent 3" w:semiHidden="1" w:unhideWhenUsed="1"/>
-    <w:lsdException w:name="Block Text" w:semiHidden="1" w:unhideWhenUsed="1"/>
-    <w:lsdException w:name="Hyperlink" w:semiHidden="1" w:uiPriority="99" w:unhideWhenUsed="1"/>
-    <w:lsdException w:name="FollowedHyperlink" w:semiHidden="1" w:unhideWhenUsed="1"/>
-    <w:lsdException w:name="Document Map" w:semiHidden="1" w:unhideWhenUsed="1"/>
-    <w:lsdException w:name="Plain Text" w:semiHidden="1" w:unhideWhenUsed="1"/>
-    <w:lsdException w:name="E-mail Signature" w:semiHidden="1" w:unhideWhenUsed="1"/>
-    <w:lsdException w:name="HTML Top of Form" w:semiHidden="1" w:unhideWhenUsed="1"/>
-    <w:lsdException w:name="HTML Bottom of Form" w:semiHidden="1" w:unhideWhenUsed="1"/>
-    <w:lsdException w:name="Normal (Web)" w:semiHidden="1" w:unhideWhenUsed="1"/>
-    <w:lsdException w:name="HTML Acronym" w:semiHidden="1" w:unhideWhenUsed="1"/>
-    <w:lsdException w:name="HTML Address" w:semiHidden="1" w:unhideWhenUsed="1"/>
-    <w:lsdException w:name="HTML Cite" w:semiHidden="1" w:unhideWhenUsed="1"/>
-    <w:lsdException w:name="HTML Code" w:semiHidden="1" w:unhideWhenUsed="1"/>
-    <w:lsdException w:name="HTML Definition" w:semiHidden="1" w:unhideWhenUsed="1"/>
-    <w:lsdException w:name="HTML Keyboard" w:semiHidden="1" w:unhideWhenUsed="1"/>
-    <w:lsdException w:name="HTML Preformatted" w:semiHidden="1" w:unhideWhenUsed="1"/>
-    <w:lsdException w:name="HTML Sample" w:semiHidden="1" w:unhideWhenUsed="1"/>
-    <w:lsdException w:name="HTML Typewriter" w:semiHidden="1" w:unhideWhenUsed="1"/>
-    <w:lsdException w:name="HTML Variable" w:semiHidden="1" w:unhideWhenUsed="1"/>
+    <w:lsdException w:name="toc 1" w:uiPriority="39"/>
+    <w:lsdException w:name="toc 2" w:uiPriority="39"/>
+    <w:lsdException w:name="Hyperlink" w:uiPriority="99"/>
     <w:lsdException w:name="Normal Table" w:semiHidden="1" w:unhideWhenUsed="1"/>
-    <w:lsdException w:name="annotation subject" w:semiHidden="1" w:unhideWhenUsed="1"/>
-    <w:lsdException w:name="No List" w:semiHidden="1" w:unhideWhenUsed="1"/>
-    <w:lsdException w:name="Outline List 1" w:semiHidden="1" w:unhideWhenUsed="1"/>
-    <w:lsdException w:name="Outline List 2" w:semiHidden="1" w:unhideWhenUsed="1"/>
-    <w:lsdException w:name="Outline List 3" w:semiHidden="1" w:unhideWhenUsed="1"/>
     <w:lsdException w:name="Table Simple 1" w:semiHidden="1" w:unhideWhenUsed="1"/>
     <w:lsdException w:name="Table Simple 2" w:semiHidden="1" w:unhideWhenUsed="1"/>
     <w:lsdException w:name="Table Simple 3" w:semiHidden="1" w:unhideWhenUsed="1"/>
@@ -20849,11 +20033,16 @@
     <w:lsdException w:name="Table Web 1" w:semiHidden="1" w:unhideWhenUsed="1"/>
     <w:lsdException w:name="Table Web 2" w:semiHidden="1" w:unhideWhenUsed="1"/>
     <w:lsdException w:name="Table Web 3" w:semiHidden="1" w:unhideWhenUsed="1"/>
-    <w:lsdException w:name="Balloon Text" w:semiHidden="1" w:unhideWhenUsed="1"/>
     <w:lsdException w:name="Table Theme" w:semiHidden="1" w:unhideWhenUsed="1"/>
-    <w:lsdException w:name="Placeholder Text" w:semiHidden="1"/>
     <w:lsdException w:name="Light Shading"/>
     <w:lsdException w:name="Light List"/>
+    <w:lsdException w:name="Light Grid"/>
+    <w:lsdException w:name="Medium Shading 1"/>
+    <w:lsdException w:name="Medium Shading 2"/>
+    <w:lsdException w:name="Medium List 1"/>
+    <w:lsdException w:name="Medium List 2"/>
+    <w:lsdException w:name="Medium Grid 1"/>
+    <w:lsdException w:name="Medium Grid 2"/>
     <w:lsdException w:name="Medium Grid 3"/>
     <w:lsdException w:name="Dark List"/>
     <w:lsdException w:name="Colorful Shading"/>
@@ -20865,7 +20054,6 @@
     <w:lsdException w:name="Medium Shading 1 Accent 1"/>
     <w:lsdException w:name="Medium Shading 2 Accent 1"/>
     <w:lsdException w:name="Medium List 1 Accent 1"/>
-    <w:lsdException w:name="Revision" w:semiHidden="1"/>
     <w:lsdException w:name="Medium List 2 Accent 1"/>
     <w:lsdException w:name="Medium Grid 1 Accent 1"/>
     <w:lsdException w:name="Medium Grid 2 Accent 1"/>
@@ -20944,8 +20132,6 @@
     <w:lsdException w:name="Colorful Shading Accent 6"/>
     <w:lsdException w:name="Colorful List Accent 6"/>
     <w:lsdException w:name="Colorful Grid Accent 6"/>
-    <w:lsdException w:name="Bibliography" w:semiHidden="1" w:unhideWhenUsed="1"/>
-    <w:lsdException w:name="TOC Heading" w:semiHidden="1" w:unhideWhenUsed="1"/>
     <w:lsdException w:name="Grid Table 4" w:uiPriority="49"/>
     <w:lsdException w:name="Grid Table 5 Dark" w:uiPriority="50"/>
     <w:lsdException w:name="Grid Table 6 Colorful" w:uiPriority="51"/>
@@ -21059,136 +20245,119 @@
     <w:name w:val="heading 1"/>
     <w:basedOn w:val="a"/>
     <w:next w:val="a0"/>
-    <w:link w:val="10"/>
     <w:uiPriority w:val="9"/>
     <w:qFormat/>
-    <w:rsid w:val="00A10FD9"/>
     <w:pPr>
       <w:keepNext/>
       <w:keepLines/>
-      <w:spacing w:before="360" w:after="80"/>
+      <w:spacing w:before="480" w:after="0"/>
       <w:outlineLvl w:val="0"/>
     </w:pPr>
     <w:rPr>
-      <w:sz w:val="40"/>
-      <w:szCs w:val="40"/>
+      <w:b/>
+      <w:bCs/>
+      <w:sz w:val="32"/>
+      <w:szCs w:val="32"/>
     </w:rPr>
   </w:style>
   <w:style w:type="paragraph" w:styleId="2">
     <w:name w:val="heading 2"/>
     <w:basedOn w:val="a"/>
     <w:next w:val="a0"/>
-    <w:link w:val="20"/>
     <w:uiPriority w:val="9"/>
-    <w:semiHidden/>
     <w:unhideWhenUsed/>
     <w:qFormat/>
-    <w:rsid w:val="00A10FD9"/>
     <w:pPr>
       <w:keepNext/>
       <w:keepLines/>
-      <w:spacing w:before="160" w:after="80"/>
+      <w:spacing w:before="200" w:after="0"/>
       <w:outlineLvl w:val="1"/>
     </w:pPr>
     <w:rPr>
-      <w:sz w:val="32"/>
-      <w:szCs w:val="32"/>
+      <w:b/>
+      <w:bCs/>
+      <w:sz w:val="28"/>
+      <w:szCs w:val="28"/>
     </w:rPr>
   </w:style>
   <w:style w:type="paragraph" w:styleId="3">
     <w:name w:val="heading 3"/>
     <w:basedOn w:val="a"/>
     <w:next w:val="a0"/>
-    <w:link w:val="30"/>
     <w:uiPriority w:val="9"/>
-    <w:semiHidden/>
     <w:unhideWhenUsed/>
     <w:qFormat/>
-    <w:rsid w:val="00A10FD9"/>
     <w:pPr>
       <w:keepNext/>
       <w:keepLines/>
-      <w:spacing w:before="160" w:after="80"/>
+      <w:spacing w:before="200" w:after="0"/>
       <w:outlineLvl w:val="2"/>
     </w:pPr>
     <w:rPr>
-      <w:sz w:val="28"/>
-      <w:szCs w:val="28"/>
+      <w:b/>
+      <w:bCs/>
     </w:rPr>
   </w:style>
   <w:style w:type="paragraph" w:styleId="4">
     <w:name w:val="heading 4"/>
     <w:basedOn w:val="a"/>
     <w:next w:val="a0"/>
-    <w:link w:val="40"/>
     <w:uiPriority w:val="9"/>
-    <w:semiHidden/>
     <w:unhideWhenUsed/>
     <w:qFormat/>
-    <w:rsid w:val="00A10FD9"/>
     <w:pPr>
       <w:keepNext/>
       <w:keepLines/>
-      <w:spacing w:before="80" w:after="40"/>
+      <w:spacing w:before="200" w:after="0"/>
       <w:outlineLvl w:val="3"/>
     </w:pPr>
     <w:rPr>
+      <w:bCs/>
       <w:i/>
-      <w:iCs/>
     </w:rPr>
   </w:style>
   <w:style w:type="paragraph" w:styleId="5">
     <w:name w:val="heading 5"/>
     <w:basedOn w:val="a"/>
     <w:next w:val="a0"/>
-    <w:link w:val="50"/>
     <w:uiPriority w:val="9"/>
-    <w:semiHidden/>
     <w:unhideWhenUsed/>
     <w:qFormat/>
-    <w:rsid w:val="00A10FD9"/>
     <w:pPr>
       <w:keepNext/>
       <w:keepLines/>
-      <w:spacing w:before="80" w:after="40"/>
+      <w:spacing w:before="200" w:after="0"/>
       <w:outlineLvl w:val="4"/>
     </w:pPr>
+    <w:rPr>
+      <w:iCs/>
+    </w:rPr>
   </w:style>
   <w:style w:type="paragraph" w:styleId="6">
     <w:name w:val="heading 6"/>
     <w:basedOn w:val="a"/>
     <w:next w:val="a0"/>
-    <w:link w:val="60"/>
     <w:uiPriority w:val="9"/>
-    <w:semiHidden/>
     <w:unhideWhenUsed/>
     <w:qFormat/>
-    <w:rsid w:val="00A10FD9"/>
     <w:pPr>
       <w:keepNext/>
       <w:keepLines/>
-      <w:spacing w:before="40" w:after="0"/>
+      <w:spacing w:before="200" w:after="0"/>
       <w:outlineLvl w:val="5"/>
     </w:pPr>
-    <w:rPr>
-      <w:i/>
-      <w:iCs/>
-    </w:rPr>
   </w:style>
   <w:style w:type="paragraph" w:styleId="7">
     <w:name w:val="heading 7"/>
     <w:basedOn w:val="a"/>
     <w:next w:val="a0"/>
-    <w:link w:val="70"/>
     <w:uiPriority w:val="9"/>
-    <w:semiHidden/>
     <w:unhideWhenUsed/>
     <w:qFormat/>
-    <w:rsid w:val="00A10FD9"/>
     <w:pPr>
       <w:keepNext/>
       <w:keepLines/>
-      <w:spacing w:before="40" w:after="0"/>
+      <w:spacing w:before="200" w:after="0"/>
       <w:outlineLvl w:val="6"/>
     </w:pPr>
   </w:style>
@@ -21196,37 +20365,27 @@
     <w:name w:val="heading 8"/>
     <w:basedOn w:val="a"/>
     <w:next w:val="a0"/>
-    <w:link w:val="80"/>
     <w:uiPriority w:val="9"/>
-    <w:semiHidden/>
     <w:unhideWhenUsed/>
     <w:qFormat/>
-    <w:rsid w:val="00A10FD9"/>
     <w:pPr>
       <w:keepNext/>
       <w:keepLines/>
-      <w:spacing w:after="0"/>
+      <w:spacing w:before="200" w:after="0"/>
       <w:outlineLvl w:val="7"/>
     </w:pPr>
-    <w:rPr>
-      <w:i/>
-      <w:iCs/>
-    </w:rPr>
   </w:style>
   <w:style w:type="paragraph" w:styleId="9">
     <w:name w:val="heading 9"/>
     <w:basedOn w:val="a"/>
     <w:next w:val="a0"/>
-    <w:link w:val="90"/>
     <w:uiPriority w:val="9"/>
-    <w:semiHidden/>
     <w:unhideWhenUsed/>
     <w:qFormat/>
-    <w:rsid w:val="00A10FD9"/>
     <w:pPr>
       <w:keepNext/>
       <w:keepLines/>
-      <w:spacing w:after="0"/>
+      <w:spacing w:before="200" w:after="0"/>
       <w:outlineLvl w:val="8"/>
     </w:pPr>
   </w:style>
@@ -21283,109 +20442,59 @@
     <w:name w:val="Title"/>
     <w:basedOn w:val="a"/>
     <w:next w:val="a0"/>
-    <w:link w:val="a5"/>
-    <w:uiPriority w:val="10"/>
     <w:qFormat/>
-    <w:rsid w:val="00A10FD9"/>
     <w:pPr>
-      <w:spacing w:after="80"/>
-      <w:contextualSpacing/>
+      <w:keepNext/>
+      <w:keepLines/>
+      <w:spacing w:before="480" w:after="240"/>
       <w:jc w:val="center"/>
     </w:pPr>
     <w:rPr>
-      <w:sz w:val="56"/>
-      <w:szCs w:val="56"/>
+      <w:b/>
+      <w:bCs/>
+      <w:sz w:val="36"/>
+      <w:szCs w:val="36"/>
     </w:rPr>
   </w:style>
-  <w:style w:type="character" w:customStyle="1" w:styleId="a5">
-    <w:name w:val="Заголовок Знак"/>
-    <w:basedOn w:val="a1"/>
-    <w:link w:val="a4"/>
-    <w:uiPriority w:val="10"/>
-    <w:rsid w:val="00A10FD9"/>
-    <w:rPr>
-      <w:rFonts w:ascii="Times New Roman" w:eastAsia="Times New Roman" w:hAnsi="Times New Roman" w:cs="Times New Roman"/>
-      <w:color w:val="000000"/>
-      <w:sz w:val="56"/>
-      <w:szCs w:val="56"/>
-    </w:rPr>
-  </w:style>
-  <w:style w:type="paragraph" w:styleId="a6">
+  <w:style w:type="paragraph" w:styleId="a5">
     <w:name w:val="Subtitle"/>
     <w:basedOn w:val="a4"/>
     <w:next w:val="a0"/>
-    <w:link w:val="a7"/>
-    <w:uiPriority w:val="11"/>
     <w:qFormat/>
-    <w:rsid w:val="00A10FD9"/>
     <w:pPr>
-      <w:numPr>
-        <w:ilvl w:val="1"/>
-      </w:numPr>
+      <w:spacing w:before="240"/>
     </w:pPr>
     <w:rPr>
-      <w:spacing w:val="15"/>
-      <w:sz w:val="28"/>
-      <w:szCs w:val="28"/>
-    </w:rPr>
-  </w:style>
-  <w:style w:type="character" w:customStyle="1" w:styleId="a7">
-    <w:name w:val="Подзаголовок Знак"/>
-    <w:basedOn w:val="a1"/>
-    <w:link w:val="a6"/>
-    <w:uiPriority w:val="11"/>
-    <w:rsid w:val="00A10FD9"/>
-    <w:rPr>
-      <w:rFonts w:ascii="Times New Roman" w:eastAsia="Times New Roman" w:hAnsi="Times New Roman" w:cs="Times New Roman"/>
-      <w:color w:val="000000"/>
-      <w:spacing w:val="15"/>
-      <w:sz w:val="28"/>
-      <w:szCs w:val="28"/>
+      <w:sz w:val="30"/>
+      <w:szCs w:val="30"/>
     </w:rPr>
   </w:style>
   <w:style w:type="paragraph" w:customStyle="1" w:styleId="Author">
     <w:name w:val="Author"/>
-    <w:basedOn w:val="a4"/>
     <w:next w:val="a0"/>
     <w:qFormat/>
     <w:pPr>
       <w:keepNext/>
       <w:keepLines/>
+      <w:jc w:val="center"/>
     </w:pPr>
     <w:rPr>
-      <w:sz w:val="24"/>
-      <w:szCs w:val="24"/>
+      <w:rFonts w:ascii="Times New Roman" w:eastAsia="Times New Roman" w:hAnsi="Times New Roman" w:cs="Times New Roman"/>
+      <w:color w:val="000000"/>
     </w:rPr>
   </w:style>
-  <w:style w:type="paragraph" w:styleId="a8">
+  <w:style w:type="paragraph" w:styleId="a6">
     <w:name w:val="Date"/>
-    <w:basedOn w:val="a4"/>
     <w:next w:val="a0"/>
     <w:qFormat/>
     <w:pPr>
       <w:keepNext/>
       <w:keepLines/>
-    </w:pPr>
-    <w:rPr>
-      <w:sz w:val="24"/>
-      <w:szCs w:val="24"/>
-    </w:rPr>
-  </w:style>
-  <w:style w:type="paragraph" w:customStyle="1" w:styleId="AbstractTitle">
-    <w:name w:val="Abstract Title"/>
-    <w:basedOn w:val="a"/>
-    <w:next w:val="Abstract"/>
-    <w:qFormat/>
-    <w:pPr>
-      <w:keepNext/>
-      <w:keepLines/>
-      <w:spacing w:before="300" w:after="0"/>
       <w:jc w:val="center"/>
     </w:pPr>
     <w:rPr>
-      <w:b/>
-      <w:sz w:val="20"/>
-      <w:szCs w:val="20"/>
+      <w:rFonts w:ascii="Times New Roman" w:eastAsia="Times New Roman" w:hAnsi="Times New Roman" w:cs="Times New Roman"/>
+      <w:color w:val="000000"/>
     </w:rPr>
   </w:style>
   <w:style w:type="paragraph" w:customStyle="1" w:styleId="Abstract">
@@ -21396,138 +20505,19 @@
     <w:pPr>
       <w:keepNext/>
       <w:keepLines/>
-      <w:spacing w:before="100" w:after="300"/>
+      <w:spacing w:before="300" w:after="300"/>
     </w:pPr>
     <w:rPr>
       <w:sz w:val="20"/>
       <w:szCs w:val="20"/>
     </w:rPr>
   </w:style>
-  <w:style w:type="paragraph" w:styleId="a9">
+  <w:style w:type="paragraph" w:styleId="a7">
     <w:name w:val="Bibliography"/>
     <w:basedOn w:val="a"/>
     <w:qFormat/>
   </w:style>
-  <w:style w:type="character" w:customStyle="1" w:styleId="10">
-    <w:name w:val="Заголовок 1 Знак"/>
-    <w:basedOn w:val="a1"/>
-    <w:link w:val="1"/>
-    <w:uiPriority w:val="9"/>
-    <w:rsid w:val="00A10FD9"/>
-    <w:rPr>
-      <w:rFonts w:ascii="Times New Roman" w:eastAsia="Times New Roman" w:hAnsi="Times New Roman" w:cs="Times New Roman"/>
-      <w:color w:val="000000"/>
-      <w:sz w:val="40"/>
-      <w:szCs w:val="40"/>
-    </w:rPr>
-  </w:style>
-  <w:style w:type="character" w:customStyle="1" w:styleId="20">
-    <w:name w:val="Заголовок 2 Знак"/>
-    <w:basedOn w:val="a1"/>
-    <w:link w:val="2"/>
-    <w:uiPriority w:val="9"/>
-    <w:semiHidden/>
-    <w:rsid w:val="00A10FD9"/>
-    <w:rPr>
-      <w:rFonts w:ascii="Times New Roman" w:eastAsia="Times New Roman" w:hAnsi="Times New Roman" w:cs="Times New Roman"/>
-      <w:color w:val="000000"/>
-      <w:sz w:val="32"/>
-      <w:szCs w:val="32"/>
-    </w:rPr>
-  </w:style>
-  <w:style w:type="character" w:customStyle="1" w:styleId="30">
-    <w:name w:val="Заголовок 3 Знак"/>
-    <w:basedOn w:val="a1"/>
-    <w:link w:val="3"/>
-    <w:uiPriority w:val="9"/>
-    <w:semiHidden/>
-    <w:rsid w:val="00A10FD9"/>
-    <w:rPr>
-      <w:rFonts w:ascii="Times New Roman" w:eastAsia="Times New Roman" w:hAnsi="Times New Roman" w:cs="Times New Roman"/>
-      <w:color w:val="000000"/>
-      <w:sz w:val="28"/>
-      <w:szCs w:val="28"/>
-    </w:rPr>
-  </w:style>
-  <w:style w:type="character" w:customStyle="1" w:styleId="40">
-    <w:name w:val="Заголовок 4 Знак"/>
-    <w:basedOn w:val="a1"/>
-    <w:link w:val="4"/>
-    <w:uiPriority w:val="9"/>
-    <w:semiHidden/>
-    <w:rsid w:val="00A10FD9"/>
-    <w:rPr>
-      <w:rFonts w:ascii="Times New Roman" w:eastAsia="Times New Roman" w:hAnsi="Times New Roman" w:cs="Times New Roman"/>
-      <w:i/>
-      <w:iCs/>
-      <w:color w:val="000000"/>
-    </w:rPr>
-  </w:style>
-  <w:style w:type="character" w:customStyle="1" w:styleId="50">
-    <w:name w:val="Заголовок 5 Знак"/>
-    <w:basedOn w:val="a1"/>
-    <w:link w:val="5"/>
-    <w:uiPriority w:val="9"/>
-    <w:semiHidden/>
-    <w:rsid w:val="00A10FD9"/>
-    <w:rPr>
-      <w:rFonts w:ascii="Times New Roman" w:eastAsia="Times New Roman" w:hAnsi="Times New Roman" w:cs="Times New Roman"/>
-      <w:color w:val="000000"/>
-    </w:rPr>
-  </w:style>
-  <w:style w:type="character" w:customStyle="1" w:styleId="60">
-    <w:name w:val="Заголовок 6 Знак"/>
-    <w:basedOn w:val="a1"/>
-    <w:link w:val="6"/>
-    <w:uiPriority w:val="9"/>
-    <w:semiHidden/>
-    <w:rsid w:val="00A10FD9"/>
-    <w:rPr>
-      <w:rFonts w:ascii="Times New Roman" w:eastAsia="Times New Roman" w:hAnsi="Times New Roman" w:cs="Times New Roman"/>
-      <w:i/>
-      <w:iCs/>
-      <w:color w:val="000000"/>
-    </w:rPr>
-  </w:style>
-  <w:style w:type="character" w:customStyle="1" w:styleId="70">
-    <w:name w:val="Заголовок 7 Знак"/>
-    <w:basedOn w:val="a1"/>
-    <w:link w:val="7"/>
-    <w:uiPriority w:val="9"/>
-    <w:semiHidden/>
-    <w:rsid w:val="00A10FD9"/>
-    <w:rPr>
-      <w:rFonts w:ascii="Times New Roman" w:eastAsia="Times New Roman" w:hAnsi="Times New Roman" w:cs="Times New Roman"/>
-      <w:color w:val="000000"/>
-    </w:rPr>
-  </w:style>
-  <w:style w:type="character" w:customStyle="1" w:styleId="80">
-    <w:name w:val="Заголовок 8 Знак"/>
-    <w:basedOn w:val="a1"/>
-    <w:link w:val="8"/>
-    <w:uiPriority w:val="9"/>
-    <w:semiHidden/>
-    <w:rsid w:val="00A10FD9"/>
-    <w:rPr>
-      <w:rFonts w:ascii="Times New Roman" w:eastAsia="Times New Roman" w:hAnsi="Times New Roman" w:cs="Times New Roman"/>
-      <w:i/>
-      <w:iCs/>
-      <w:color w:val="000000"/>
-    </w:rPr>
-  </w:style>
-  <w:style w:type="character" w:customStyle="1" w:styleId="90">
-    <w:name w:val="Заголовок 9 Знак"/>
-    <w:basedOn w:val="a1"/>
-    <w:link w:val="9"/>
-    <w:uiPriority w:val="9"/>
-    <w:semiHidden/>
-    <w:rsid w:val="00A10FD9"/>
-    <w:rPr>
-      <w:rFonts w:ascii="Times New Roman" w:eastAsia="Times New Roman" w:hAnsi="Times New Roman" w:cs="Times New Roman"/>
-      <w:color w:val="000000"/>
-    </w:rPr>
-  </w:style>
-  <w:style w:type="paragraph" w:styleId="aa">
+  <w:style w:type="paragraph" w:styleId="a8">
     <w:name w:val="Block Text"/>
     <w:basedOn w:val="a0"/>
     <w:next w:val="a0"/>
@@ -21539,24 +20529,12 @@
       <w:ind w:left="480" w:right="480"/>
     </w:pPr>
   </w:style>
-  <w:style w:type="paragraph" w:styleId="ab">
+  <w:style w:type="paragraph" w:styleId="a9">
     <w:name w:val="footnote text"/>
     <w:basedOn w:val="a"/>
     <w:uiPriority w:val="9"/>
     <w:unhideWhenUsed/>
     <w:qFormat/>
-  </w:style>
-  <w:style w:type="paragraph" w:customStyle="1" w:styleId="FootnoteBlockText">
-    <w:name w:val="Footnote Block Text"/>
-    <w:basedOn w:val="ab"/>
-    <w:next w:val="ab"/>
-    <w:uiPriority w:val="9"/>
-    <w:unhideWhenUsed/>
-    <w:qFormat/>
-    <w:pPr>
-      <w:spacing w:before="100" w:after="100"/>
-      <w:ind w:left="480" w:right="480"/>
-    </w:pPr>
   </w:style>
   <w:style w:type="table" w:customStyle="1" w:styleId="Table">
     <w:name w:val="Table"/>
@@ -21568,7 +20546,6 @@
       <w:color w:val="000000"/>
       <w:sz w:val="20"/>
       <w:szCs w:val="20"/>
-      <w:lang w:val="ru-RU" w:eastAsia="ru-RU"/>
     </w:rPr>
     <w:tblPr>
       <w:tblInd w:w="0" w:type="dxa"/>
@@ -21580,7 +20557,12 @@
       </w:tblCellMar>
     </w:tblPr>
     <w:tblStylePr w:type="firstRow">
-      <w:tblPr/>
+      <w:tblPr>
+        <w:jc w:val="left"/>
+      </w:tblPr>
+      <w:trPr>
+        <w:jc w:val="left"/>
+      </w:trPr>
       <w:tcPr>
         <w:tcBorders>
           <w:bottom w:val="single" w:sz="0" w:space="0" w:color="auto"/>
@@ -21606,10 +20588,10 @@
     <w:name w:val="Definition"/>
     <w:basedOn w:val="a"/>
   </w:style>
-  <w:style w:type="paragraph" w:styleId="ac">
+  <w:style w:type="paragraph" w:styleId="aa">
     <w:name w:val="caption"/>
     <w:basedOn w:val="a"/>
-    <w:link w:val="ad"/>
+    <w:link w:val="ab"/>
     <w:pPr>
       <w:spacing w:after="120"/>
     </w:pPr>
@@ -21619,14 +20601,14 @@
   </w:style>
   <w:style w:type="paragraph" w:customStyle="1" w:styleId="TableCaption">
     <w:name w:val="Table Caption"/>
-    <w:basedOn w:val="ac"/>
+    <w:basedOn w:val="aa"/>
     <w:pPr>
       <w:keepNext/>
     </w:pPr>
   </w:style>
   <w:style w:type="paragraph" w:customStyle="1" w:styleId="ImageCaption">
     <w:name w:val="Image Caption"/>
-    <w:basedOn w:val="ac"/>
+    <w:basedOn w:val="aa"/>
   </w:style>
   <w:style w:type="paragraph" w:customStyle="1" w:styleId="Figure">
     <w:name w:val="Figure"/>
@@ -21639,10 +20621,10 @@
       <w:keepNext/>
     </w:pPr>
   </w:style>
-  <w:style w:type="character" w:customStyle="1" w:styleId="ad">
+  <w:style w:type="character" w:customStyle="1" w:styleId="ab">
     <w:name w:val="Название объекта Знак"/>
     <w:basedOn w:val="a1"/>
-    <w:link w:val="ac"/>
+    <w:link w:val="aa"/>
     <w:rPr>
       <w:rFonts w:ascii="Times New Roman" w:eastAsia="Times New Roman" w:hAnsi="Times New Roman" w:cs="Times New Roman"/>
       <w:color w:val="000000"/>
@@ -21650,7 +20632,7 @@
   </w:style>
   <w:style w:type="character" w:customStyle="1" w:styleId="VerbatimChar">
     <w:name w:val="Verbatim Char"/>
-    <w:basedOn w:val="ad"/>
+    <w:basedOn w:val="ab"/>
     <w:link w:val="SourceCode"/>
     <w:rPr>
       <w:rFonts w:ascii="Times New Roman" w:eastAsia="Times New Roman" w:hAnsi="Times New Roman" w:cs="Times New Roman"/>
@@ -21660,31 +20642,31 @@
   </w:style>
   <w:style w:type="character" w:customStyle="1" w:styleId="SectionNumber">
     <w:name w:val="Section Number"/>
-    <w:basedOn w:val="ad"/>
+    <w:basedOn w:val="ab"/>
     <w:rPr>
       <w:rFonts w:ascii="Times New Roman" w:eastAsia="Times New Roman" w:hAnsi="Times New Roman" w:cs="Times New Roman"/>
       <w:color w:val="000000"/>
     </w:rPr>
   </w:style>
-  <w:style w:type="character" w:styleId="ae">
+  <w:style w:type="character" w:styleId="ac">
     <w:name w:val="footnote reference"/>
-    <w:basedOn w:val="ad"/>
+    <w:basedOn w:val="ab"/>
     <w:rPr>
       <w:rFonts w:ascii="Times New Roman" w:eastAsia="Times New Roman" w:hAnsi="Times New Roman" w:cs="Times New Roman"/>
       <w:color w:val="000000"/>
       <w:vertAlign w:val="superscript"/>
     </w:rPr>
   </w:style>
-  <w:style w:type="character" w:styleId="af">
+  <w:style w:type="character" w:styleId="ad">
     <w:name w:val="Hyperlink"/>
-    <w:basedOn w:val="ad"/>
+    <w:basedOn w:val="ab"/>
     <w:uiPriority w:val="99"/>
     <w:rPr>
       <w:rFonts w:ascii="Times New Roman" w:eastAsia="Times New Roman" w:hAnsi="Times New Roman" w:cs="Times New Roman"/>
       <w:color w:val="000000"/>
     </w:rPr>
   </w:style>
-  <w:style w:type="paragraph" w:styleId="af0">
+  <w:style w:type="paragraph" w:styleId="ae">
     <w:name w:val="TOC Heading"/>
     <w:basedOn w:val="1"/>
     <w:next w:val="a0"/>
@@ -21695,6 +20677,10 @@
       <w:spacing w:before="240" w:line="259" w:lineRule="auto"/>
       <w:outlineLvl w:val="9"/>
     </w:pPr>
+    <w:rPr>
+      <w:b w:val="0"/>
+      <w:bCs w:val="0"/>
+    </w:rPr>
   </w:style>
   <w:style w:type="paragraph" w:customStyle="1" w:styleId="SourceCode">
     <w:name w:val="Source Code"/>
@@ -21809,8 +20795,7 @@
     <w:basedOn w:val="VerbatimChar"/>
     <w:rPr>
       <w:rFonts w:ascii="Times New Roman" w:eastAsia="Times New Roman" w:hAnsi="Times New Roman" w:cs="Times New Roman"/>
-      <w:b/>
-      <w:color w:val="008000"/>
+      <w:color w:val="000000"/>
       <w:sz w:val="22"/>
     </w:rPr>
   </w:style>
@@ -21907,7 +20892,7 @@
     <w:basedOn w:val="VerbatimChar"/>
     <w:rPr>
       <w:rFonts w:ascii="Times New Roman" w:eastAsia="Times New Roman" w:hAnsi="Times New Roman" w:cs="Times New Roman"/>
-      <w:color w:val="008000"/>
+      <w:color w:val="000000"/>
       <w:sz w:val="22"/>
     </w:rPr>
   </w:style>
@@ -22021,26 +21006,24 @@
       <w:sz w:val="28"/>
     </w:rPr>
   </w:style>
-  <w:style w:type="paragraph" w:styleId="12">
+  <w:style w:type="paragraph" w:styleId="10">
     <w:name w:val="toc 1"/>
     <w:basedOn w:val="a"/>
     <w:next w:val="a"/>
     <w:autoRedefine/>
     <w:uiPriority w:val="39"/>
-    <w:unhideWhenUsed/>
-    <w:rsid w:val="00ED7C77"/>
+    <w:rsid w:val="00D877B5"/>
     <w:pPr>
       <w:spacing w:after="100"/>
     </w:pPr>
   </w:style>
-  <w:style w:type="paragraph" w:styleId="22">
+  <w:style w:type="paragraph" w:styleId="20">
     <w:name w:val="toc 2"/>
     <w:basedOn w:val="a"/>
     <w:next w:val="a"/>
     <w:autoRedefine/>
     <w:uiPriority w:val="39"/>
-    <w:unhideWhenUsed/>
-    <w:rsid w:val="00ED7C77"/>
+    <w:rsid w:val="00D877B5"/>
     <w:pPr>
       <w:spacing w:after="100"/>
       <w:ind w:left="240"/>
@@ -22060,44 +21043,44 @@
         <a:sysClr val="window" lastClr="FFFFFF"/>
       </a:lt1>
       <a:dk2>
-        <a:srgbClr val="0E2841"/>
+        <a:srgbClr val="1F497D"/>
       </a:dk2>
       <a:lt2>
-        <a:srgbClr val="E8E8E8"/>
+        <a:srgbClr val="EEECE1"/>
       </a:lt2>
       <a:accent1>
-        <a:srgbClr val="156082"/>
+        <a:srgbClr val="4F81BD"/>
       </a:accent1>
       <a:accent2>
-        <a:srgbClr val="E97132"/>
+        <a:srgbClr val="C0504D"/>
       </a:accent2>
       <a:accent3>
-        <a:srgbClr val="196B24"/>
+        <a:srgbClr val="9BBB59"/>
       </a:accent3>
       <a:accent4>
-        <a:srgbClr val="0F9ED5"/>
+        <a:srgbClr val="8064A2"/>
       </a:accent4>
       <a:accent5>
-        <a:srgbClr val="A02B93"/>
+        <a:srgbClr val="4BACC6"/>
       </a:accent5>
       <a:accent6>
-        <a:srgbClr val="4EA72E"/>
+        <a:srgbClr val="F79646"/>
       </a:accent6>
       <a:hlink>
-        <a:srgbClr val="467886"/>
+        <a:srgbClr val="0000FF"/>
       </a:hlink>
       <a:folHlink>
-        <a:srgbClr val="96607D"/>
+        <a:srgbClr val="800080"/>
       </a:folHlink>
     </a:clrScheme>
     <a:fontScheme name="Office">
       <a:majorFont>
-        <a:latin typeface="Aptos Display" panose="02110004020202020204"/>
+        <a:latin typeface="Calibri"/>
         <a:ea typeface=""/>
         <a:cs typeface=""/>
-        <a:font script="Jpan" typeface="游ゴシック Light"/>
+        <a:font script="Jpan" typeface="ＭＳ ゴシック"/>
         <a:font script="Hang" typeface="맑은 고딕"/>
-        <a:font script="Hans" typeface="等线 Light"/>
+        <a:font script="Hans" typeface="宋体"/>
         <a:font script="Hant" typeface="新細明體"/>
         <a:font script="Arab" typeface="Times New Roman"/>
         <a:font script="Hebr" typeface="Times New Roman"/>
@@ -22124,32 +21107,14 @@
         <a:font script="Mong" typeface="Mongolian Baiti"/>
         <a:font script="Viet" typeface="Times New Roman"/>
         <a:font script="Uigh" typeface="Microsoft Uighur"/>
-        <a:font script="Geor" typeface="Sylfaen"/>
-        <a:font script="Armn" typeface="Arial"/>
-        <a:font script="Bugi" typeface="Leelawadee UI"/>
-        <a:font script="Bopo" typeface="Microsoft JhengHei"/>
-        <a:font script="Java" typeface="Javanese Text"/>
-        <a:font script="Lisu" typeface="Segoe UI"/>
-        <a:font script="Mymr" typeface="Myanmar Text"/>
-        <a:font script="Nkoo" typeface="Ebrima"/>
-        <a:font script="Olck" typeface="Nirmala UI"/>
-        <a:font script="Osma" typeface="Ebrima"/>
-        <a:font script="Phag" typeface="Phagspa"/>
-        <a:font script="Syrn" typeface="Estrangelo Edessa"/>
-        <a:font script="Syrj" typeface="Estrangelo Edessa"/>
-        <a:font script="Syre" typeface="Estrangelo Edessa"/>
-        <a:font script="Sora" typeface="Nirmala UI"/>
-        <a:font script="Tale" typeface="Microsoft Tai Le"/>
-        <a:font script="Talu" typeface="Microsoft New Tai Lue"/>
-        <a:font script="Tfng" typeface="Ebrima"/>
       </a:majorFont>
       <a:minorFont>
-        <a:latin typeface="Aptos" panose="02110004020202020204"/>
+        <a:latin typeface="Cambria"/>
         <a:ea typeface=""/>
         <a:cs typeface=""/>
-        <a:font script="Jpan" typeface="游明朝"/>
+        <a:font script="Jpan" typeface="ＭＳ 明朝"/>
         <a:font script="Hang" typeface="맑은 고딕"/>
-        <a:font script="Hans" typeface="等线"/>
+        <a:font script="Hans" typeface="宋体"/>
         <a:font script="Hant" typeface="新細明體"/>
         <a:font script="Arab" typeface="Arial"/>
         <a:font script="Hebr" typeface="Arial"/>
@@ -22176,24 +21141,6 @@
         <a:font script="Mong" typeface="Mongolian Baiti"/>
         <a:font script="Viet" typeface="Arial"/>
         <a:font script="Uigh" typeface="Microsoft Uighur"/>
-        <a:font script="Geor" typeface="Sylfaen"/>
-        <a:font script="Armn" typeface="Arial"/>
-        <a:font script="Bugi" typeface="Leelawadee UI"/>
-        <a:font script="Bopo" typeface="Microsoft JhengHei"/>
-        <a:font script="Java" typeface="Javanese Text"/>
-        <a:font script="Lisu" typeface="Segoe UI"/>
-        <a:font script="Mymr" typeface="Myanmar Text"/>
-        <a:font script="Nkoo" typeface="Ebrima"/>
-        <a:font script="Olck" typeface="Nirmala UI"/>
-        <a:font script="Osma" typeface="Ebrima"/>
-        <a:font script="Phag" typeface="Phagspa"/>
-        <a:font script="Syrn" typeface="Estrangelo Edessa"/>
-        <a:font script="Syrj" typeface="Estrangelo Edessa"/>
-        <a:font script="Syre" typeface="Estrangelo Edessa"/>
-        <a:font script="Sora" typeface="Nirmala UI"/>
-        <a:font script="Tale" typeface="Microsoft Tai Le"/>
-        <a:font script="Talu" typeface="Microsoft New Tai Lue"/>
-        <a:font script="Tfng" typeface="Ebrima"/>
       </a:minorFont>
     </a:fontScheme>
     <a:fmtScheme name="Office">
@@ -22205,141 +21152,200 @@
           <a:gsLst>
             <a:gs pos="0">
               <a:schemeClr val="phClr">
-                <a:lumMod val="110000"/>
-                <a:satMod val="105000"/>
-                <a:tint val="67000"/>
+                <a:tint val="50000"/>
+                <a:satMod val="300000"/>
               </a:schemeClr>
             </a:gs>
-            <a:gs pos="50000">
+            <a:gs pos="35000">
               <a:schemeClr val="phClr">
-                <a:lumMod val="105000"/>
-                <a:satMod val="103000"/>
-                <a:tint val="73000"/>
+                <a:tint val="37000"/>
+                <a:satMod val="300000"/>
               </a:schemeClr>
             </a:gs>
             <a:gs pos="100000">
               <a:schemeClr val="phClr">
-                <a:lumMod val="105000"/>
-                <a:satMod val="109000"/>
-                <a:tint val="81000"/>
+                <a:tint val="15000"/>
+                <a:satMod val="350000"/>
               </a:schemeClr>
             </a:gs>
           </a:gsLst>
-          <a:lin ang="5400000" scaled="0"/>
+          <a:lin ang="16200000" scaled="1"/>
         </a:gradFill>
         <a:gradFill rotWithShape="1">
           <a:gsLst>
             <a:gs pos="0">
               <a:schemeClr val="phClr">
-                <a:satMod val="103000"/>
-                <a:lumMod val="102000"/>
-                <a:tint val="94000"/>
-              </a:schemeClr>
-            </a:gs>
-            <a:gs pos="50000">
-              <a:schemeClr val="phClr">
-                <a:satMod val="110000"/>
-                <a:lumMod val="100000"/>
+                <a:tint val="100000"/>
                 <a:shade val="100000"/>
+                <a:satMod val="130000"/>
               </a:schemeClr>
             </a:gs>
             <a:gs pos="100000">
               <a:schemeClr val="phClr">
-                <a:lumMod val="99000"/>
-                <a:satMod val="120000"/>
-                <a:shade val="78000"/>
+                <a:tint val="50000"/>
+                <a:shade val="100000"/>
+                <a:satMod val="350000"/>
               </a:schemeClr>
             </a:gs>
           </a:gsLst>
-          <a:lin ang="5400000" scaled="0"/>
+          <a:lin ang="16200000" scaled="0"/>
         </a:gradFill>
       </a:fillStyleLst>
       <a:lnStyleLst>
-        <a:ln w="6350" cap="flat" cmpd="sng" algn="ctr">
+        <a:ln w="9525" cap="flat" cmpd="sng" algn="ctr">
+          <a:solidFill>
+            <a:schemeClr val="phClr">
+              <a:shade val="95000"/>
+              <a:satMod val="105000"/>
+            </a:schemeClr>
+          </a:solidFill>
+          <a:prstDash val="solid"/>
+        </a:ln>
+        <a:ln w="25400" cap="flat" cmpd="sng" algn="ctr">
           <a:solidFill>
             <a:schemeClr val="phClr"/>
           </a:solidFill>
           <a:prstDash val="solid"/>
-          <a:miter lim="800000"/>
         </a:ln>
-        <a:ln w="12700" cap="flat" cmpd="sng" algn="ctr">
+        <a:ln w="38100" cap="flat" cmpd="sng" algn="ctr">
           <a:solidFill>
             <a:schemeClr val="phClr"/>
           </a:solidFill>
           <a:prstDash val="solid"/>
-          <a:miter lim="800000"/>
-        </a:ln>
-        <a:ln w="19050" cap="flat" cmpd="sng" algn="ctr">
-          <a:solidFill>
-            <a:schemeClr val="phClr"/>
-          </a:solidFill>
-          <a:prstDash val="solid"/>
-          <a:miter lim="800000"/>
         </a:ln>
       </a:lnStyleLst>
       <a:effectStyleLst>
         <a:effectStyle>
-          <a:effectLst/>
-        </a:effectStyle>
-        <a:effectStyle>
-          <a:effectLst/>
+          <a:effectLst>
+            <a:outerShdw blurRad="40000" dist="20000" dir="5400000" rotWithShape="0">
+              <a:srgbClr val="000000">
+                <a:alpha val="38000"/>
+              </a:srgbClr>
+            </a:outerShdw>
+          </a:effectLst>
         </a:effectStyle>
         <a:effectStyle>
           <a:effectLst>
-            <a:outerShdw blurRad="57150" dist="19050" dir="5400000" algn="ctr" rotWithShape="0">
+            <a:outerShdw blurRad="40000" dist="23000" dir="5400000" rotWithShape="0">
               <a:srgbClr val="000000">
-                <a:alpha val="63000"/>
+                <a:alpha val="35000"/>
               </a:srgbClr>
             </a:outerShdw>
           </a:effectLst>
+        </a:effectStyle>
+        <a:effectStyle>
+          <a:effectLst>
+            <a:outerShdw blurRad="40000" dist="23000" dir="5400000" rotWithShape="0">
+              <a:srgbClr val="000000">
+                <a:alpha val="35000"/>
+              </a:srgbClr>
+            </a:outerShdw>
+          </a:effectLst>
+          <a:scene3d>
+            <a:camera prst="orthographicFront">
+              <a:rot lat="0" lon="0" rev="0"/>
+            </a:camera>
+            <a:lightRig rig="threePt" dir="t">
+              <a:rot lat="0" lon="0" rev="1200000"/>
+            </a:lightRig>
+          </a:scene3d>
+          <a:sp3d>
+            <a:bevelT w="63500" h="25400"/>
+          </a:sp3d>
         </a:effectStyle>
       </a:effectStyleLst>
       <a:bgFillStyleLst>
         <a:solidFill>
           <a:schemeClr val="phClr"/>
         </a:solidFill>
-        <a:solidFill>
-          <a:schemeClr val="phClr">
-            <a:tint val="95000"/>
-            <a:satMod val="170000"/>
-          </a:schemeClr>
-        </a:solidFill>
         <a:gradFill rotWithShape="1">
           <a:gsLst>
             <a:gs pos="0">
               <a:schemeClr val="phClr">
-                <a:tint val="93000"/>
-                <a:satMod val="150000"/>
-                <a:shade val="98000"/>
-                <a:lumMod val="102000"/>
+                <a:tint val="40000"/>
+                <a:satMod val="350000"/>
               </a:schemeClr>
             </a:gs>
-            <a:gs pos="50000">
+            <a:gs pos="40000">
               <a:schemeClr val="phClr">
-                <a:tint val="98000"/>
-                <a:satMod val="130000"/>
-                <a:shade val="90000"/>
-                <a:lumMod val="103000"/>
+                <a:tint val="45000"/>
+                <a:shade val="99000"/>
+                <a:satMod val="350000"/>
               </a:schemeClr>
             </a:gs>
             <a:gs pos="100000">
               <a:schemeClr val="phClr">
-                <a:shade val="63000"/>
-                <a:satMod val="120000"/>
+                <a:shade val="20000"/>
+                <a:satMod val="255000"/>
               </a:schemeClr>
             </a:gs>
           </a:gsLst>
-          <a:lin ang="5400000" scaled="0"/>
+          <a:path path="circle">
+            <a:fillToRect l="50000" t="-80000" r="50000" b="180000"/>
+          </a:path>
+        </a:gradFill>
+        <a:gradFill rotWithShape="1">
+          <a:gsLst>
+            <a:gs pos="0">
+              <a:schemeClr val="phClr">
+                <a:tint val="80000"/>
+                <a:satMod val="300000"/>
+              </a:schemeClr>
+            </a:gs>
+            <a:gs pos="100000">
+              <a:schemeClr val="phClr">
+                <a:shade val="30000"/>
+                <a:satMod val="200000"/>
+              </a:schemeClr>
+            </a:gs>
+          </a:gsLst>
+          <a:path path="circle">
+            <a:fillToRect l="50000" t="50000" r="50000" b="50000"/>
+          </a:path>
         </a:gradFill>
       </a:bgFillStyleLst>
     </a:fmtScheme>
   </a:themeElements>
-  <a:objectDefaults/>
+  <a:objectDefaults>
+    <a:spDef>
+      <a:spPr/>
+      <a:bodyPr/>
+      <a:lstStyle/>
+      <a:style>
+        <a:lnRef idx="1">
+          <a:schemeClr val="accent1"/>
+        </a:lnRef>
+        <a:fillRef idx="3">
+          <a:schemeClr val="accent1"/>
+        </a:fillRef>
+        <a:effectRef idx="2">
+          <a:schemeClr val="accent1"/>
+        </a:effectRef>
+        <a:fontRef idx="minor">
+          <a:schemeClr val="lt1"/>
+        </a:fontRef>
+      </a:style>
+    </a:spDef>
+    <a:lnDef>
+      <a:spPr/>
+      <a:bodyPr/>
+      <a:lstStyle/>
+      <a:style>
+        <a:lnRef idx="2">
+          <a:schemeClr val="accent1"/>
+        </a:lnRef>
+        <a:fillRef idx="0">
+          <a:schemeClr val="accent1"/>
+        </a:fillRef>
+        <a:effectRef idx="1">
+          <a:schemeClr val="accent1"/>
+        </a:effectRef>
+        <a:fontRef idx="minor">
+          <a:schemeClr val="tx1"/>
+        </a:fontRef>
+      </a:style>
+    </a:lnDef>
+  </a:objectDefaults>
   <a:extraClrSchemeLst/>
-  <a:extLst>
-    <a:ext uri="{05A4C25C-085E-4340-85A3-A5531E510DB2}">
-      <thm15:themeFamily xmlns:thm15="http://schemas.microsoft.com/office/thememl/2012/main" name="Office Theme" id="{2E142A2C-CD16-42D6-873A-C26D2A0506FA}" vid="{1BDDFF52-6CD6-40A5-AB3C-68EB2F1E4D0A}"/>
-    </a:ext>
-  </a:extLst>
 </a:theme>
 </file>
--- a/ЛР6_ЦП_Канвас_сценарии_релизы/ОТЧЕТ_ЛР6_NotaCode.docx
+++ b/ЛР6_ЦП_Канвас_сценарии_релизы/ОТЧЕТ_ЛР6_NotaCode.docx
@@ -239,7 +239,7 @@
       <w:r>
         <w:fldChar w:fldCharType="separate"/>
       </w:r>
-      <w:hyperlink w:anchor="_Toc241930250" w:history="1">
+      <w:hyperlink w:anchor="_Toc241930992" w:history="1">
         <w:r>
           <w:rPr>
             <w:rStyle w:val="ad"/>
@@ -266,7 +266,7 @@
             <w:noProof/>
             <w:webHidden/>
           </w:rPr>
-          <w:instrText xml:space="preserve"> PAGEREF _Toc241930250 \h </w:instrText>
+          <w:instrText xml:space="preserve"> PAGEREF _Toc241930992 \h </w:instrText>
         </w:r>
         <w:r>
           <w:rPr>
@@ -307,7 +307,7 @@
           <w:noProof/>
         </w:rPr>
       </w:pPr>
-      <w:hyperlink w:anchor="_Toc241930251" w:history="1">
+      <w:hyperlink w:anchor="_Toc241930993" w:history="1">
         <w:r>
           <w:rPr>
             <w:rStyle w:val="ad"/>
@@ -334,7 +334,7 @@
             <w:noProof/>
             <w:webHidden/>
           </w:rPr>
-          <w:instrText xml:space="preserve"> PAGEREF _Toc241930251 \h </w:instrText>
+          <w:instrText xml:space="preserve"> PAGEREF _Toc241930993 \h </w:instrText>
         </w:r>
         <w:r>
           <w:rPr>
@@ -375,7 +375,7 @@
           <w:noProof/>
         </w:rPr>
       </w:pPr>
-      <w:hyperlink w:anchor="_Toc241930252" w:history="1">
+      <w:hyperlink w:anchor="_Toc241930994" w:history="1">
         <w:r>
           <w:rPr>
             <w:rStyle w:val="ad"/>
@@ -402,7 +402,7 @@
             <w:noProof/>
             <w:webHidden/>
           </w:rPr>
-          <w:instrText xml:space="preserve"> PAGEREF _Toc241930252 \h </w:instrText>
+          <w:instrText xml:space="preserve"> PAGEREF _Toc241930994 \h </w:instrText>
         </w:r>
         <w:r>
           <w:rPr>
@@ -443,7 +443,7 @@
           <w:noProof/>
         </w:rPr>
       </w:pPr>
-      <w:hyperlink w:anchor="_Toc241930253" w:history="1">
+      <w:hyperlink w:anchor="_Toc241930995" w:history="1">
         <w:r>
           <w:rPr>
             <w:rStyle w:val="ad"/>
@@ -470,7 +470,7 @@
             <w:noProof/>
             <w:webHidden/>
           </w:rPr>
-          <w:instrText xml:space="preserve"> PAGEREF _Toc241930253 \h </w:instrText>
+          <w:instrText xml:space="preserve"> PAGEREF _Toc241930995 \h </w:instrText>
         </w:r>
         <w:r>
           <w:rPr>
@@ -511,7 +511,7 @@
           <w:noProof/>
         </w:rPr>
       </w:pPr>
-      <w:hyperlink w:anchor="_Toc241930254" w:history="1">
+      <w:hyperlink w:anchor="_Toc241930996" w:history="1">
         <w:r>
           <w:rPr>
             <w:rStyle w:val="ad"/>
@@ -538,7 +538,7 @@
             <w:noProof/>
             <w:webHidden/>
           </w:rPr>
-          <w:instrText xml:space="preserve"> PAGEREF _Toc241930254 \h </w:instrText>
+          <w:instrText xml:space="preserve"> PAGEREF _Toc241930996 \h </w:instrText>
         </w:r>
         <w:r>
           <w:rPr>
@@ -579,7 +579,7 @@
           <w:noProof/>
         </w:rPr>
       </w:pPr>
-      <w:hyperlink w:anchor="_Toc241930255" w:history="1">
+      <w:hyperlink w:anchor="_Toc241930997" w:history="1">
         <w:r>
           <w:rPr>
             <w:rStyle w:val="ad"/>
@@ -606,7 +606,7 @@
             <w:noProof/>
             <w:webHidden/>
           </w:rPr>
-          <w:instrText xml:space="preserve"> PAGEREF _Toc241930255 \h </w:instrText>
+          <w:instrText xml:space="preserve"> PAGEREF _Toc241930997 \h </w:instrText>
         </w:r>
         <w:r>
           <w:rPr>
@@ -647,7 +647,7 @@
           <w:noProof/>
         </w:rPr>
       </w:pPr>
-      <w:hyperlink w:anchor="_Toc241930256" w:history="1">
+      <w:hyperlink w:anchor="_Toc241930998" w:history="1">
         <w:r>
           <w:rPr>
             <w:rStyle w:val="ad"/>
@@ -674,7 +674,7 @@
             <w:noProof/>
             <w:webHidden/>
           </w:rPr>
-          <w:instrText xml:space="preserve"> PAGEREF _Toc241930256 \h </w:instrText>
+          <w:instrText xml:space="preserve"> PAGEREF _Toc241930998 \h </w:instrText>
         </w:r>
         <w:r>
           <w:rPr>
@@ -715,7 +715,7 @@
           <w:noProof/>
         </w:rPr>
       </w:pPr>
-      <w:hyperlink w:anchor="_Toc241930257" w:history="1">
+      <w:hyperlink w:anchor="_Toc241930999" w:history="1">
         <w:r>
           <w:rPr>
             <w:rStyle w:val="ad"/>
@@ -742,7 +742,7 @@
             <w:noProof/>
             <w:webHidden/>
           </w:rPr>
-          <w:instrText xml:space="preserve"> PAGEREF _Toc241930257 \h </w:instrText>
+          <w:instrText xml:space="preserve"> PAGEREF _Toc241930999 \h </w:instrText>
         </w:r>
         <w:r>
           <w:rPr>
@@ -783,7 +783,7 @@
           <w:noProof/>
         </w:rPr>
       </w:pPr>
-      <w:hyperlink w:anchor="_Toc241930258" w:history="1">
+      <w:hyperlink w:anchor="_Toc241931000" w:history="1">
         <w:r>
           <w:rPr>
             <w:rStyle w:val="ad"/>
@@ -810,7 +810,7 @@
             <w:noProof/>
             <w:webHidden/>
           </w:rPr>
-          <w:instrText xml:space="preserve"> PAGEREF _Toc241930258 \h </w:instrText>
+          <w:instrText xml:space="preserve"> PAGEREF _Toc241931000 \h </w:instrText>
         </w:r>
         <w:r>
           <w:rPr>
@@ -851,7 +851,7 @@
           <w:noProof/>
         </w:rPr>
       </w:pPr>
-      <w:hyperlink w:anchor="_Toc241930259" w:history="1">
+      <w:hyperlink w:anchor="_Toc241931001" w:history="1">
         <w:r>
           <w:rPr>
             <w:rStyle w:val="ad"/>
@@ -878,7 +878,7 @@
             <w:noProof/>
             <w:webHidden/>
           </w:rPr>
-          <w:instrText xml:space="preserve"> PAGEREF _Toc241930259 \h </w:instrText>
+          <w:instrText xml:space="preserve"> PAGEREF _Toc241931001 \h </w:instrText>
         </w:r>
         <w:r>
           <w:rPr>
@@ -919,7 +919,7 @@
           <w:noProof/>
         </w:rPr>
       </w:pPr>
-      <w:hyperlink w:anchor="_Toc241930260" w:history="1">
+      <w:hyperlink w:anchor="_Toc241931002" w:history="1">
         <w:r>
           <w:rPr>
             <w:rStyle w:val="ad"/>
@@ -946,7 +946,7 @@
             <w:noProof/>
             <w:webHidden/>
           </w:rPr>
-          <w:instrText xml:space="preserve"> PAGEREF _Toc241930260 \h </w:instrText>
+          <w:instrText xml:space="preserve"> PAGEREF _Toc241931002 \h </w:instrText>
         </w:r>
         <w:r>
           <w:rPr>
@@ -987,7 +987,7 @@
           <w:noProof/>
         </w:rPr>
       </w:pPr>
-      <w:hyperlink w:anchor="_Toc241930261" w:history="1">
+      <w:hyperlink w:anchor="_Toc241931003" w:history="1">
         <w:r>
           <w:rPr>
             <w:rStyle w:val="ad"/>
@@ -1014,7 +1014,7 @@
             <w:noProof/>
             <w:webHidden/>
           </w:rPr>
-          <w:instrText xml:space="preserve"> PAGEREF _Toc241930261 \h </w:instrText>
+          <w:instrText xml:space="preserve"> PAGEREF _Toc241931003 \h </w:instrText>
         </w:r>
         <w:r>
           <w:rPr>
@@ -1055,7 +1055,7 @@
           <w:noProof/>
         </w:rPr>
       </w:pPr>
-      <w:hyperlink w:anchor="_Toc241930262" w:history="1">
+      <w:hyperlink w:anchor="_Toc241931004" w:history="1">
         <w:r>
           <w:rPr>
             <w:rStyle w:val="ad"/>
@@ -1082,7 +1082,7 @@
             <w:noProof/>
             <w:webHidden/>
           </w:rPr>
-          <w:instrText xml:space="preserve"> PAGEREF _Toc241930262 \h </w:instrText>
+          <w:instrText xml:space="preserve"> PAGEREF _Toc241931004 \h </w:instrText>
         </w:r>
         <w:r>
           <w:rPr>
@@ -1123,7 +1123,7 @@
           <w:noProof/>
         </w:rPr>
       </w:pPr>
-      <w:hyperlink w:anchor="_Toc241930263" w:history="1">
+      <w:hyperlink w:anchor="_Toc241931005" w:history="1">
         <w:r>
           <w:rPr>
             <w:rStyle w:val="ad"/>
@@ -1150,7 +1150,7 @@
             <w:noProof/>
             <w:webHidden/>
           </w:rPr>
-          <w:instrText xml:space="preserve"> PAGEREF _Toc241930263 \h </w:instrText>
+          <w:instrText xml:space="preserve"> PAGEREF _Toc241931005 \h </w:instrText>
         </w:r>
         <w:r>
           <w:rPr>
@@ -1191,7 +1191,7 @@
           <w:noProof/>
         </w:rPr>
       </w:pPr>
-      <w:hyperlink w:anchor="_Toc241930264" w:history="1">
+      <w:hyperlink w:anchor="_Toc241931006" w:history="1">
         <w:r>
           <w:rPr>
             <w:rStyle w:val="ad"/>
@@ -1218,7 +1218,7 @@
             <w:noProof/>
             <w:webHidden/>
           </w:rPr>
-          <w:instrText xml:space="preserve"> PAGEREF _Toc241930264 \h </w:instrText>
+          <w:instrText xml:space="preserve"> PAGEREF _Toc241931006 \h </w:instrText>
         </w:r>
         <w:r>
           <w:rPr>
@@ -1264,7 +1264,7 @@
         <w:spacing w:before="0" w:after="360" w:line="360" w:lineRule="exact"/>
         <w:ind w:firstLine="709"/>
       </w:pPr>
-      <w:bookmarkStart w:id="1" w:name="_Toc241930250"/>
+      <w:bookmarkStart w:id="1" w:name="_Toc241930992"/>
       <w:r>
         <w:rPr>
           <w:sz w:val="28"/>
@@ -1281,7 +1281,7 @@
         <w:ind w:firstLine="709"/>
       </w:pPr>
       <w:bookmarkStart w:id="2" w:name="порядок-работы-и-рабочие-книги"/>
-      <w:bookmarkStart w:id="3" w:name="_Toc241930251"/>
+      <w:bookmarkStart w:id="3" w:name="_Toc241930993"/>
       <w:r>
         <w:t>2.1 Порядок работы и рабочие книги</w:t>
       </w:r>
@@ -1300,7 +1300,7 @@
           <w:sz w:val="28"/>
         </w:rPr>
         <w:drawing>
-          <wp:inline distT="0" distB="0" distL="0" distR="0" wp14:anchorId="1CF090C6" wp14:editId="53EEB3D3">
+          <wp:inline distT="0" distB="0" distL="0" distR="0" wp14:anchorId="516C07F3" wp14:editId="3879CA8C">
             <wp:extent cx="5334000" cy="1260763"/>
             <wp:effectExtent l="0" t="0" r="0" b="0"/>
             <wp:docPr id="1" name="Picture"/>
@@ -1936,7 +1936,7 @@
         <w:ind w:firstLine="709"/>
       </w:pPr>
       <w:bookmarkStart w:id="4" w:name="Xea2e0351488d2dccc444fc8980e855e53dc7366"/>
-      <w:bookmarkStart w:id="5" w:name="_Toc241930252"/>
+      <w:bookmarkStart w:id="5" w:name="_Toc241930994"/>
       <w:bookmarkEnd w:id="2"/>
       <w:r>
         <w:t>2.2 Методика 6.1. Ценностное предложение и цифровой товар</w:t>
@@ -3725,7 +3725,7 @@
         <w:ind w:firstLine="709"/>
       </w:pPr>
       <w:bookmarkStart w:id="8" w:name="методика-6.2.-бизнес-модель-по-канвас"/>
-      <w:bookmarkStart w:id="9" w:name="_Toc241930253"/>
+      <w:bookmarkStart w:id="9" w:name="_Toc241930995"/>
       <w:bookmarkEnd w:id="4"/>
       <w:bookmarkEnd w:id="7"/>
       <w:r>
@@ -3760,10 +3760,10 @@
           <w:sz w:val="28"/>
         </w:rPr>
         <w:drawing>
-          <wp:inline distT="0" distB="0" distL="0" distR="0" wp14:anchorId="077592D4" wp14:editId="448E7514">
+          <wp:inline distT="0" distB="0" distL="0" distR="0" wp14:anchorId="335C2B76" wp14:editId="71FC1618">
             <wp:extent cx="5334000" cy="3111499"/>
             <wp:effectExtent l="0" t="0" r="0" b="0"/>
-            <wp:docPr id="1645773221" name="Picture"/>
+            <wp:docPr id="1723059969" name="Picture"/>
             <wp:cNvGraphicFramePr/>
             <a:graphic xmlns:a="http://schemas.openxmlformats.org/drawingml/2006/main">
               <a:graphicData uri="http://schemas.openxmlformats.org/drawingml/2006/picture">
@@ -4904,7 +4904,7 @@
         <w:ind w:firstLine="709"/>
       </w:pPr>
       <w:bookmarkStart w:id="10" w:name="Xb059a1de5fe4466041bf29ddbf407c46ea6b1ff"/>
-      <w:bookmarkStart w:id="11" w:name="_Toc241930254"/>
+      <w:bookmarkStart w:id="11" w:name="_Toc241930996"/>
       <w:bookmarkEnd w:id="8"/>
       <w:r>
         <w:t>2.4 Методика 6.3. Бизнес-логика и пользовательские сценарии</w:t>
@@ -8778,7 +8778,7 @@
         <w:ind w:firstLine="709"/>
       </w:pPr>
       <w:bookmarkStart w:id="14" w:name="методика-6.4.-страницы-и-экраны"/>
-      <w:bookmarkStart w:id="15" w:name="_Toc241930255"/>
+      <w:bookmarkStart w:id="15" w:name="_Toc241930997"/>
       <w:bookmarkEnd w:id="10"/>
       <w:bookmarkEnd w:id="13"/>
       <w:r>
@@ -8814,10 +8814,10 @@
         </w:rPr>
         <w:lastRenderedPageBreak/>
         <w:drawing>
-          <wp:inline distT="0" distB="0" distL="0" distR="0" wp14:anchorId="282E6499" wp14:editId="16D5FD61">
+          <wp:inline distT="0" distB="0" distL="0" distR="0" wp14:anchorId="6EE89AD1" wp14:editId="6C8826C1">
             <wp:extent cx="5334000" cy="2844799"/>
             <wp:effectExtent l="0" t="0" r="0" b="0"/>
-            <wp:docPr id="637905257" name="Picture"/>
+            <wp:docPr id="151094654" name="Picture"/>
             <wp:cNvGraphicFramePr/>
             <a:graphic xmlns:a="http://schemas.openxmlformats.org/drawingml/2006/main">
               <a:graphicData uri="http://schemas.openxmlformats.org/drawingml/2006/picture">
@@ -10997,7 +10997,7 @@
         <w:ind w:firstLine="709"/>
       </w:pPr>
       <w:bookmarkStart w:id="16" w:name="методика-6.5.-деление-на-релизы"/>
-      <w:bookmarkStart w:id="17" w:name="_Toc241930256"/>
+      <w:bookmarkStart w:id="17" w:name="_Toc241930998"/>
       <w:bookmarkEnd w:id="14"/>
       <w:r>
         <w:t>2.6 Методика 6.5. Деление на релизы</w:t>
@@ -11031,10 +11031,10 @@
           <w:sz w:val="28"/>
         </w:rPr>
         <w:drawing>
-          <wp:inline distT="0" distB="0" distL="0" distR="0" wp14:anchorId="2A6623C4" wp14:editId="2B76F284">
+          <wp:inline distT="0" distB="0" distL="0" distR="0" wp14:anchorId="3E43AA6E" wp14:editId="44EE2297">
             <wp:extent cx="5334000" cy="4148666"/>
             <wp:effectExtent l="0" t="0" r="0" b="0"/>
-            <wp:docPr id="516331145" name="Picture"/>
+            <wp:docPr id="1762461326" name="Picture"/>
             <wp:cNvGraphicFramePr/>
             <a:graphic xmlns:a="http://schemas.openxmlformats.org/drawingml/2006/main">
               <a:graphicData uri="http://schemas.openxmlformats.org/drawingml/2006/picture">
@@ -13736,7 +13736,7 @@
         <w:ind w:firstLine="709"/>
       </w:pPr>
       <w:bookmarkStart w:id="18" w:name="X309f04629790da69637b174012fdebcdf0ce9e1"/>
-      <w:bookmarkStart w:id="19" w:name="_Toc241930257"/>
+      <w:bookmarkStart w:id="19" w:name="_Toc241930999"/>
       <w:bookmarkEnd w:id="16"/>
       <w:r>
         <w:lastRenderedPageBreak/>
@@ -14966,7 +14966,7 @@
         <w:ind w:firstLine="709"/>
       </w:pPr>
       <w:bookmarkStart w:id="20" w:name="расхождения-методик-и-шаблонов"/>
-      <w:bookmarkStart w:id="21" w:name="_Toc241930258"/>
+      <w:bookmarkStart w:id="21" w:name="_Toc241931000"/>
       <w:bookmarkEnd w:id="18"/>
       <w:r>
         <w:t>2.8 Расхождения методик и шаблонов</w:t>
@@ -15401,7 +15401,7 @@
         <w:ind w:firstLine="709"/>
       </w:pPr>
       <w:bookmarkStart w:id="22" w:name="проверка-по-критериям-методик"/>
-      <w:bookmarkStart w:id="23" w:name="_Toc241930259"/>
+      <w:bookmarkStart w:id="23" w:name="_Toc241931001"/>
       <w:bookmarkEnd w:id="0"/>
       <w:bookmarkEnd w:id="20"/>
       <w:r>
@@ -16193,7 +16193,7 @@
         <w:jc w:val="center"/>
       </w:pPr>
       <w:bookmarkStart w:id="24" w:name="выводы"/>
-      <w:bookmarkStart w:id="25" w:name="_Toc241930260"/>
+      <w:bookmarkStart w:id="25" w:name="_Toc241931002"/>
       <w:bookmarkEnd w:id="22"/>
       <w:r>
         <w:rPr>
@@ -16487,7 +16487,7 @@
         <w:jc w:val="center"/>
       </w:pPr>
       <w:bookmarkStart w:id="26" w:name="список-использованных-источников"/>
-      <w:bookmarkStart w:id="27" w:name="_Toc241930261"/>
+      <w:bookmarkStart w:id="27" w:name="_Toc241931003"/>
       <w:bookmarkEnd w:id="24"/>
       <w:r>
         <w:rPr>
@@ -16737,7 +16737,7 @@
         <w:jc w:val="center"/>
       </w:pPr>
       <w:bookmarkStart w:id="28" w:name="X0d652d9c320698e7c8068993b30a2dd7ee59c14"/>
-      <w:bookmarkStart w:id="29" w:name="_Toc241930262"/>
+      <w:bookmarkStart w:id="29" w:name="_Toc241931004"/>
       <w:bookmarkEnd w:id="26"/>
       <w:r>
         <w:rPr>
@@ -17256,7 +17256,7 @@
         <w:jc w:val="center"/>
       </w:pPr>
       <w:bookmarkStart w:id="30" w:name="Xe57dfa954bc99fa1a56051ea98d15e9969e72a7"/>
-      <w:bookmarkStart w:id="31" w:name="_Toc241930263"/>
+      <w:bookmarkStart w:id="31" w:name="_Toc241931005"/>
       <w:bookmarkEnd w:id="28"/>
       <w:r>
         <w:rPr>
@@ -18138,7 +18138,7 @@
         <w:jc w:val="center"/>
       </w:pPr>
       <w:bookmarkStart w:id="32" w:name="X5524ab9f965042c4d6511d6315044a9f4f6816c"/>
-      <w:bookmarkStart w:id="33" w:name="_Toc241930264"/>
+      <w:bookmarkStart w:id="33" w:name="_Toc241931006"/>
       <w:bookmarkEnd w:id="30"/>
       <w:r>
         <w:rPr>
@@ -19743,7 +19743,7 @@
   <w:abstractNum w:abstractNumId="0" w15:restartNumberingAfterBreak="0">
     <w:nsid w:val="EA454B4C"/>
     <w:multiLevelType w:val="multilevel"/>
-    <w:tmpl w:val="17C89DE8"/>
+    <w:tmpl w:val="0D46905A"/>
     <w:lvl w:ilvl="0">
       <w:start w:val="1"/>
       <w:numFmt w:val="decimal"/>
@@ -19829,7 +19829,7 @@
   <w:abstractNum w:abstractNumId="1" w15:restartNumberingAfterBreak="0">
     <w:nsid w:val="2C1AE401"/>
     <w:multiLevelType w:val="multilevel"/>
-    <w:tmpl w:val="DEF60B4A"/>
+    <w:tmpl w:val="BCFA3534"/>
     <w:lvl w:ilvl="0">
       <w:numFmt w:val="bullet"/>
       <w:lvlText w:val=" "/>
@@ -19903,10 +19903,10 @@
       </w:pPr>
     </w:lvl>
   </w:abstractNum>
-  <w:num w:numId="1" w16cid:durableId="892815162">
+  <w:num w:numId="1" w16cid:durableId="1439637956">
     <w:abstractNumId w:val="1"/>
   </w:num>
-  <w:num w:numId="2" w16cid:durableId="1991277989">
+  <w:num w:numId="2" w16cid:durableId="622886690">
     <w:abstractNumId w:val="0"/>
     <w:lvlOverride w:ilvl="0">
       <w:startOverride w:val="1"/>
@@ -19936,7 +19936,7 @@
       <w:startOverride w:val="1"/>
     </w:lvlOverride>
   </w:num>
-  <w:num w:numId="3" w16cid:durableId="2035232423">
+  <w:num w:numId="3" w16cid:durableId="509872309">
     <w:abstractNumId w:val="0"/>
     <w:lvlOverride w:ilvl="0">
       <w:startOverride w:val="1"/>
@@ -21012,7 +21012,7 @@
     <w:next w:val="a"/>
     <w:autoRedefine/>
     <w:uiPriority w:val="39"/>
-    <w:rsid w:val="00D877B5"/>
+    <w:rsid w:val="00F30AF2"/>
     <w:pPr>
       <w:spacing w:after="100"/>
     </w:pPr>
@@ -21023,7 +21023,7 @@
     <w:next w:val="a"/>
     <w:autoRedefine/>
     <w:uiPriority w:val="39"/>
-    <w:rsid w:val="00D877B5"/>
+    <w:rsid w:val="00F30AF2"/>
     <w:pPr>
       <w:spacing w:after="100"/>
       <w:ind w:left="240"/>
